--- a/templates/Developer-Jargon.docx
+++ b/templates/Developer-Jargon.docx
@@ -1157,6 +1157,2598 @@
           </w:p>
         </w:tc>
       </w:tr>
+      <w:tr>
+        <w:trPr>
+          <w:cantSplit/>
+          <w:trHeight w:val="420" w:hRule="atLeast"/>
+        </w:trPr>
+        <w:tc>
+          <w:tcPr>
+            <w:tcW w:type="dxa" w:w="2600"/>
+            <w:tcMar>
+              <w:top w:type="dxa" w:w="110"/>
+              <w:left w:type="dxa" w:w="140"/>
+              <w:bottom w:type="dxa" w:w="110"/>
+              <w:right w:type="dxa" w:w="140"/>
+            </w:tcMar>
+          </w:tcPr>
+          <w:p>
+            <w:pPr>
+              <w:spacing w:after="0" w:before="0" w:line="276"/>
+            </w:pPr>
+          </w:p>
+        </w:tc>
+        <w:tc>
+          <w:tcPr>
+            <w:tcW w:type="dxa" w:w="5680"/>
+            <w:tcMar>
+              <w:top w:type="dxa" w:w="110"/>
+              <w:left w:type="dxa" w:w="140"/>
+              <w:bottom w:type="dxa" w:w="110"/>
+              <w:right w:type="dxa" w:w="140"/>
+            </w:tcMar>
+          </w:tcPr>
+          <w:p>
+            <w:pPr>
+              <w:spacing w:after="0" w:before="0" w:line="276"/>
+            </w:pPr>
+          </w:p>
+        </w:tc>
+        <w:tc>
+          <w:tcPr>
+            <w:tcW w:type="dxa" w:w="1800"/>
+            <w:tcMar>
+              <w:top w:type="dxa" w:w="110"/>
+              <w:left w:type="dxa" w:w="140"/>
+              <w:bottom w:type="dxa" w:w="110"/>
+              <w:right w:type="dxa" w:w="140"/>
+            </w:tcMar>
+          </w:tcPr>
+          <w:p>
+            <w:pPr>
+              <w:spacing w:after="0" w:before="0" w:line="276"/>
+            </w:pPr>
+          </w:p>
+        </w:tc>
+      </w:tr>
+      <w:tr>
+        <w:trPr>
+          <w:cantSplit/>
+          <w:trHeight w:val="420" w:hRule="atLeast"/>
+        </w:trPr>
+        <w:tc>
+          <w:tcPr>
+            <w:tcW w:type="dxa" w:w="2600"/>
+            <w:tcMar>
+              <w:top w:type="dxa" w:w="110"/>
+              <w:left w:type="dxa" w:w="140"/>
+              <w:bottom w:type="dxa" w:w="110"/>
+              <w:right w:type="dxa" w:w="140"/>
+            </w:tcMar>
+          </w:tcPr>
+          <w:p>
+            <w:pPr>
+              <w:spacing w:after="0" w:before="0" w:line="276"/>
+            </w:pPr>
+          </w:p>
+        </w:tc>
+        <w:tc>
+          <w:tcPr>
+            <w:tcW w:type="dxa" w:w="5680"/>
+            <w:tcMar>
+              <w:top w:type="dxa" w:w="110"/>
+              <w:left w:type="dxa" w:w="140"/>
+              <w:bottom w:type="dxa" w:w="110"/>
+              <w:right w:type="dxa" w:w="140"/>
+            </w:tcMar>
+          </w:tcPr>
+          <w:p>
+            <w:pPr>
+              <w:spacing w:after="0" w:before="0" w:line="276"/>
+            </w:pPr>
+          </w:p>
+        </w:tc>
+        <w:tc>
+          <w:tcPr>
+            <w:tcW w:type="dxa" w:w="1800"/>
+            <w:tcMar>
+              <w:top w:type="dxa" w:w="110"/>
+              <w:left w:type="dxa" w:w="140"/>
+              <w:bottom w:type="dxa" w:w="110"/>
+              <w:right w:type="dxa" w:w="140"/>
+            </w:tcMar>
+          </w:tcPr>
+          <w:p>
+            <w:pPr>
+              <w:spacing w:after="0" w:before="0" w:line="276"/>
+            </w:pPr>
+          </w:p>
+        </w:tc>
+      </w:tr>
+      <w:tr>
+        <w:trPr>
+          <w:cantSplit/>
+          <w:trHeight w:val="420" w:hRule="atLeast"/>
+        </w:trPr>
+        <w:tc>
+          <w:tcPr>
+            <w:tcW w:type="dxa" w:w="2600"/>
+            <w:tcMar>
+              <w:top w:type="dxa" w:w="110"/>
+              <w:left w:type="dxa" w:w="140"/>
+              <w:bottom w:type="dxa" w:w="110"/>
+              <w:right w:type="dxa" w:w="140"/>
+            </w:tcMar>
+          </w:tcPr>
+          <w:p>
+            <w:pPr>
+              <w:spacing w:after="0" w:before="0" w:line="276"/>
+            </w:pPr>
+          </w:p>
+        </w:tc>
+        <w:tc>
+          <w:tcPr>
+            <w:tcW w:type="dxa" w:w="5680"/>
+            <w:tcMar>
+              <w:top w:type="dxa" w:w="110"/>
+              <w:left w:type="dxa" w:w="140"/>
+              <w:bottom w:type="dxa" w:w="110"/>
+              <w:right w:type="dxa" w:w="140"/>
+            </w:tcMar>
+          </w:tcPr>
+          <w:p>
+            <w:pPr>
+              <w:spacing w:after="0" w:before="0" w:line="276"/>
+            </w:pPr>
+          </w:p>
+        </w:tc>
+        <w:tc>
+          <w:tcPr>
+            <w:tcW w:type="dxa" w:w="1800"/>
+            <w:tcMar>
+              <w:top w:type="dxa" w:w="110"/>
+              <w:left w:type="dxa" w:w="140"/>
+              <w:bottom w:type="dxa" w:w="110"/>
+              <w:right w:type="dxa" w:w="140"/>
+            </w:tcMar>
+          </w:tcPr>
+          <w:p>
+            <w:pPr>
+              <w:spacing w:after="0" w:before="0" w:line="276"/>
+            </w:pPr>
+          </w:p>
+        </w:tc>
+      </w:tr>
+      <w:tr>
+        <w:trPr>
+          <w:cantSplit/>
+          <w:trHeight w:val="420" w:hRule="atLeast"/>
+        </w:trPr>
+        <w:tc>
+          <w:tcPr>
+            <w:tcW w:type="dxa" w:w="2600"/>
+            <w:tcMar>
+              <w:top w:type="dxa" w:w="110"/>
+              <w:left w:type="dxa" w:w="140"/>
+              <w:bottom w:type="dxa" w:w="110"/>
+              <w:right w:type="dxa" w:w="140"/>
+            </w:tcMar>
+          </w:tcPr>
+          <w:p>
+            <w:pPr>
+              <w:spacing w:after="0" w:before="0" w:line="276"/>
+            </w:pPr>
+          </w:p>
+        </w:tc>
+        <w:tc>
+          <w:tcPr>
+            <w:tcW w:type="dxa" w:w="5680"/>
+            <w:tcMar>
+              <w:top w:type="dxa" w:w="110"/>
+              <w:left w:type="dxa" w:w="140"/>
+              <w:bottom w:type="dxa" w:w="110"/>
+              <w:right w:type="dxa" w:w="140"/>
+            </w:tcMar>
+          </w:tcPr>
+          <w:p>
+            <w:pPr>
+              <w:spacing w:after="0" w:before="0" w:line="276"/>
+            </w:pPr>
+          </w:p>
+        </w:tc>
+        <w:tc>
+          <w:tcPr>
+            <w:tcW w:type="dxa" w:w="1800"/>
+            <w:tcMar>
+              <w:top w:type="dxa" w:w="110"/>
+              <w:left w:type="dxa" w:w="140"/>
+              <w:bottom w:type="dxa" w:w="110"/>
+              <w:right w:type="dxa" w:w="140"/>
+            </w:tcMar>
+          </w:tcPr>
+          <w:p>
+            <w:pPr>
+              <w:spacing w:after="0" w:before="0" w:line="276"/>
+            </w:pPr>
+          </w:p>
+        </w:tc>
+      </w:tr>
+      <w:tr>
+        <w:trPr>
+          <w:cantSplit/>
+          <w:trHeight w:val="420" w:hRule="atLeast"/>
+        </w:trPr>
+        <w:tc>
+          <w:tcPr>
+            <w:tcW w:type="dxa" w:w="2600"/>
+            <w:tcMar>
+              <w:top w:type="dxa" w:w="110"/>
+              <w:left w:type="dxa" w:w="140"/>
+              <w:bottom w:type="dxa" w:w="110"/>
+              <w:right w:type="dxa" w:w="140"/>
+            </w:tcMar>
+          </w:tcPr>
+          <w:p>
+            <w:pPr>
+              <w:spacing w:after="0" w:before="0" w:line="276"/>
+            </w:pPr>
+          </w:p>
+        </w:tc>
+        <w:tc>
+          <w:tcPr>
+            <w:tcW w:type="dxa" w:w="5680"/>
+            <w:tcMar>
+              <w:top w:type="dxa" w:w="110"/>
+              <w:left w:type="dxa" w:w="140"/>
+              <w:bottom w:type="dxa" w:w="110"/>
+              <w:right w:type="dxa" w:w="140"/>
+            </w:tcMar>
+          </w:tcPr>
+          <w:p>
+            <w:pPr>
+              <w:spacing w:after="0" w:before="0" w:line="276"/>
+            </w:pPr>
+          </w:p>
+        </w:tc>
+        <w:tc>
+          <w:tcPr>
+            <w:tcW w:type="dxa" w:w="1800"/>
+            <w:tcMar>
+              <w:top w:type="dxa" w:w="110"/>
+              <w:left w:type="dxa" w:w="140"/>
+              <w:bottom w:type="dxa" w:w="110"/>
+              <w:right w:type="dxa" w:w="140"/>
+            </w:tcMar>
+          </w:tcPr>
+          <w:p>
+            <w:pPr>
+              <w:spacing w:after="0" w:before="0" w:line="276"/>
+            </w:pPr>
+          </w:p>
+        </w:tc>
+      </w:tr>
+      <w:tr>
+        <w:trPr>
+          <w:cantSplit/>
+          <w:trHeight w:val="420" w:hRule="atLeast"/>
+        </w:trPr>
+        <w:tc>
+          <w:tcPr>
+            <w:tcW w:type="dxa" w:w="2600"/>
+            <w:tcMar>
+              <w:top w:type="dxa" w:w="110"/>
+              <w:left w:type="dxa" w:w="140"/>
+              <w:bottom w:type="dxa" w:w="110"/>
+              <w:right w:type="dxa" w:w="140"/>
+            </w:tcMar>
+          </w:tcPr>
+          <w:p>
+            <w:pPr>
+              <w:spacing w:after="0" w:before="0" w:line="276"/>
+            </w:pPr>
+          </w:p>
+        </w:tc>
+        <w:tc>
+          <w:tcPr>
+            <w:tcW w:type="dxa" w:w="5680"/>
+            <w:tcMar>
+              <w:top w:type="dxa" w:w="110"/>
+              <w:left w:type="dxa" w:w="140"/>
+              <w:bottom w:type="dxa" w:w="110"/>
+              <w:right w:type="dxa" w:w="140"/>
+            </w:tcMar>
+          </w:tcPr>
+          <w:p>
+            <w:pPr>
+              <w:spacing w:after="0" w:before="0" w:line="276"/>
+            </w:pPr>
+          </w:p>
+        </w:tc>
+        <w:tc>
+          <w:tcPr>
+            <w:tcW w:type="dxa" w:w="1800"/>
+            <w:tcMar>
+              <w:top w:type="dxa" w:w="110"/>
+              <w:left w:type="dxa" w:w="140"/>
+              <w:bottom w:type="dxa" w:w="110"/>
+              <w:right w:type="dxa" w:w="140"/>
+            </w:tcMar>
+          </w:tcPr>
+          <w:p>
+            <w:pPr>
+              <w:spacing w:after="0" w:before="0" w:line="276"/>
+            </w:pPr>
+          </w:p>
+        </w:tc>
+      </w:tr>
+      <w:tr>
+        <w:trPr>
+          <w:cantSplit/>
+          <w:trHeight w:val="420" w:hRule="atLeast"/>
+        </w:trPr>
+        <w:tc>
+          <w:tcPr>
+            <w:tcW w:type="dxa" w:w="2600"/>
+            <w:tcMar>
+              <w:top w:type="dxa" w:w="110"/>
+              <w:left w:type="dxa" w:w="140"/>
+              <w:bottom w:type="dxa" w:w="110"/>
+              <w:right w:type="dxa" w:w="140"/>
+            </w:tcMar>
+          </w:tcPr>
+          <w:p>
+            <w:pPr>
+              <w:spacing w:after="0" w:before="0" w:line="276"/>
+            </w:pPr>
+          </w:p>
+        </w:tc>
+        <w:tc>
+          <w:tcPr>
+            <w:tcW w:type="dxa" w:w="5680"/>
+            <w:tcMar>
+              <w:top w:type="dxa" w:w="110"/>
+              <w:left w:type="dxa" w:w="140"/>
+              <w:bottom w:type="dxa" w:w="110"/>
+              <w:right w:type="dxa" w:w="140"/>
+            </w:tcMar>
+          </w:tcPr>
+          <w:p>
+            <w:pPr>
+              <w:spacing w:after="0" w:before="0" w:line="276"/>
+            </w:pPr>
+          </w:p>
+        </w:tc>
+        <w:tc>
+          <w:tcPr>
+            <w:tcW w:type="dxa" w:w="1800"/>
+            <w:tcMar>
+              <w:top w:type="dxa" w:w="110"/>
+              <w:left w:type="dxa" w:w="140"/>
+              <w:bottom w:type="dxa" w:w="110"/>
+              <w:right w:type="dxa" w:w="140"/>
+            </w:tcMar>
+          </w:tcPr>
+          <w:p>
+            <w:pPr>
+              <w:spacing w:after="0" w:before="0" w:line="276"/>
+            </w:pPr>
+          </w:p>
+        </w:tc>
+      </w:tr>
+      <w:tr>
+        <w:trPr>
+          <w:cantSplit/>
+          <w:trHeight w:val="420" w:hRule="atLeast"/>
+        </w:trPr>
+        <w:tc>
+          <w:tcPr>
+            <w:tcW w:type="dxa" w:w="2600"/>
+            <w:tcMar>
+              <w:top w:type="dxa" w:w="110"/>
+              <w:left w:type="dxa" w:w="140"/>
+              <w:bottom w:type="dxa" w:w="110"/>
+              <w:right w:type="dxa" w:w="140"/>
+            </w:tcMar>
+          </w:tcPr>
+          <w:p>
+            <w:pPr>
+              <w:spacing w:after="0" w:before="0" w:line="276"/>
+            </w:pPr>
+          </w:p>
+        </w:tc>
+        <w:tc>
+          <w:tcPr>
+            <w:tcW w:type="dxa" w:w="5680"/>
+            <w:tcMar>
+              <w:top w:type="dxa" w:w="110"/>
+              <w:left w:type="dxa" w:w="140"/>
+              <w:bottom w:type="dxa" w:w="110"/>
+              <w:right w:type="dxa" w:w="140"/>
+            </w:tcMar>
+          </w:tcPr>
+          <w:p>
+            <w:pPr>
+              <w:spacing w:after="0" w:before="0" w:line="276"/>
+            </w:pPr>
+          </w:p>
+        </w:tc>
+        <w:tc>
+          <w:tcPr>
+            <w:tcW w:type="dxa" w:w="1800"/>
+            <w:tcMar>
+              <w:top w:type="dxa" w:w="110"/>
+              <w:left w:type="dxa" w:w="140"/>
+              <w:bottom w:type="dxa" w:w="110"/>
+              <w:right w:type="dxa" w:w="140"/>
+            </w:tcMar>
+          </w:tcPr>
+          <w:p>
+            <w:pPr>
+              <w:spacing w:after="0" w:before="0" w:line="276"/>
+            </w:pPr>
+          </w:p>
+        </w:tc>
+      </w:tr>
+      <w:tr>
+        <w:trPr>
+          <w:cantSplit/>
+          <w:trHeight w:val="420" w:hRule="atLeast"/>
+        </w:trPr>
+        <w:tc>
+          <w:tcPr>
+            <w:tcW w:type="dxa" w:w="2600"/>
+            <w:tcMar>
+              <w:top w:type="dxa" w:w="110"/>
+              <w:left w:type="dxa" w:w="140"/>
+              <w:bottom w:type="dxa" w:w="110"/>
+              <w:right w:type="dxa" w:w="140"/>
+            </w:tcMar>
+          </w:tcPr>
+          <w:p>
+            <w:pPr>
+              <w:spacing w:after="0" w:before="0" w:line="276"/>
+            </w:pPr>
+          </w:p>
+        </w:tc>
+        <w:tc>
+          <w:tcPr>
+            <w:tcW w:type="dxa" w:w="5680"/>
+            <w:tcMar>
+              <w:top w:type="dxa" w:w="110"/>
+              <w:left w:type="dxa" w:w="140"/>
+              <w:bottom w:type="dxa" w:w="110"/>
+              <w:right w:type="dxa" w:w="140"/>
+            </w:tcMar>
+          </w:tcPr>
+          <w:p>
+            <w:pPr>
+              <w:spacing w:after="0" w:before="0" w:line="276"/>
+            </w:pPr>
+          </w:p>
+        </w:tc>
+        <w:tc>
+          <w:tcPr>
+            <w:tcW w:type="dxa" w:w="1800"/>
+            <w:tcMar>
+              <w:top w:type="dxa" w:w="110"/>
+              <w:left w:type="dxa" w:w="140"/>
+              <w:bottom w:type="dxa" w:w="110"/>
+              <w:right w:type="dxa" w:w="140"/>
+            </w:tcMar>
+          </w:tcPr>
+          <w:p>
+            <w:pPr>
+              <w:spacing w:after="0" w:before="0" w:line="276"/>
+            </w:pPr>
+          </w:p>
+        </w:tc>
+      </w:tr>
+      <w:tr>
+        <w:trPr>
+          <w:cantSplit/>
+          <w:trHeight w:val="420" w:hRule="atLeast"/>
+        </w:trPr>
+        <w:tc>
+          <w:tcPr>
+            <w:tcW w:type="dxa" w:w="2600"/>
+            <w:tcMar>
+              <w:top w:type="dxa" w:w="110"/>
+              <w:left w:type="dxa" w:w="140"/>
+              <w:bottom w:type="dxa" w:w="110"/>
+              <w:right w:type="dxa" w:w="140"/>
+            </w:tcMar>
+          </w:tcPr>
+          <w:p>
+            <w:pPr>
+              <w:spacing w:after="0" w:before="0" w:line="276"/>
+            </w:pPr>
+          </w:p>
+        </w:tc>
+        <w:tc>
+          <w:tcPr>
+            <w:tcW w:type="dxa" w:w="5680"/>
+            <w:tcMar>
+              <w:top w:type="dxa" w:w="110"/>
+              <w:left w:type="dxa" w:w="140"/>
+              <w:bottom w:type="dxa" w:w="110"/>
+              <w:right w:type="dxa" w:w="140"/>
+            </w:tcMar>
+          </w:tcPr>
+          <w:p>
+            <w:pPr>
+              <w:spacing w:after="0" w:before="0" w:line="276"/>
+            </w:pPr>
+          </w:p>
+        </w:tc>
+        <w:tc>
+          <w:tcPr>
+            <w:tcW w:type="dxa" w:w="1800"/>
+            <w:tcMar>
+              <w:top w:type="dxa" w:w="110"/>
+              <w:left w:type="dxa" w:w="140"/>
+              <w:bottom w:type="dxa" w:w="110"/>
+              <w:right w:type="dxa" w:w="140"/>
+            </w:tcMar>
+          </w:tcPr>
+          <w:p>
+            <w:pPr>
+              <w:spacing w:after="0" w:before="0" w:line="276"/>
+            </w:pPr>
+          </w:p>
+        </w:tc>
+      </w:tr>
+      <w:tr>
+        <w:trPr>
+          <w:cantSplit/>
+          <w:trHeight w:val="420" w:hRule="atLeast"/>
+        </w:trPr>
+        <w:tc>
+          <w:tcPr>
+            <w:tcW w:type="dxa" w:w="2600"/>
+            <w:tcMar>
+              <w:top w:type="dxa" w:w="110"/>
+              <w:left w:type="dxa" w:w="140"/>
+              <w:bottom w:type="dxa" w:w="110"/>
+              <w:right w:type="dxa" w:w="140"/>
+            </w:tcMar>
+          </w:tcPr>
+          <w:p>
+            <w:pPr>
+              <w:spacing w:after="0" w:before="0" w:line="276"/>
+            </w:pPr>
+          </w:p>
+        </w:tc>
+        <w:tc>
+          <w:tcPr>
+            <w:tcW w:type="dxa" w:w="5680"/>
+            <w:tcMar>
+              <w:top w:type="dxa" w:w="110"/>
+              <w:left w:type="dxa" w:w="140"/>
+              <w:bottom w:type="dxa" w:w="110"/>
+              <w:right w:type="dxa" w:w="140"/>
+            </w:tcMar>
+          </w:tcPr>
+          <w:p>
+            <w:pPr>
+              <w:spacing w:after="0" w:before="0" w:line="276"/>
+            </w:pPr>
+          </w:p>
+        </w:tc>
+        <w:tc>
+          <w:tcPr>
+            <w:tcW w:type="dxa" w:w="1800"/>
+            <w:tcMar>
+              <w:top w:type="dxa" w:w="110"/>
+              <w:left w:type="dxa" w:w="140"/>
+              <w:bottom w:type="dxa" w:w="110"/>
+              <w:right w:type="dxa" w:w="140"/>
+            </w:tcMar>
+          </w:tcPr>
+          <w:p>
+            <w:pPr>
+              <w:spacing w:after="0" w:before="0" w:line="276"/>
+            </w:pPr>
+          </w:p>
+        </w:tc>
+      </w:tr>
+      <w:tr>
+        <w:trPr>
+          <w:cantSplit/>
+          <w:trHeight w:val="420" w:hRule="atLeast"/>
+        </w:trPr>
+        <w:tc>
+          <w:tcPr>
+            <w:tcW w:type="dxa" w:w="2600"/>
+            <w:tcMar>
+              <w:top w:type="dxa" w:w="110"/>
+              <w:left w:type="dxa" w:w="140"/>
+              <w:bottom w:type="dxa" w:w="110"/>
+              <w:right w:type="dxa" w:w="140"/>
+            </w:tcMar>
+          </w:tcPr>
+          <w:p>
+            <w:pPr>
+              <w:spacing w:after="0" w:before="0" w:line="276"/>
+            </w:pPr>
+          </w:p>
+        </w:tc>
+        <w:tc>
+          <w:tcPr>
+            <w:tcW w:type="dxa" w:w="5680"/>
+            <w:tcMar>
+              <w:top w:type="dxa" w:w="110"/>
+              <w:left w:type="dxa" w:w="140"/>
+              <w:bottom w:type="dxa" w:w="110"/>
+              <w:right w:type="dxa" w:w="140"/>
+            </w:tcMar>
+          </w:tcPr>
+          <w:p>
+            <w:pPr>
+              <w:spacing w:after="0" w:before="0" w:line="276"/>
+            </w:pPr>
+          </w:p>
+        </w:tc>
+        <w:tc>
+          <w:tcPr>
+            <w:tcW w:type="dxa" w:w="1800"/>
+            <w:tcMar>
+              <w:top w:type="dxa" w:w="110"/>
+              <w:left w:type="dxa" w:w="140"/>
+              <w:bottom w:type="dxa" w:w="110"/>
+              <w:right w:type="dxa" w:w="140"/>
+            </w:tcMar>
+          </w:tcPr>
+          <w:p>
+            <w:pPr>
+              <w:spacing w:after="0" w:before="0" w:line="276"/>
+            </w:pPr>
+          </w:p>
+        </w:tc>
+      </w:tr>
+      <w:tr>
+        <w:trPr>
+          <w:cantSplit/>
+          <w:trHeight w:val="420" w:hRule="atLeast"/>
+        </w:trPr>
+        <w:tc>
+          <w:tcPr>
+            <w:tcW w:type="dxa" w:w="2600"/>
+            <w:tcMar>
+              <w:top w:type="dxa" w:w="110"/>
+              <w:left w:type="dxa" w:w="140"/>
+              <w:bottom w:type="dxa" w:w="110"/>
+              <w:right w:type="dxa" w:w="140"/>
+            </w:tcMar>
+          </w:tcPr>
+          <w:p>
+            <w:pPr>
+              <w:spacing w:after="0" w:before="0" w:line="276"/>
+            </w:pPr>
+          </w:p>
+        </w:tc>
+        <w:tc>
+          <w:tcPr>
+            <w:tcW w:type="dxa" w:w="5680"/>
+            <w:tcMar>
+              <w:top w:type="dxa" w:w="110"/>
+              <w:left w:type="dxa" w:w="140"/>
+              <w:bottom w:type="dxa" w:w="110"/>
+              <w:right w:type="dxa" w:w="140"/>
+            </w:tcMar>
+          </w:tcPr>
+          <w:p>
+            <w:pPr>
+              <w:spacing w:after="0" w:before="0" w:line="276"/>
+            </w:pPr>
+          </w:p>
+        </w:tc>
+        <w:tc>
+          <w:tcPr>
+            <w:tcW w:type="dxa" w:w="1800"/>
+            <w:tcMar>
+              <w:top w:type="dxa" w:w="110"/>
+              <w:left w:type="dxa" w:w="140"/>
+              <w:bottom w:type="dxa" w:w="110"/>
+              <w:right w:type="dxa" w:w="140"/>
+            </w:tcMar>
+          </w:tcPr>
+          <w:p>
+            <w:pPr>
+              <w:spacing w:after="0" w:before="0" w:line="276"/>
+            </w:pPr>
+          </w:p>
+        </w:tc>
+      </w:tr>
+      <w:tr>
+        <w:trPr>
+          <w:cantSplit/>
+          <w:trHeight w:val="420" w:hRule="atLeast"/>
+        </w:trPr>
+        <w:tc>
+          <w:tcPr>
+            <w:tcW w:type="dxa" w:w="2600"/>
+            <w:tcMar>
+              <w:top w:type="dxa" w:w="110"/>
+              <w:left w:type="dxa" w:w="140"/>
+              <w:bottom w:type="dxa" w:w="110"/>
+              <w:right w:type="dxa" w:w="140"/>
+            </w:tcMar>
+          </w:tcPr>
+          <w:p>
+            <w:pPr>
+              <w:spacing w:after="0" w:before="0" w:line="276"/>
+            </w:pPr>
+          </w:p>
+        </w:tc>
+        <w:tc>
+          <w:tcPr>
+            <w:tcW w:type="dxa" w:w="5680"/>
+            <w:tcMar>
+              <w:top w:type="dxa" w:w="110"/>
+              <w:left w:type="dxa" w:w="140"/>
+              <w:bottom w:type="dxa" w:w="110"/>
+              <w:right w:type="dxa" w:w="140"/>
+            </w:tcMar>
+          </w:tcPr>
+          <w:p>
+            <w:pPr>
+              <w:spacing w:after="0" w:before="0" w:line="276"/>
+            </w:pPr>
+          </w:p>
+        </w:tc>
+        <w:tc>
+          <w:tcPr>
+            <w:tcW w:type="dxa" w:w="1800"/>
+            <w:tcMar>
+              <w:top w:type="dxa" w:w="110"/>
+              <w:left w:type="dxa" w:w="140"/>
+              <w:bottom w:type="dxa" w:w="110"/>
+              <w:right w:type="dxa" w:w="140"/>
+            </w:tcMar>
+          </w:tcPr>
+          <w:p>
+            <w:pPr>
+              <w:spacing w:after="0" w:before="0" w:line="276"/>
+            </w:pPr>
+          </w:p>
+        </w:tc>
+      </w:tr>
+      <w:tr>
+        <w:trPr>
+          <w:cantSplit/>
+          <w:trHeight w:val="420" w:hRule="atLeast"/>
+        </w:trPr>
+        <w:tc>
+          <w:tcPr>
+            <w:tcW w:type="dxa" w:w="2600"/>
+            <w:tcMar>
+              <w:top w:type="dxa" w:w="110"/>
+              <w:left w:type="dxa" w:w="140"/>
+              <w:bottom w:type="dxa" w:w="110"/>
+              <w:right w:type="dxa" w:w="140"/>
+            </w:tcMar>
+          </w:tcPr>
+          <w:p>
+            <w:pPr>
+              <w:spacing w:after="0" w:before="0" w:line="276"/>
+            </w:pPr>
+          </w:p>
+        </w:tc>
+        <w:tc>
+          <w:tcPr>
+            <w:tcW w:type="dxa" w:w="5680"/>
+            <w:tcMar>
+              <w:top w:type="dxa" w:w="110"/>
+              <w:left w:type="dxa" w:w="140"/>
+              <w:bottom w:type="dxa" w:w="110"/>
+              <w:right w:type="dxa" w:w="140"/>
+            </w:tcMar>
+          </w:tcPr>
+          <w:p>
+            <w:pPr>
+              <w:spacing w:after="0" w:before="0" w:line="276"/>
+            </w:pPr>
+          </w:p>
+        </w:tc>
+        <w:tc>
+          <w:tcPr>
+            <w:tcW w:type="dxa" w:w="1800"/>
+            <w:tcMar>
+              <w:top w:type="dxa" w:w="110"/>
+              <w:left w:type="dxa" w:w="140"/>
+              <w:bottom w:type="dxa" w:w="110"/>
+              <w:right w:type="dxa" w:w="140"/>
+            </w:tcMar>
+          </w:tcPr>
+          <w:p>
+            <w:pPr>
+              <w:spacing w:after="0" w:before="0" w:line="276"/>
+            </w:pPr>
+          </w:p>
+        </w:tc>
+      </w:tr>
+      <w:tr>
+        <w:trPr>
+          <w:cantSplit/>
+          <w:trHeight w:val="420" w:hRule="atLeast"/>
+        </w:trPr>
+        <w:tc>
+          <w:tcPr>
+            <w:tcW w:type="dxa" w:w="2600"/>
+            <w:tcMar>
+              <w:top w:type="dxa" w:w="110"/>
+              <w:left w:type="dxa" w:w="140"/>
+              <w:bottom w:type="dxa" w:w="110"/>
+              <w:right w:type="dxa" w:w="140"/>
+            </w:tcMar>
+          </w:tcPr>
+          <w:p>
+            <w:pPr>
+              <w:spacing w:after="0" w:before="0" w:line="276"/>
+            </w:pPr>
+          </w:p>
+        </w:tc>
+        <w:tc>
+          <w:tcPr>
+            <w:tcW w:type="dxa" w:w="5680"/>
+            <w:tcMar>
+              <w:top w:type="dxa" w:w="110"/>
+              <w:left w:type="dxa" w:w="140"/>
+              <w:bottom w:type="dxa" w:w="110"/>
+              <w:right w:type="dxa" w:w="140"/>
+            </w:tcMar>
+          </w:tcPr>
+          <w:p>
+            <w:pPr>
+              <w:spacing w:after="0" w:before="0" w:line="276"/>
+            </w:pPr>
+          </w:p>
+        </w:tc>
+        <w:tc>
+          <w:tcPr>
+            <w:tcW w:type="dxa" w:w="1800"/>
+            <w:tcMar>
+              <w:top w:type="dxa" w:w="110"/>
+              <w:left w:type="dxa" w:w="140"/>
+              <w:bottom w:type="dxa" w:w="110"/>
+              <w:right w:type="dxa" w:w="140"/>
+            </w:tcMar>
+          </w:tcPr>
+          <w:p>
+            <w:pPr>
+              <w:spacing w:after="0" w:before="0" w:line="276"/>
+            </w:pPr>
+          </w:p>
+        </w:tc>
+      </w:tr>
+      <w:tr>
+        <w:trPr>
+          <w:cantSplit/>
+          <w:trHeight w:val="420" w:hRule="atLeast"/>
+        </w:trPr>
+        <w:tc>
+          <w:tcPr>
+            <w:tcW w:type="dxa" w:w="2600"/>
+            <w:tcMar>
+              <w:top w:type="dxa" w:w="110"/>
+              <w:left w:type="dxa" w:w="140"/>
+              <w:bottom w:type="dxa" w:w="110"/>
+              <w:right w:type="dxa" w:w="140"/>
+            </w:tcMar>
+          </w:tcPr>
+          <w:p>
+            <w:pPr>
+              <w:spacing w:after="0" w:before="0" w:line="276"/>
+            </w:pPr>
+          </w:p>
+        </w:tc>
+        <w:tc>
+          <w:tcPr>
+            <w:tcW w:type="dxa" w:w="5680"/>
+            <w:tcMar>
+              <w:top w:type="dxa" w:w="110"/>
+              <w:left w:type="dxa" w:w="140"/>
+              <w:bottom w:type="dxa" w:w="110"/>
+              <w:right w:type="dxa" w:w="140"/>
+            </w:tcMar>
+          </w:tcPr>
+          <w:p>
+            <w:pPr>
+              <w:spacing w:after="0" w:before="0" w:line="276"/>
+            </w:pPr>
+          </w:p>
+        </w:tc>
+        <w:tc>
+          <w:tcPr>
+            <w:tcW w:type="dxa" w:w="1800"/>
+            <w:tcMar>
+              <w:top w:type="dxa" w:w="110"/>
+              <w:left w:type="dxa" w:w="140"/>
+              <w:bottom w:type="dxa" w:w="110"/>
+              <w:right w:type="dxa" w:w="140"/>
+            </w:tcMar>
+          </w:tcPr>
+          <w:p>
+            <w:pPr>
+              <w:spacing w:after="0" w:before="0" w:line="276"/>
+            </w:pPr>
+          </w:p>
+        </w:tc>
+      </w:tr>
+      <w:tr>
+        <w:trPr>
+          <w:cantSplit/>
+          <w:trHeight w:val="420" w:hRule="atLeast"/>
+        </w:trPr>
+        <w:tc>
+          <w:tcPr>
+            <w:tcW w:type="dxa" w:w="2600"/>
+            <w:tcMar>
+              <w:top w:type="dxa" w:w="110"/>
+              <w:left w:type="dxa" w:w="140"/>
+              <w:bottom w:type="dxa" w:w="110"/>
+              <w:right w:type="dxa" w:w="140"/>
+            </w:tcMar>
+          </w:tcPr>
+          <w:p>
+            <w:pPr>
+              <w:spacing w:after="0" w:before="0" w:line="276"/>
+            </w:pPr>
+          </w:p>
+        </w:tc>
+        <w:tc>
+          <w:tcPr>
+            <w:tcW w:type="dxa" w:w="5680"/>
+            <w:tcMar>
+              <w:top w:type="dxa" w:w="110"/>
+              <w:left w:type="dxa" w:w="140"/>
+              <w:bottom w:type="dxa" w:w="110"/>
+              <w:right w:type="dxa" w:w="140"/>
+            </w:tcMar>
+          </w:tcPr>
+          <w:p>
+            <w:pPr>
+              <w:spacing w:after="0" w:before="0" w:line="276"/>
+            </w:pPr>
+          </w:p>
+        </w:tc>
+        <w:tc>
+          <w:tcPr>
+            <w:tcW w:type="dxa" w:w="1800"/>
+            <w:tcMar>
+              <w:top w:type="dxa" w:w="110"/>
+              <w:left w:type="dxa" w:w="140"/>
+              <w:bottom w:type="dxa" w:w="110"/>
+              <w:right w:type="dxa" w:w="140"/>
+            </w:tcMar>
+          </w:tcPr>
+          <w:p>
+            <w:pPr>
+              <w:spacing w:after="0" w:before="0" w:line="276"/>
+            </w:pPr>
+          </w:p>
+        </w:tc>
+      </w:tr>
+      <w:tr>
+        <w:trPr>
+          <w:cantSplit/>
+          <w:trHeight w:val="420" w:hRule="atLeast"/>
+        </w:trPr>
+        <w:tc>
+          <w:tcPr>
+            <w:tcW w:type="dxa" w:w="2600"/>
+            <w:tcMar>
+              <w:top w:type="dxa" w:w="110"/>
+              <w:left w:type="dxa" w:w="140"/>
+              <w:bottom w:type="dxa" w:w="110"/>
+              <w:right w:type="dxa" w:w="140"/>
+            </w:tcMar>
+          </w:tcPr>
+          <w:p>
+            <w:pPr>
+              <w:spacing w:after="0" w:before="0" w:line="276"/>
+            </w:pPr>
+          </w:p>
+        </w:tc>
+        <w:tc>
+          <w:tcPr>
+            <w:tcW w:type="dxa" w:w="5680"/>
+            <w:tcMar>
+              <w:top w:type="dxa" w:w="110"/>
+              <w:left w:type="dxa" w:w="140"/>
+              <w:bottom w:type="dxa" w:w="110"/>
+              <w:right w:type="dxa" w:w="140"/>
+            </w:tcMar>
+          </w:tcPr>
+          <w:p>
+            <w:pPr>
+              <w:spacing w:after="0" w:before="0" w:line="276"/>
+            </w:pPr>
+          </w:p>
+        </w:tc>
+        <w:tc>
+          <w:tcPr>
+            <w:tcW w:type="dxa" w:w="1800"/>
+            <w:tcMar>
+              <w:top w:type="dxa" w:w="110"/>
+              <w:left w:type="dxa" w:w="140"/>
+              <w:bottom w:type="dxa" w:w="110"/>
+              <w:right w:type="dxa" w:w="140"/>
+            </w:tcMar>
+          </w:tcPr>
+          <w:p>
+            <w:pPr>
+              <w:spacing w:after="0" w:before="0" w:line="276"/>
+            </w:pPr>
+          </w:p>
+        </w:tc>
+      </w:tr>
+      <w:tr>
+        <w:trPr>
+          <w:cantSplit/>
+          <w:trHeight w:val="420" w:hRule="atLeast"/>
+        </w:trPr>
+        <w:tc>
+          <w:tcPr>
+            <w:tcW w:type="dxa" w:w="2600"/>
+            <w:tcMar>
+              <w:top w:type="dxa" w:w="110"/>
+              <w:left w:type="dxa" w:w="140"/>
+              <w:bottom w:type="dxa" w:w="110"/>
+              <w:right w:type="dxa" w:w="140"/>
+            </w:tcMar>
+          </w:tcPr>
+          <w:p>
+            <w:pPr>
+              <w:spacing w:after="0" w:before="0" w:line="276"/>
+            </w:pPr>
+          </w:p>
+        </w:tc>
+        <w:tc>
+          <w:tcPr>
+            <w:tcW w:type="dxa" w:w="5680"/>
+            <w:tcMar>
+              <w:top w:type="dxa" w:w="110"/>
+              <w:left w:type="dxa" w:w="140"/>
+              <w:bottom w:type="dxa" w:w="110"/>
+              <w:right w:type="dxa" w:w="140"/>
+            </w:tcMar>
+          </w:tcPr>
+          <w:p>
+            <w:pPr>
+              <w:spacing w:after="0" w:before="0" w:line="276"/>
+            </w:pPr>
+          </w:p>
+        </w:tc>
+        <w:tc>
+          <w:tcPr>
+            <w:tcW w:type="dxa" w:w="1800"/>
+            <w:tcMar>
+              <w:top w:type="dxa" w:w="110"/>
+              <w:left w:type="dxa" w:w="140"/>
+              <w:bottom w:type="dxa" w:w="110"/>
+              <w:right w:type="dxa" w:w="140"/>
+            </w:tcMar>
+          </w:tcPr>
+          <w:p>
+            <w:pPr>
+              <w:spacing w:after="0" w:before="0" w:line="276"/>
+            </w:pPr>
+          </w:p>
+        </w:tc>
+      </w:tr>
+      <w:tr>
+        <w:trPr>
+          <w:cantSplit/>
+          <w:trHeight w:val="420" w:hRule="atLeast"/>
+        </w:trPr>
+        <w:tc>
+          <w:tcPr>
+            <w:tcW w:type="dxa" w:w="2600"/>
+            <w:tcMar>
+              <w:top w:type="dxa" w:w="110"/>
+              <w:left w:type="dxa" w:w="140"/>
+              <w:bottom w:type="dxa" w:w="110"/>
+              <w:right w:type="dxa" w:w="140"/>
+            </w:tcMar>
+          </w:tcPr>
+          <w:p>
+            <w:pPr>
+              <w:spacing w:after="0" w:before="0" w:line="276"/>
+            </w:pPr>
+          </w:p>
+        </w:tc>
+        <w:tc>
+          <w:tcPr>
+            <w:tcW w:type="dxa" w:w="5680"/>
+            <w:tcMar>
+              <w:top w:type="dxa" w:w="110"/>
+              <w:left w:type="dxa" w:w="140"/>
+              <w:bottom w:type="dxa" w:w="110"/>
+              <w:right w:type="dxa" w:w="140"/>
+            </w:tcMar>
+          </w:tcPr>
+          <w:p>
+            <w:pPr>
+              <w:spacing w:after="0" w:before="0" w:line="276"/>
+            </w:pPr>
+          </w:p>
+        </w:tc>
+        <w:tc>
+          <w:tcPr>
+            <w:tcW w:type="dxa" w:w="1800"/>
+            <w:tcMar>
+              <w:top w:type="dxa" w:w="110"/>
+              <w:left w:type="dxa" w:w="140"/>
+              <w:bottom w:type="dxa" w:w="110"/>
+              <w:right w:type="dxa" w:w="140"/>
+            </w:tcMar>
+          </w:tcPr>
+          <w:p>
+            <w:pPr>
+              <w:spacing w:after="0" w:before="0" w:line="276"/>
+            </w:pPr>
+          </w:p>
+        </w:tc>
+      </w:tr>
+      <w:tr>
+        <w:trPr>
+          <w:cantSplit/>
+          <w:trHeight w:val="420" w:hRule="atLeast"/>
+        </w:trPr>
+        <w:tc>
+          <w:tcPr>
+            <w:tcW w:type="dxa" w:w="2600"/>
+            <w:tcMar>
+              <w:top w:type="dxa" w:w="110"/>
+              <w:left w:type="dxa" w:w="140"/>
+              <w:bottom w:type="dxa" w:w="110"/>
+              <w:right w:type="dxa" w:w="140"/>
+            </w:tcMar>
+          </w:tcPr>
+          <w:p>
+            <w:pPr>
+              <w:spacing w:after="0" w:before="0" w:line="276"/>
+            </w:pPr>
+          </w:p>
+        </w:tc>
+        <w:tc>
+          <w:tcPr>
+            <w:tcW w:type="dxa" w:w="5680"/>
+            <w:tcMar>
+              <w:top w:type="dxa" w:w="110"/>
+              <w:left w:type="dxa" w:w="140"/>
+              <w:bottom w:type="dxa" w:w="110"/>
+              <w:right w:type="dxa" w:w="140"/>
+            </w:tcMar>
+          </w:tcPr>
+          <w:p>
+            <w:pPr>
+              <w:spacing w:after="0" w:before="0" w:line="276"/>
+            </w:pPr>
+          </w:p>
+        </w:tc>
+        <w:tc>
+          <w:tcPr>
+            <w:tcW w:type="dxa" w:w="1800"/>
+            <w:tcMar>
+              <w:top w:type="dxa" w:w="110"/>
+              <w:left w:type="dxa" w:w="140"/>
+              <w:bottom w:type="dxa" w:w="110"/>
+              <w:right w:type="dxa" w:w="140"/>
+            </w:tcMar>
+          </w:tcPr>
+          <w:p>
+            <w:pPr>
+              <w:spacing w:after="0" w:before="0" w:line="276"/>
+            </w:pPr>
+          </w:p>
+        </w:tc>
+      </w:tr>
+      <w:tr>
+        <w:trPr>
+          <w:cantSplit/>
+          <w:trHeight w:val="420" w:hRule="atLeast"/>
+        </w:trPr>
+        <w:tc>
+          <w:tcPr>
+            <w:tcW w:type="dxa" w:w="2600"/>
+            <w:tcMar>
+              <w:top w:type="dxa" w:w="110"/>
+              <w:left w:type="dxa" w:w="140"/>
+              <w:bottom w:type="dxa" w:w="110"/>
+              <w:right w:type="dxa" w:w="140"/>
+            </w:tcMar>
+          </w:tcPr>
+          <w:p>
+            <w:pPr>
+              <w:spacing w:after="0" w:before="0" w:line="276"/>
+            </w:pPr>
+          </w:p>
+        </w:tc>
+        <w:tc>
+          <w:tcPr>
+            <w:tcW w:type="dxa" w:w="5680"/>
+            <w:tcMar>
+              <w:top w:type="dxa" w:w="110"/>
+              <w:left w:type="dxa" w:w="140"/>
+              <w:bottom w:type="dxa" w:w="110"/>
+              <w:right w:type="dxa" w:w="140"/>
+            </w:tcMar>
+          </w:tcPr>
+          <w:p>
+            <w:pPr>
+              <w:spacing w:after="0" w:before="0" w:line="276"/>
+            </w:pPr>
+          </w:p>
+        </w:tc>
+        <w:tc>
+          <w:tcPr>
+            <w:tcW w:type="dxa" w:w="1800"/>
+            <w:tcMar>
+              <w:top w:type="dxa" w:w="110"/>
+              <w:left w:type="dxa" w:w="140"/>
+              <w:bottom w:type="dxa" w:w="110"/>
+              <w:right w:type="dxa" w:w="140"/>
+            </w:tcMar>
+          </w:tcPr>
+          <w:p>
+            <w:pPr>
+              <w:spacing w:after="0" w:before="0" w:line="276"/>
+            </w:pPr>
+          </w:p>
+        </w:tc>
+      </w:tr>
+      <w:tr>
+        <w:trPr>
+          <w:cantSplit/>
+          <w:trHeight w:val="420" w:hRule="atLeast"/>
+        </w:trPr>
+        <w:tc>
+          <w:tcPr>
+            <w:tcW w:type="dxa" w:w="2600"/>
+            <w:tcMar>
+              <w:top w:type="dxa" w:w="110"/>
+              <w:left w:type="dxa" w:w="140"/>
+              <w:bottom w:type="dxa" w:w="110"/>
+              <w:right w:type="dxa" w:w="140"/>
+            </w:tcMar>
+          </w:tcPr>
+          <w:p>
+            <w:pPr>
+              <w:spacing w:after="0" w:before="0" w:line="276"/>
+            </w:pPr>
+          </w:p>
+        </w:tc>
+        <w:tc>
+          <w:tcPr>
+            <w:tcW w:type="dxa" w:w="5680"/>
+            <w:tcMar>
+              <w:top w:type="dxa" w:w="110"/>
+              <w:left w:type="dxa" w:w="140"/>
+              <w:bottom w:type="dxa" w:w="110"/>
+              <w:right w:type="dxa" w:w="140"/>
+            </w:tcMar>
+          </w:tcPr>
+          <w:p>
+            <w:pPr>
+              <w:spacing w:after="0" w:before="0" w:line="276"/>
+            </w:pPr>
+          </w:p>
+        </w:tc>
+        <w:tc>
+          <w:tcPr>
+            <w:tcW w:type="dxa" w:w="1800"/>
+            <w:tcMar>
+              <w:top w:type="dxa" w:w="110"/>
+              <w:left w:type="dxa" w:w="140"/>
+              <w:bottom w:type="dxa" w:w="110"/>
+              <w:right w:type="dxa" w:w="140"/>
+            </w:tcMar>
+          </w:tcPr>
+          <w:p>
+            <w:pPr>
+              <w:spacing w:after="0" w:before="0" w:line="276"/>
+            </w:pPr>
+          </w:p>
+        </w:tc>
+      </w:tr>
+      <w:tr>
+        <w:trPr>
+          <w:cantSplit/>
+          <w:trHeight w:val="420" w:hRule="atLeast"/>
+        </w:trPr>
+        <w:tc>
+          <w:tcPr>
+            <w:tcW w:type="dxa" w:w="2600"/>
+            <w:tcMar>
+              <w:top w:type="dxa" w:w="110"/>
+              <w:left w:type="dxa" w:w="140"/>
+              <w:bottom w:type="dxa" w:w="110"/>
+              <w:right w:type="dxa" w:w="140"/>
+            </w:tcMar>
+          </w:tcPr>
+          <w:p>
+            <w:pPr>
+              <w:spacing w:after="0" w:before="0" w:line="276"/>
+            </w:pPr>
+          </w:p>
+        </w:tc>
+        <w:tc>
+          <w:tcPr>
+            <w:tcW w:type="dxa" w:w="5680"/>
+            <w:tcMar>
+              <w:top w:type="dxa" w:w="110"/>
+              <w:left w:type="dxa" w:w="140"/>
+              <w:bottom w:type="dxa" w:w="110"/>
+              <w:right w:type="dxa" w:w="140"/>
+            </w:tcMar>
+          </w:tcPr>
+          <w:p>
+            <w:pPr>
+              <w:spacing w:after="0" w:before="0" w:line="276"/>
+            </w:pPr>
+          </w:p>
+        </w:tc>
+        <w:tc>
+          <w:tcPr>
+            <w:tcW w:type="dxa" w:w="1800"/>
+            <w:tcMar>
+              <w:top w:type="dxa" w:w="110"/>
+              <w:left w:type="dxa" w:w="140"/>
+              <w:bottom w:type="dxa" w:w="110"/>
+              <w:right w:type="dxa" w:w="140"/>
+            </w:tcMar>
+          </w:tcPr>
+          <w:p>
+            <w:pPr>
+              <w:spacing w:after="0" w:before="0" w:line="276"/>
+            </w:pPr>
+          </w:p>
+        </w:tc>
+      </w:tr>
+      <w:tr>
+        <w:trPr>
+          <w:cantSplit/>
+          <w:trHeight w:val="420" w:hRule="atLeast"/>
+        </w:trPr>
+        <w:tc>
+          <w:tcPr>
+            <w:tcW w:type="dxa" w:w="2600"/>
+            <w:tcMar>
+              <w:top w:type="dxa" w:w="110"/>
+              <w:left w:type="dxa" w:w="140"/>
+              <w:bottom w:type="dxa" w:w="110"/>
+              <w:right w:type="dxa" w:w="140"/>
+            </w:tcMar>
+          </w:tcPr>
+          <w:p>
+            <w:pPr>
+              <w:spacing w:after="0" w:before="0" w:line="276"/>
+            </w:pPr>
+          </w:p>
+        </w:tc>
+        <w:tc>
+          <w:tcPr>
+            <w:tcW w:type="dxa" w:w="5680"/>
+            <w:tcMar>
+              <w:top w:type="dxa" w:w="110"/>
+              <w:left w:type="dxa" w:w="140"/>
+              <w:bottom w:type="dxa" w:w="110"/>
+              <w:right w:type="dxa" w:w="140"/>
+            </w:tcMar>
+          </w:tcPr>
+          <w:p>
+            <w:pPr>
+              <w:spacing w:after="0" w:before="0" w:line="276"/>
+            </w:pPr>
+          </w:p>
+        </w:tc>
+        <w:tc>
+          <w:tcPr>
+            <w:tcW w:type="dxa" w:w="1800"/>
+            <w:tcMar>
+              <w:top w:type="dxa" w:w="110"/>
+              <w:left w:type="dxa" w:w="140"/>
+              <w:bottom w:type="dxa" w:w="110"/>
+              <w:right w:type="dxa" w:w="140"/>
+            </w:tcMar>
+          </w:tcPr>
+          <w:p>
+            <w:pPr>
+              <w:spacing w:after="0" w:before="0" w:line="276"/>
+            </w:pPr>
+          </w:p>
+        </w:tc>
+      </w:tr>
+      <w:tr>
+        <w:trPr>
+          <w:cantSplit/>
+          <w:trHeight w:val="420" w:hRule="atLeast"/>
+        </w:trPr>
+        <w:tc>
+          <w:tcPr>
+            <w:tcW w:type="dxa" w:w="2600"/>
+            <w:tcMar>
+              <w:top w:type="dxa" w:w="110"/>
+              <w:left w:type="dxa" w:w="140"/>
+              <w:bottom w:type="dxa" w:w="110"/>
+              <w:right w:type="dxa" w:w="140"/>
+            </w:tcMar>
+          </w:tcPr>
+          <w:p>
+            <w:pPr>
+              <w:spacing w:after="0" w:before="0" w:line="276"/>
+            </w:pPr>
+          </w:p>
+        </w:tc>
+        <w:tc>
+          <w:tcPr>
+            <w:tcW w:type="dxa" w:w="5680"/>
+            <w:tcMar>
+              <w:top w:type="dxa" w:w="110"/>
+              <w:left w:type="dxa" w:w="140"/>
+              <w:bottom w:type="dxa" w:w="110"/>
+              <w:right w:type="dxa" w:w="140"/>
+            </w:tcMar>
+          </w:tcPr>
+          <w:p>
+            <w:pPr>
+              <w:spacing w:after="0" w:before="0" w:line="276"/>
+            </w:pPr>
+          </w:p>
+        </w:tc>
+        <w:tc>
+          <w:tcPr>
+            <w:tcW w:type="dxa" w:w="1800"/>
+            <w:tcMar>
+              <w:top w:type="dxa" w:w="110"/>
+              <w:left w:type="dxa" w:w="140"/>
+              <w:bottom w:type="dxa" w:w="110"/>
+              <w:right w:type="dxa" w:w="140"/>
+            </w:tcMar>
+          </w:tcPr>
+          <w:p>
+            <w:pPr>
+              <w:spacing w:after="0" w:before="0" w:line="276"/>
+            </w:pPr>
+          </w:p>
+        </w:tc>
+      </w:tr>
+      <w:tr>
+        <w:trPr>
+          <w:cantSplit/>
+          <w:trHeight w:val="420" w:hRule="atLeast"/>
+        </w:trPr>
+        <w:tc>
+          <w:tcPr>
+            <w:tcW w:type="dxa" w:w="2600"/>
+            <w:tcMar>
+              <w:top w:type="dxa" w:w="110"/>
+              <w:left w:type="dxa" w:w="140"/>
+              <w:bottom w:type="dxa" w:w="110"/>
+              <w:right w:type="dxa" w:w="140"/>
+            </w:tcMar>
+          </w:tcPr>
+          <w:p>
+            <w:pPr>
+              <w:spacing w:after="0" w:before="0" w:line="276"/>
+            </w:pPr>
+          </w:p>
+        </w:tc>
+        <w:tc>
+          <w:tcPr>
+            <w:tcW w:type="dxa" w:w="5680"/>
+            <w:tcMar>
+              <w:top w:type="dxa" w:w="110"/>
+              <w:left w:type="dxa" w:w="140"/>
+              <w:bottom w:type="dxa" w:w="110"/>
+              <w:right w:type="dxa" w:w="140"/>
+            </w:tcMar>
+          </w:tcPr>
+          <w:p>
+            <w:pPr>
+              <w:spacing w:after="0" w:before="0" w:line="276"/>
+            </w:pPr>
+          </w:p>
+        </w:tc>
+        <w:tc>
+          <w:tcPr>
+            <w:tcW w:type="dxa" w:w="1800"/>
+            <w:tcMar>
+              <w:top w:type="dxa" w:w="110"/>
+              <w:left w:type="dxa" w:w="140"/>
+              <w:bottom w:type="dxa" w:w="110"/>
+              <w:right w:type="dxa" w:w="140"/>
+            </w:tcMar>
+          </w:tcPr>
+          <w:p>
+            <w:pPr>
+              <w:spacing w:after="0" w:before="0" w:line="276"/>
+            </w:pPr>
+          </w:p>
+        </w:tc>
+      </w:tr>
+      <w:tr>
+        <w:trPr>
+          <w:cantSplit/>
+          <w:trHeight w:val="420" w:hRule="atLeast"/>
+        </w:trPr>
+        <w:tc>
+          <w:tcPr>
+            <w:tcW w:type="dxa" w:w="2600"/>
+            <w:tcMar>
+              <w:top w:type="dxa" w:w="110"/>
+              <w:left w:type="dxa" w:w="140"/>
+              <w:bottom w:type="dxa" w:w="110"/>
+              <w:right w:type="dxa" w:w="140"/>
+            </w:tcMar>
+          </w:tcPr>
+          <w:p>
+            <w:pPr>
+              <w:spacing w:after="0" w:before="0" w:line="276"/>
+            </w:pPr>
+          </w:p>
+        </w:tc>
+        <w:tc>
+          <w:tcPr>
+            <w:tcW w:type="dxa" w:w="5680"/>
+            <w:tcMar>
+              <w:top w:type="dxa" w:w="110"/>
+              <w:left w:type="dxa" w:w="140"/>
+              <w:bottom w:type="dxa" w:w="110"/>
+              <w:right w:type="dxa" w:w="140"/>
+            </w:tcMar>
+          </w:tcPr>
+          <w:p>
+            <w:pPr>
+              <w:spacing w:after="0" w:before="0" w:line="276"/>
+            </w:pPr>
+          </w:p>
+        </w:tc>
+        <w:tc>
+          <w:tcPr>
+            <w:tcW w:type="dxa" w:w="1800"/>
+            <w:tcMar>
+              <w:top w:type="dxa" w:w="110"/>
+              <w:left w:type="dxa" w:w="140"/>
+              <w:bottom w:type="dxa" w:w="110"/>
+              <w:right w:type="dxa" w:w="140"/>
+            </w:tcMar>
+          </w:tcPr>
+          <w:p>
+            <w:pPr>
+              <w:spacing w:after="0" w:before="0" w:line="276"/>
+            </w:pPr>
+          </w:p>
+        </w:tc>
+      </w:tr>
+      <w:tr>
+        <w:trPr>
+          <w:cantSplit/>
+          <w:trHeight w:val="420" w:hRule="atLeast"/>
+        </w:trPr>
+        <w:tc>
+          <w:tcPr>
+            <w:tcW w:type="dxa" w:w="2600"/>
+            <w:tcMar>
+              <w:top w:type="dxa" w:w="110"/>
+              <w:left w:type="dxa" w:w="140"/>
+              <w:bottom w:type="dxa" w:w="110"/>
+              <w:right w:type="dxa" w:w="140"/>
+            </w:tcMar>
+          </w:tcPr>
+          <w:p>
+            <w:pPr>
+              <w:spacing w:after="0" w:before="0" w:line="276"/>
+            </w:pPr>
+          </w:p>
+        </w:tc>
+        <w:tc>
+          <w:tcPr>
+            <w:tcW w:type="dxa" w:w="5680"/>
+            <w:tcMar>
+              <w:top w:type="dxa" w:w="110"/>
+              <w:left w:type="dxa" w:w="140"/>
+              <w:bottom w:type="dxa" w:w="110"/>
+              <w:right w:type="dxa" w:w="140"/>
+            </w:tcMar>
+          </w:tcPr>
+          <w:p>
+            <w:pPr>
+              <w:spacing w:after="0" w:before="0" w:line="276"/>
+            </w:pPr>
+          </w:p>
+        </w:tc>
+        <w:tc>
+          <w:tcPr>
+            <w:tcW w:type="dxa" w:w="1800"/>
+            <w:tcMar>
+              <w:top w:type="dxa" w:w="110"/>
+              <w:left w:type="dxa" w:w="140"/>
+              <w:bottom w:type="dxa" w:w="110"/>
+              <w:right w:type="dxa" w:w="140"/>
+            </w:tcMar>
+          </w:tcPr>
+          <w:p>
+            <w:pPr>
+              <w:spacing w:after="0" w:before="0" w:line="276"/>
+            </w:pPr>
+          </w:p>
+        </w:tc>
+      </w:tr>
+      <w:tr>
+        <w:trPr>
+          <w:cantSplit/>
+          <w:trHeight w:val="420" w:hRule="atLeast"/>
+        </w:trPr>
+        <w:tc>
+          <w:tcPr>
+            <w:tcW w:type="dxa" w:w="2600"/>
+            <w:tcMar>
+              <w:top w:type="dxa" w:w="110"/>
+              <w:left w:type="dxa" w:w="140"/>
+              <w:bottom w:type="dxa" w:w="110"/>
+              <w:right w:type="dxa" w:w="140"/>
+            </w:tcMar>
+          </w:tcPr>
+          <w:p>
+            <w:pPr>
+              <w:spacing w:after="0" w:before="0" w:line="276"/>
+            </w:pPr>
+          </w:p>
+        </w:tc>
+        <w:tc>
+          <w:tcPr>
+            <w:tcW w:type="dxa" w:w="5680"/>
+            <w:tcMar>
+              <w:top w:type="dxa" w:w="110"/>
+              <w:left w:type="dxa" w:w="140"/>
+              <w:bottom w:type="dxa" w:w="110"/>
+              <w:right w:type="dxa" w:w="140"/>
+            </w:tcMar>
+          </w:tcPr>
+          <w:p>
+            <w:pPr>
+              <w:spacing w:after="0" w:before="0" w:line="276"/>
+            </w:pPr>
+          </w:p>
+        </w:tc>
+        <w:tc>
+          <w:tcPr>
+            <w:tcW w:type="dxa" w:w="1800"/>
+            <w:tcMar>
+              <w:top w:type="dxa" w:w="110"/>
+              <w:left w:type="dxa" w:w="140"/>
+              <w:bottom w:type="dxa" w:w="110"/>
+              <w:right w:type="dxa" w:w="140"/>
+            </w:tcMar>
+          </w:tcPr>
+          <w:p>
+            <w:pPr>
+              <w:spacing w:after="0" w:before="0" w:line="276"/>
+            </w:pPr>
+          </w:p>
+        </w:tc>
+      </w:tr>
+      <w:tr>
+        <w:trPr>
+          <w:cantSplit/>
+          <w:trHeight w:val="420" w:hRule="atLeast"/>
+        </w:trPr>
+        <w:tc>
+          <w:tcPr>
+            <w:tcW w:type="dxa" w:w="2600"/>
+            <w:tcMar>
+              <w:top w:type="dxa" w:w="110"/>
+              <w:left w:type="dxa" w:w="140"/>
+              <w:bottom w:type="dxa" w:w="110"/>
+              <w:right w:type="dxa" w:w="140"/>
+            </w:tcMar>
+          </w:tcPr>
+          <w:p>
+            <w:pPr>
+              <w:spacing w:after="0" w:before="0" w:line="276"/>
+            </w:pPr>
+          </w:p>
+        </w:tc>
+        <w:tc>
+          <w:tcPr>
+            <w:tcW w:type="dxa" w:w="5680"/>
+            <w:tcMar>
+              <w:top w:type="dxa" w:w="110"/>
+              <w:left w:type="dxa" w:w="140"/>
+              <w:bottom w:type="dxa" w:w="110"/>
+              <w:right w:type="dxa" w:w="140"/>
+            </w:tcMar>
+          </w:tcPr>
+          <w:p>
+            <w:pPr>
+              <w:spacing w:after="0" w:before="0" w:line="276"/>
+            </w:pPr>
+          </w:p>
+        </w:tc>
+        <w:tc>
+          <w:tcPr>
+            <w:tcW w:type="dxa" w:w="1800"/>
+            <w:tcMar>
+              <w:top w:type="dxa" w:w="110"/>
+              <w:left w:type="dxa" w:w="140"/>
+              <w:bottom w:type="dxa" w:w="110"/>
+              <w:right w:type="dxa" w:w="140"/>
+            </w:tcMar>
+          </w:tcPr>
+          <w:p>
+            <w:pPr>
+              <w:spacing w:after="0" w:before="0" w:line="276"/>
+            </w:pPr>
+          </w:p>
+        </w:tc>
+      </w:tr>
+      <w:tr>
+        <w:trPr>
+          <w:cantSplit/>
+          <w:trHeight w:val="420" w:hRule="atLeast"/>
+        </w:trPr>
+        <w:tc>
+          <w:tcPr>
+            <w:tcW w:type="dxa" w:w="2600"/>
+            <w:tcMar>
+              <w:top w:type="dxa" w:w="110"/>
+              <w:left w:type="dxa" w:w="140"/>
+              <w:bottom w:type="dxa" w:w="110"/>
+              <w:right w:type="dxa" w:w="140"/>
+            </w:tcMar>
+          </w:tcPr>
+          <w:p>
+            <w:pPr>
+              <w:spacing w:after="0" w:before="0" w:line="276"/>
+            </w:pPr>
+          </w:p>
+        </w:tc>
+        <w:tc>
+          <w:tcPr>
+            <w:tcW w:type="dxa" w:w="5680"/>
+            <w:tcMar>
+              <w:top w:type="dxa" w:w="110"/>
+              <w:left w:type="dxa" w:w="140"/>
+              <w:bottom w:type="dxa" w:w="110"/>
+              <w:right w:type="dxa" w:w="140"/>
+            </w:tcMar>
+          </w:tcPr>
+          <w:p>
+            <w:pPr>
+              <w:spacing w:after="0" w:before="0" w:line="276"/>
+            </w:pPr>
+          </w:p>
+        </w:tc>
+        <w:tc>
+          <w:tcPr>
+            <w:tcW w:type="dxa" w:w="1800"/>
+            <w:tcMar>
+              <w:top w:type="dxa" w:w="110"/>
+              <w:left w:type="dxa" w:w="140"/>
+              <w:bottom w:type="dxa" w:w="110"/>
+              <w:right w:type="dxa" w:w="140"/>
+            </w:tcMar>
+          </w:tcPr>
+          <w:p>
+            <w:pPr>
+              <w:spacing w:after="0" w:before="0" w:line="276"/>
+            </w:pPr>
+          </w:p>
+        </w:tc>
+      </w:tr>
+      <w:tr>
+        <w:trPr>
+          <w:cantSplit/>
+          <w:trHeight w:val="420" w:hRule="atLeast"/>
+        </w:trPr>
+        <w:tc>
+          <w:tcPr>
+            <w:tcW w:type="dxa" w:w="2600"/>
+            <w:tcMar>
+              <w:top w:type="dxa" w:w="110"/>
+              <w:left w:type="dxa" w:w="140"/>
+              <w:bottom w:type="dxa" w:w="110"/>
+              <w:right w:type="dxa" w:w="140"/>
+            </w:tcMar>
+          </w:tcPr>
+          <w:p>
+            <w:pPr>
+              <w:spacing w:after="0" w:before="0" w:line="276"/>
+            </w:pPr>
+          </w:p>
+        </w:tc>
+        <w:tc>
+          <w:tcPr>
+            <w:tcW w:type="dxa" w:w="5680"/>
+            <w:tcMar>
+              <w:top w:type="dxa" w:w="110"/>
+              <w:left w:type="dxa" w:w="140"/>
+              <w:bottom w:type="dxa" w:w="110"/>
+              <w:right w:type="dxa" w:w="140"/>
+            </w:tcMar>
+          </w:tcPr>
+          <w:p>
+            <w:pPr>
+              <w:spacing w:after="0" w:before="0" w:line="276"/>
+            </w:pPr>
+          </w:p>
+        </w:tc>
+        <w:tc>
+          <w:tcPr>
+            <w:tcW w:type="dxa" w:w="1800"/>
+            <w:tcMar>
+              <w:top w:type="dxa" w:w="110"/>
+              <w:left w:type="dxa" w:w="140"/>
+              <w:bottom w:type="dxa" w:w="110"/>
+              <w:right w:type="dxa" w:w="140"/>
+            </w:tcMar>
+          </w:tcPr>
+          <w:p>
+            <w:pPr>
+              <w:spacing w:after="0" w:before="0" w:line="276"/>
+            </w:pPr>
+          </w:p>
+        </w:tc>
+      </w:tr>
+      <w:tr>
+        <w:trPr>
+          <w:cantSplit/>
+          <w:trHeight w:val="420" w:hRule="atLeast"/>
+        </w:trPr>
+        <w:tc>
+          <w:tcPr>
+            <w:tcW w:type="dxa" w:w="2600"/>
+            <w:tcMar>
+              <w:top w:type="dxa" w:w="110"/>
+              <w:left w:type="dxa" w:w="140"/>
+              <w:bottom w:type="dxa" w:w="110"/>
+              <w:right w:type="dxa" w:w="140"/>
+            </w:tcMar>
+          </w:tcPr>
+          <w:p>
+            <w:pPr>
+              <w:spacing w:after="0" w:before="0" w:line="276"/>
+            </w:pPr>
+          </w:p>
+        </w:tc>
+        <w:tc>
+          <w:tcPr>
+            <w:tcW w:type="dxa" w:w="5680"/>
+            <w:tcMar>
+              <w:top w:type="dxa" w:w="110"/>
+              <w:left w:type="dxa" w:w="140"/>
+              <w:bottom w:type="dxa" w:w="110"/>
+              <w:right w:type="dxa" w:w="140"/>
+            </w:tcMar>
+          </w:tcPr>
+          <w:p>
+            <w:pPr>
+              <w:spacing w:after="0" w:before="0" w:line="276"/>
+            </w:pPr>
+          </w:p>
+        </w:tc>
+        <w:tc>
+          <w:tcPr>
+            <w:tcW w:type="dxa" w:w="1800"/>
+            <w:tcMar>
+              <w:top w:type="dxa" w:w="110"/>
+              <w:left w:type="dxa" w:w="140"/>
+              <w:bottom w:type="dxa" w:w="110"/>
+              <w:right w:type="dxa" w:w="140"/>
+            </w:tcMar>
+          </w:tcPr>
+          <w:p>
+            <w:pPr>
+              <w:spacing w:after="0" w:before="0" w:line="276"/>
+            </w:pPr>
+          </w:p>
+        </w:tc>
+      </w:tr>
+      <w:tr>
+        <w:trPr>
+          <w:cantSplit/>
+          <w:trHeight w:val="420" w:hRule="atLeast"/>
+        </w:trPr>
+        <w:tc>
+          <w:tcPr>
+            <w:tcW w:type="dxa" w:w="2600"/>
+            <w:tcMar>
+              <w:top w:type="dxa" w:w="110"/>
+              <w:left w:type="dxa" w:w="140"/>
+              <w:bottom w:type="dxa" w:w="110"/>
+              <w:right w:type="dxa" w:w="140"/>
+            </w:tcMar>
+          </w:tcPr>
+          <w:p>
+            <w:pPr>
+              <w:spacing w:after="0" w:before="0" w:line="276"/>
+            </w:pPr>
+          </w:p>
+        </w:tc>
+        <w:tc>
+          <w:tcPr>
+            <w:tcW w:type="dxa" w:w="5680"/>
+            <w:tcMar>
+              <w:top w:type="dxa" w:w="110"/>
+              <w:left w:type="dxa" w:w="140"/>
+              <w:bottom w:type="dxa" w:w="110"/>
+              <w:right w:type="dxa" w:w="140"/>
+            </w:tcMar>
+          </w:tcPr>
+          <w:p>
+            <w:pPr>
+              <w:spacing w:after="0" w:before="0" w:line="276"/>
+            </w:pPr>
+          </w:p>
+        </w:tc>
+        <w:tc>
+          <w:tcPr>
+            <w:tcW w:type="dxa" w:w="1800"/>
+            <w:tcMar>
+              <w:top w:type="dxa" w:w="110"/>
+              <w:left w:type="dxa" w:w="140"/>
+              <w:bottom w:type="dxa" w:w="110"/>
+              <w:right w:type="dxa" w:w="140"/>
+            </w:tcMar>
+          </w:tcPr>
+          <w:p>
+            <w:pPr>
+              <w:spacing w:after="0" w:before="0" w:line="276"/>
+            </w:pPr>
+          </w:p>
+        </w:tc>
+      </w:tr>
+      <w:tr>
+        <w:trPr>
+          <w:cantSplit/>
+          <w:trHeight w:val="420" w:hRule="atLeast"/>
+        </w:trPr>
+        <w:tc>
+          <w:tcPr>
+            <w:tcW w:type="dxa" w:w="2600"/>
+            <w:tcMar>
+              <w:top w:type="dxa" w:w="110"/>
+              <w:left w:type="dxa" w:w="140"/>
+              <w:bottom w:type="dxa" w:w="110"/>
+              <w:right w:type="dxa" w:w="140"/>
+            </w:tcMar>
+          </w:tcPr>
+          <w:p>
+            <w:pPr>
+              <w:spacing w:after="0" w:before="0" w:line="276"/>
+            </w:pPr>
+          </w:p>
+        </w:tc>
+        <w:tc>
+          <w:tcPr>
+            <w:tcW w:type="dxa" w:w="5680"/>
+            <w:tcMar>
+              <w:top w:type="dxa" w:w="110"/>
+              <w:left w:type="dxa" w:w="140"/>
+              <w:bottom w:type="dxa" w:w="110"/>
+              <w:right w:type="dxa" w:w="140"/>
+            </w:tcMar>
+          </w:tcPr>
+          <w:p>
+            <w:pPr>
+              <w:spacing w:after="0" w:before="0" w:line="276"/>
+            </w:pPr>
+          </w:p>
+        </w:tc>
+        <w:tc>
+          <w:tcPr>
+            <w:tcW w:type="dxa" w:w="1800"/>
+            <w:tcMar>
+              <w:top w:type="dxa" w:w="110"/>
+              <w:left w:type="dxa" w:w="140"/>
+              <w:bottom w:type="dxa" w:w="110"/>
+              <w:right w:type="dxa" w:w="140"/>
+            </w:tcMar>
+          </w:tcPr>
+          <w:p>
+            <w:pPr>
+              <w:spacing w:after="0" w:before="0" w:line="276"/>
+            </w:pPr>
+          </w:p>
+        </w:tc>
+      </w:tr>
+      <w:tr>
+        <w:trPr>
+          <w:cantSplit/>
+          <w:trHeight w:val="420" w:hRule="atLeast"/>
+        </w:trPr>
+        <w:tc>
+          <w:tcPr>
+            <w:tcW w:type="dxa" w:w="2600"/>
+            <w:tcMar>
+              <w:top w:type="dxa" w:w="110"/>
+              <w:left w:type="dxa" w:w="140"/>
+              <w:bottom w:type="dxa" w:w="110"/>
+              <w:right w:type="dxa" w:w="140"/>
+            </w:tcMar>
+          </w:tcPr>
+          <w:p>
+            <w:pPr>
+              <w:spacing w:after="0" w:before="0" w:line="276"/>
+            </w:pPr>
+          </w:p>
+        </w:tc>
+        <w:tc>
+          <w:tcPr>
+            <w:tcW w:type="dxa" w:w="5680"/>
+            <w:tcMar>
+              <w:top w:type="dxa" w:w="110"/>
+              <w:left w:type="dxa" w:w="140"/>
+              <w:bottom w:type="dxa" w:w="110"/>
+              <w:right w:type="dxa" w:w="140"/>
+            </w:tcMar>
+          </w:tcPr>
+          <w:p>
+            <w:pPr>
+              <w:spacing w:after="0" w:before="0" w:line="276"/>
+            </w:pPr>
+          </w:p>
+        </w:tc>
+        <w:tc>
+          <w:tcPr>
+            <w:tcW w:type="dxa" w:w="1800"/>
+            <w:tcMar>
+              <w:top w:type="dxa" w:w="110"/>
+              <w:left w:type="dxa" w:w="140"/>
+              <w:bottom w:type="dxa" w:w="110"/>
+              <w:right w:type="dxa" w:w="140"/>
+            </w:tcMar>
+          </w:tcPr>
+          <w:p>
+            <w:pPr>
+              <w:spacing w:after="0" w:before="0" w:line="276"/>
+            </w:pPr>
+          </w:p>
+        </w:tc>
+      </w:tr>
+      <w:tr>
+        <w:trPr>
+          <w:cantSplit/>
+          <w:trHeight w:val="420" w:hRule="atLeast"/>
+        </w:trPr>
+        <w:tc>
+          <w:tcPr>
+            <w:tcW w:type="dxa" w:w="2600"/>
+            <w:tcMar>
+              <w:top w:type="dxa" w:w="110"/>
+              <w:left w:type="dxa" w:w="140"/>
+              <w:bottom w:type="dxa" w:w="110"/>
+              <w:right w:type="dxa" w:w="140"/>
+            </w:tcMar>
+          </w:tcPr>
+          <w:p>
+            <w:pPr>
+              <w:spacing w:after="0" w:before="0" w:line="276"/>
+            </w:pPr>
+          </w:p>
+        </w:tc>
+        <w:tc>
+          <w:tcPr>
+            <w:tcW w:type="dxa" w:w="5680"/>
+            <w:tcMar>
+              <w:top w:type="dxa" w:w="110"/>
+              <w:left w:type="dxa" w:w="140"/>
+              <w:bottom w:type="dxa" w:w="110"/>
+              <w:right w:type="dxa" w:w="140"/>
+            </w:tcMar>
+          </w:tcPr>
+          <w:p>
+            <w:pPr>
+              <w:spacing w:after="0" w:before="0" w:line="276"/>
+            </w:pPr>
+          </w:p>
+        </w:tc>
+        <w:tc>
+          <w:tcPr>
+            <w:tcW w:type="dxa" w:w="1800"/>
+            <w:tcMar>
+              <w:top w:type="dxa" w:w="110"/>
+              <w:left w:type="dxa" w:w="140"/>
+              <w:bottom w:type="dxa" w:w="110"/>
+              <w:right w:type="dxa" w:w="140"/>
+            </w:tcMar>
+          </w:tcPr>
+          <w:p>
+            <w:pPr>
+              <w:spacing w:after="0" w:before="0" w:line="276"/>
+            </w:pPr>
+          </w:p>
+        </w:tc>
+      </w:tr>
+      <w:tr>
+        <w:trPr>
+          <w:cantSplit/>
+          <w:trHeight w:val="420" w:hRule="atLeast"/>
+        </w:trPr>
+        <w:tc>
+          <w:tcPr>
+            <w:tcW w:type="dxa" w:w="2600"/>
+            <w:tcMar>
+              <w:top w:type="dxa" w:w="110"/>
+              <w:left w:type="dxa" w:w="140"/>
+              <w:bottom w:type="dxa" w:w="110"/>
+              <w:right w:type="dxa" w:w="140"/>
+            </w:tcMar>
+          </w:tcPr>
+          <w:p>
+            <w:pPr>
+              <w:spacing w:after="0" w:before="0" w:line="276"/>
+            </w:pPr>
+          </w:p>
+        </w:tc>
+        <w:tc>
+          <w:tcPr>
+            <w:tcW w:type="dxa" w:w="5680"/>
+            <w:tcMar>
+              <w:top w:type="dxa" w:w="110"/>
+              <w:left w:type="dxa" w:w="140"/>
+              <w:bottom w:type="dxa" w:w="110"/>
+              <w:right w:type="dxa" w:w="140"/>
+            </w:tcMar>
+          </w:tcPr>
+          <w:p>
+            <w:pPr>
+              <w:spacing w:after="0" w:before="0" w:line="276"/>
+            </w:pPr>
+          </w:p>
+        </w:tc>
+        <w:tc>
+          <w:tcPr>
+            <w:tcW w:type="dxa" w:w="1800"/>
+            <w:tcMar>
+              <w:top w:type="dxa" w:w="110"/>
+              <w:left w:type="dxa" w:w="140"/>
+              <w:bottom w:type="dxa" w:w="110"/>
+              <w:right w:type="dxa" w:w="140"/>
+            </w:tcMar>
+          </w:tcPr>
+          <w:p>
+            <w:pPr>
+              <w:spacing w:after="0" w:before="0" w:line="276"/>
+            </w:pPr>
+          </w:p>
+        </w:tc>
+      </w:tr>
+      <w:tr>
+        <w:trPr>
+          <w:cantSplit/>
+          <w:trHeight w:val="420" w:hRule="atLeast"/>
+        </w:trPr>
+        <w:tc>
+          <w:tcPr>
+            <w:tcW w:type="dxa" w:w="2600"/>
+            <w:tcMar>
+              <w:top w:type="dxa" w:w="110"/>
+              <w:left w:type="dxa" w:w="140"/>
+              <w:bottom w:type="dxa" w:w="110"/>
+              <w:right w:type="dxa" w:w="140"/>
+            </w:tcMar>
+          </w:tcPr>
+          <w:p>
+            <w:pPr>
+              <w:spacing w:after="0" w:before="0" w:line="276"/>
+            </w:pPr>
+          </w:p>
+        </w:tc>
+        <w:tc>
+          <w:tcPr>
+            <w:tcW w:type="dxa" w:w="5680"/>
+            <w:tcMar>
+              <w:top w:type="dxa" w:w="110"/>
+              <w:left w:type="dxa" w:w="140"/>
+              <w:bottom w:type="dxa" w:w="110"/>
+              <w:right w:type="dxa" w:w="140"/>
+            </w:tcMar>
+          </w:tcPr>
+          <w:p>
+            <w:pPr>
+              <w:spacing w:after="0" w:before="0" w:line="276"/>
+            </w:pPr>
+          </w:p>
+        </w:tc>
+        <w:tc>
+          <w:tcPr>
+            <w:tcW w:type="dxa" w:w="1800"/>
+            <w:tcMar>
+              <w:top w:type="dxa" w:w="110"/>
+              <w:left w:type="dxa" w:w="140"/>
+              <w:bottom w:type="dxa" w:w="110"/>
+              <w:right w:type="dxa" w:w="140"/>
+            </w:tcMar>
+          </w:tcPr>
+          <w:p>
+            <w:pPr>
+              <w:spacing w:after="0" w:before="0" w:line="276"/>
+            </w:pPr>
+          </w:p>
+        </w:tc>
+      </w:tr>
+      <w:tr>
+        <w:trPr>
+          <w:cantSplit/>
+          <w:trHeight w:val="420" w:hRule="atLeast"/>
+        </w:trPr>
+        <w:tc>
+          <w:tcPr>
+            <w:tcW w:type="dxa" w:w="2600"/>
+            <w:tcMar>
+              <w:top w:type="dxa" w:w="110"/>
+              <w:left w:type="dxa" w:w="140"/>
+              <w:bottom w:type="dxa" w:w="110"/>
+              <w:right w:type="dxa" w:w="140"/>
+            </w:tcMar>
+          </w:tcPr>
+          <w:p>
+            <w:pPr>
+              <w:spacing w:after="0" w:before="0" w:line="276"/>
+            </w:pPr>
+          </w:p>
+        </w:tc>
+        <w:tc>
+          <w:tcPr>
+            <w:tcW w:type="dxa" w:w="5680"/>
+            <w:tcMar>
+              <w:top w:type="dxa" w:w="110"/>
+              <w:left w:type="dxa" w:w="140"/>
+              <w:bottom w:type="dxa" w:w="110"/>
+              <w:right w:type="dxa" w:w="140"/>
+            </w:tcMar>
+          </w:tcPr>
+          <w:p>
+            <w:pPr>
+              <w:spacing w:after="0" w:before="0" w:line="276"/>
+            </w:pPr>
+          </w:p>
+        </w:tc>
+        <w:tc>
+          <w:tcPr>
+            <w:tcW w:type="dxa" w:w="1800"/>
+            <w:tcMar>
+              <w:top w:type="dxa" w:w="110"/>
+              <w:left w:type="dxa" w:w="140"/>
+              <w:bottom w:type="dxa" w:w="110"/>
+              <w:right w:type="dxa" w:w="140"/>
+            </w:tcMar>
+          </w:tcPr>
+          <w:p>
+            <w:pPr>
+              <w:spacing w:after="0" w:before="0" w:line="276"/>
+            </w:pPr>
+          </w:p>
+        </w:tc>
+      </w:tr>
+      <w:tr>
+        <w:trPr>
+          <w:cantSplit/>
+          <w:trHeight w:val="420" w:hRule="atLeast"/>
+        </w:trPr>
+        <w:tc>
+          <w:tcPr>
+            <w:tcW w:type="dxa" w:w="2600"/>
+            <w:tcMar>
+              <w:top w:type="dxa" w:w="110"/>
+              <w:left w:type="dxa" w:w="140"/>
+              <w:bottom w:type="dxa" w:w="110"/>
+              <w:right w:type="dxa" w:w="140"/>
+            </w:tcMar>
+          </w:tcPr>
+          <w:p>
+            <w:pPr>
+              <w:spacing w:after="0" w:before="0" w:line="276"/>
+            </w:pPr>
+          </w:p>
+        </w:tc>
+        <w:tc>
+          <w:tcPr>
+            <w:tcW w:type="dxa" w:w="5680"/>
+            <w:tcMar>
+              <w:top w:type="dxa" w:w="110"/>
+              <w:left w:type="dxa" w:w="140"/>
+              <w:bottom w:type="dxa" w:w="110"/>
+              <w:right w:type="dxa" w:w="140"/>
+            </w:tcMar>
+          </w:tcPr>
+          <w:p>
+            <w:pPr>
+              <w:spacing w:after="0" w:before="0" w:line="276"/>
+            </w:pPr>
+          </w:p>
+        </w:tc>
+        <w:tc>
+          <w:tcPr>
+            <w:tcW w:type="dxa" w:w="1800"/>
+            <w:tcMar>
+              <w:top w:type="dxa" w:w="110"/>
+              <w:left w:type="dxa" w:w="140"/>
+              <w:bottom w:type="dxa" w:w="110"/>
+              <w:right w:type="dxa" w:w="140"/>
+            </w:tcMar>
+          </w:tcPr>
+          <w:p>
+            <w:pPr>
+              <w:spacing w:after="0" w:before="0" w:line="276"/>
+            </w:pPr>
+          </w:p>
+        </w:tc>
+      </w:tr>
+      <w:tr>
+        <w:trPr>
+          <w:cantSplit/>
+          <w:trHeight w:val="420" w:hRule="atLeast"/>
+        </w:trPr>
+        <w:tc>
+          <w:tcPr>
+            <w:tcW w:type="dxa" w:w="2600"/>
+            <w:tcMar>
+              <w:top w:type="dxa" w:w="110"/>
+              <w:left w:type="dxa" w:w="140"/>
+              <w:bottom w:type="dxa" w:w="110"/>
+              <w:right w:type="dxa" w:w="140"/>
+            </w:tcMar>
+          </w:tcPr>
+          <w:p>
+            <w:pPr>
+              <w:spacing w:after="0" w:before="0" w:line="276"/>
+            </w:pPr>
+          </w:p>
+        </w:tc>
+        <w:tc>
+          <w:tcPr>
+            <w:tcW w:type="dxa" w:w="5680"/>
+            <w:tcMar>
+              <w:top w:type="dxa" w:w="110"/>
+              <w:left w:type="dxa" w:w="140"/>
+              <w:bottom w:type="dxa" w:w="110"/>
+              <w:right w:type="dxa" w:w="140"/>
+            </w:tcMar>
+          </w:tcPr>
+          <w:p>
+            <w:pPr>
+              <w:spacing w:after="0" w:before="0" w:line="276"/>
+            </w:pPr>
+          </w:p>
+        </w:tc>
+        <w:tc>
+          <w:tcPr>
+            <w:tcW w:type="dxa" w:w="1800"/>
+            <w:tcMar>
+              <w:top w:type="dxa" w:w="110"/>
+              <w:left w:type="dxa" w:w="140"/>
+              <w:bottom w:type="dxa" w:w="110"/>
+              <w:right w:type="dxa" w:w="140"/>
+            </w:tcMar>
+          </w:tcPr>
+          <w:p>
+            <w:pPr>
+              <w:spacing w:after="0" w:before="0" w:line="276"/>
+            </w:pPr>
+          </w:p>
+        </w:tc>
+      </w:tr>
+      <w:tr>
+        <w:trPr>
+          <w:cantSplit/>
+          <w:trHeight w:val="420" w:hRule="atLeast"/>
+        </w:trPr>
+        <w:tc>
+          <w:tcPr>
+            <w:tcW w:type="dxa" w:w="2600"/>
+            <w:tcMar>
+              <w:top w:type="dxa" w:w="110"/>
+              <w:left w:type="dxa" w:w="140"/>
+              <w:bottom w:type="dxa" w:w="110"/>
+              <w:right w:type="dxa" w:w="140"/>
+            </w:tcMar>
+          </w:tcPr>
+          <w:p>
+            <w:pPr>
+              <w:spacing w:after="0" w:before="0" w:line="276"/>
+            </w:pPr>
+          </w:p>
+        </w:tc>
+        <w:tc>
+          <w:tcPr>
+            <w:tcW w:type="dxa" w:w="5680"/>
+            <w:tcMar>
+              <w:top w:type="dxa" w:w="110"/>
+              <w:left w:type="dxa" w:w="140"/>
+              <w:bottom w:type="dxa" w:w="110"/>
+              <w:right w:type="dxa" w:w="140"/>
+            </w:tcMar>
+          </w:tcPr>
+          <w:p>
+            <w:pPr>
+              <w:spacing w:after="0" w:before="0" w:line="276"/>
+            </w:pPr>
+          </w:p>
+        </w:tc>
+        <w:tc>
+          <w:tcPr>
+            <w:tcW w:type="dxa" w:w="1800"/>
+            <w:tcMar>
+              <w:top w:type="dxa" w:w="110"/>
+              <w:left w:type="dxa" w:w="140"/>
+              <w:bottom w:type="dxa" w:w="110"/>
+              <w:right w:type="dxa" w:w="140"/>
+            </w:tcMar>
+          </w:tcPr>
+          <w:p>
+            <w:pPr>
+              <w:spacing w:after="0" w:before="0" w:line="276"/>
+            </w:pPr>
+          </w:p>
+        </w:tc>
+      </w:tr>
+      <w:tr>
+        <w:trPr>
+          <w:cantSplit/>
+          <w:trHeight w:val="420" w:hRule="atLeast"/>
+        </w:trPr>
+        <w:tc>
+          <w:tcPr>
+            <w:tcW w:type="dxa" w:w="2600"/>
+            <w:tcMar>
+              <w:top w:type="dxa" w:w="110"/>
+              <w:left w:type="dxa" w:w="140"/>
+              <w:bottom w:type="dxa" w:w="110"/>
+              <w:right w:type="dxa" w:w="140"/>
+            </w:tcMar>
+          </w:tcPr>
+          <w:p>
+            <w:pPr>
+              <w:spacing w:after="0" w:before="0" w:line="276"/>
+            </w:pPr>
+          </w:p>
+        </w:tc>
+        <w:tc>
+          <w:tcPr>
+            <w:tcW w:type="dxa" w:w="5680"/>
+            <w:tcMar>
+              <w:top w:type="dxa" w:w="110"/>
+              <w:left w:type="dxa" w:w="140"/>
+              <w:bottom w:type="dxa" w:w="110"/>
+              <w:right w:type="dxa" w:w="140"/>
+            </w:tcMar>
+          </w:tcPr>
+          <w:p>
+            <w:pPr>
+              <w:spacing w:after="0" w:before="0" w:line="276"/>
+            </w:pPr>
+          </w:p>
+        </w:tc>
+        <w:tc>
+          <w:tcPr>
+            <w:tcW w:type="dxa" w:w="1800"/>
+            <w:tcMar>
+              <w:top w:type="dxa" w:w="110"/>
+              <w:left w:type="dxa" w:w="140"/>
+              <w:bottom w:type="dxa" w:w="110"/>
+              <w:right w:type="dxa" w:w="140"/>
+            </w:tcMar>
+          </w:tcPr>
+          <w:p>
+            <w:pPr>
+              <w:spacing w:after="0" w:before="0" w:line="276"/>
+            </w:pPr>
+          </w:p>
+        </w:tc>
+      </w:tr>
+      <w:tr>
+        <w:trPr>
+          <w:cantSplit/>
+          <w:trHeight w:val="420" w:hRule="atLeast"/>
+        </w:trPr>
+        <w:tc>
+          <w:tcPr>
+            <w:tcW w:type="dxa" w:w="2600"/>
+            <w:tcMar>
+              <w:top w:type="dxa" w:w="110"/>
+              <w:left w:type="dxa" w:w="140"/>
+              <w:bottom w:type="dxa" w:w="110"/>
+              <w:right w:type="dxa" w:w="140"/>
+            </w:tcMar>
+          </w:tcPr>
+          <w:p>
+            <w:pPr>
+              <w:spacing w:after="0" w:before="0" w:line="276"/>
+            </w:pPr>
+          </w:p>
+        </w:tc>
+        <w:tc>
+          <w:tcPr>
+            <w:tcW w:type="dxa" w:w="5680"/>
+            <w:tcMar>
+              <w:top w:type="dxa" w:w="110"/>
+              <w:left w:type="dxa" w:w="140"/>
+              <w:bottom w:type="dxa" w:w="110"/>
+              <w:right w:type="dxa" w:w="140"/>
+            </w:tcMar>
+          </w:tcPr>
+          <w:p>
+            <w:pPr>
+              <w:spacing w:after="0" w:before="0" w:line="276"/>
+            </w:pPr>
+          </w:p>
+        </w:tc>
+        <w:tc>
+          <w:tcPr>
+            <w:tcW w:type="dxa" w:w="1800"/>
+            <w:tcMar>
+              <w:top w:type="dxa" w:w="110"/>
+              <w:left w:type="dxa" w:w="140"/>
+              <w:bottom w:type="dxa" w:w="110"/>
+              <w:right w:type="dxa" w:w="140"/>
+            </w:tcMar>
+          </w:tcPr>
+          <w:p>
+            <w:pPr>
+              <w:spacing w:after="0" w:before="0" w:line="276"/>
+            </w:pPr>
+          </w:p>
+        </w:tc>
+      </w:tr>
+      <w:tr>
+        <w:trPr>
+          <w:cantSplit/>
+          <w:trHeight w:val="420" w:hRule="atLeast"/>
+        </w:trPr>
+        <w:tc>
+          <w:tcPr>
+            <w:tcW w:type="dxa" w:w="2600"/>
+            <w:tcMar>
+              <w:top w:type="dxa" w:w="110"/>
+              <w:left w:type="dxa" w:w="140"/>
+              <w:bottom w:type="dxa" w:w="110"/>
+              <w:right w:type="dxa" w:w="140"/>
+            </w:tcMar>
+          </w:tcPr>
+          <w:p>
+            <w:pPr>
+              <w:spacing w:after="0" w:before="0" w:line="276"/>
+            </w:pPr>
+          </w:p>
+        </w:tc>
+        <w:tc>
+          <w:tcPr>
+            <w:tcW w:type="dxa" w:w="5680"/>
+            <w:tcMar>
+              <w:top w:type="dxa" w:w="110"/>
+              <w:left w:type="dxa" w:w="140"/>
+              <w:bottom w:type="dxa" w:w="110"/>
+              <w:right w:type="dxa" w:w="140"/>
+            </w:tcMar>
+          </w:tcPr>
+          <w:p>
+            <w:pPr>
+              <w:spacing w:after="0" w:before="0" w:line="276"/>
+            </w:pPr>
+          </w:p>
+        </w:tc>
+        <w:tc>
+          <w:tcPr>
+            <w:tcW w:type="dxa" w:w="1800"/>
+            <w:tcMar>
+              <w:top w:type="dxa" w:w="110"/>
+              <w:left w:type="dxa" w:w="140"/>
+              <w:bottom w:type="dxa" w:w="110"/>
+              <w:right w:type="dxa" w:w="140"/>
+            </w:tcMar>
+          </w:tcPr>
+          <w:p>
+            <w:pPr>
+              <w:spacing w:after="0" w:before="0" w:line="276"/>
+            </w:pPr>
+          </w:p>
+        </w:tc>
+      </w:tr>
     </w:tbl>
     <w:p>
       <w:r>
@@ -1332,76 +3924,7 @@
       <w:tr>
         <w:trPr>
           <w:cantSplit/>
-          <w:trHeight w:val="440" w:hRule="atLeast"/>
-        </w:trPr>
-        <w:tc>
-          <w:tcPr>
-            <w:tcW w:type="dxa" w:w="2200"/>
-            <w:shd w:fill="F5F4EF" w:color="auto" w:val="clear"/>
-            <w:tcMar>
-              <w:top w:type="dxa" w:w="100"/>
-              <w:left w:type="dxa" w:w="140"/>
-              <w:bottom w:type="dxa" w:w="100"/>
-              <w:right w:type="dxa" w:w="140"/>
-            </w:tcMar>
-            <w:vAlign w:val="top"/>
-          </w:tcPr>
-          <w:p>
-            <w:pPr>
-              <w:spacing w:after="0" w:before="0" w:line="276"/>
-            </w:pPr>
-            <w:r>
-              <w:rPr>
-                <w:rFonts w:ascii="Segoe UI" w:cs="Segoe UI" w:eastAsia="Segoe UI" w:hAnsi="Segoe UI"/>
-                <w:b/>
-                <w:bCs/>
-                <w:i w:val="false"/>
-                <w:iCs w:val="false"/>
-                <w:caps/>
-                <w:color w:val="68707E"/>
-                <w:spacing w:val="12"/>
-                <w:sz w:val="16"/>
-                <w:szCs w:val="16"/>
-              </w:rPr>
-              <w:t xml:space="preserve">Say it like</w:t>
-            </w:r>
-          </w:p>
-        </w:tc>
-        <w:tc>
-          <w:tcPr>
-            <w:tcW w:type="dxa" w:w="7880"/>
-            <w:tcMar>
-              <w:top w:type="dxa" w:w="100"/>
-              <w:left w:type="dxa" w:w="140"/>
-              <w:bottom w:type="dxa" w:w="100"/>
-              <w:right w:type="dxa" w:w="140"/>
-            </w:tcMar>
-          </w:tcPr>
-          <w:p>
-            <w:pPr>
-              <w:spacing w:after="0" w:before="0" w:line="276"/>
-            </w:pPr>
-            <w:r>
-              <w:rPr>
-                <w:rFonts w:ascii="Segoe UI" w:cs="Segoe UI" w:eastAsia="Segoe UI" w:hAnsi="Segoe UI"/>
-                <w:b w:val="false"/>
-                <w:bCs w:val="false"/>
-                <w:i w:val="false"/>
-                <w:iCs w:val="false"/>
-                <w:caps w:val="false"/>
-                <w:color w:val="374253"/>
-                <w:sz w:val="20"/>
-                <w:szCs w:val="20"/>
-              </w:rPr>
-              <w:t xml:space="preserve">eye-DEM-po-tent</w:t>
-            </w:r>
-          </w:p>
-        </w:tc>
-      </w:tr>
-      <w:tr>
-        <w:trPr>
-          <w:cantSplit/>
-          <w:trHeight w:val="900" w:hRule="atLeast"/>
+          <w:trHeight w:val="720" w:hRule="atLeast"/>
         </w:trPr>
         <w:tc>
           <w:tcPr>
@@ -1470,7 +3993,7 @@
       <w:tr>
         <w:trPr>
           <w:cantSplit/>
-          <w:trHeight w:val="900" w:hRule="atLeast"/>
+          <w:trHeight w:val="720" w:hRule="atLeast"/>
         </w:trPr>
         <w:tc>
           <w:tcPr>
@@ -1539,7 +4062,7 @@
       <w:tr>
         <w:trPr>
           <w:cantSplit/>
-          <w:trHeight w:val="900" w:hRule="atLeast"/>
+          <w:trHeight w:val="720" w:hRule="atLeast"/>
         </w:trPr>
         <w:tc>
           <w:tcPr>
@@ -1745,8 +4268,13 @@
       </w:tr>
     </w:tbl>
     <w:p>
+      <w:r>
+        <w:br w:type="page"/>
+      </w:r>
+    </w:p>
+    <w:p>
       <w:pPr>
-        <w:spacing w:after="80" w:before="400" w:line="276"/>
+        <w:spacing w:after="80" w:before="0" w:line="276"/>
       </w:pPr>
       <w:r>
         <w:rPr>
@@ -1838,62 +4366,7 @@
       <w:tr>
         <w:trPr>
           <w:cantSplit/>
-          <w:trHeight w:val="440" w:hRule="atLeast"/>
-        </w:trPr>
-        <w:tc>
-          <w:tcPr>
-            <w:tcW w:type="dxa" w:w="2200"/>
-            <w:shd w:fill="F5F4EF" w:color="auto" w:val="clear"/>
-            <w:tcMar>
-              <w:top w:type="dxa" w:w="100"/>
-              <w:left w:type="dxa" w:w="140"/>
-              <w:bottom w:type="dxa" w:w="100"/>
-              <w:right w:type="dxa" w:w="140"/>
-            </w:tcMar>
-            <w:vAlign w:val="top"/>
-          </w:tcPr>
-          <w:p>
-            <w:pPr>
-              <w:spacing w:after="0" w:before="0" w:line="276"/>
-            </w:pPr>
-            <w:r>
-              <w:rPr>
-                <w:rFonts w:ascii="Segoe UI" w:cs="Segoe UI" w:eastAsia="Segoe UI" w:hAnsi="Segoe UI"/>
-                <w:b/>
-                <w:bCs/>
-                <w:i w:val="false"/>
-                <w:iCs w:val="false"/>
-                <w:caps/>
-                <w:color w:val="68707E"/>
-                <w:spacing w:val="12"/>
-                <w:sz w:val="16"/>
-                <w:szCs w:val="16"/>
-              </w:rPr>
-              <w:t xml:space="preserve">Say it like</w:t>
-            </w:r>
-          </w:p>
-        </w:tc>
-        <w:tc>
-          <w:tcPr>
-            <w:tcW w:type="dxa" w:w="7880"/>
-            <w:tcMar>
-              <w:top w:type="dxa" w:w="100"/>
-              <w:left w:type="dxa" w:w="140"/>
-              <w:bottom w:type="dxa" w:w="100"/>
-              <w:right w:type="dxa" w:w="140"/>
-            </w:tcMar>
-          </w:tcPr>
-          <w:p>
-            <w:pPr>
-              <w:spacing w:after="0" w:before="0" w:line="276"/>
-            </w:pPr>
-          </w:p>
-        </w:tc>
-      </w:tr>
-      <w:tr>
-        <w:trPr>
-          <w:cantSplit/>
-          <w:trHeight w:val="900" w:hRule="atLeast"/>
+          <w:trHeight w:val="720" w:hRule="atLeast"/>
         </w:trPr>
         <w:tc>
           <w:tcPr>
@@ -1948,7 +4421,7 @@
       <w:tr>
         <w:trPr>
           <w:cantSplit/>
-          <w:trHeight w:val="900" w:hRule="atLeast"/>
+          <w:trHeight w:val="720" w:hRule="atLeast"/>
         </w:trPr>
         <w:tc>
           <w:tcPr>
@@ -2003,7 +4476,7 @@
       <w:tr>
         <w:trPr>
           <w:cantSplit/>
-          <w:trHeight w:val="900" w:hRule="atLeast"/>
+          <w:trHeight w:val="720" w:hRule="atLeast"/>
         </w:trPr>
         <w:tc>
           <w:tcPr>
@@ -2168,7 +4641,7 @@
     </w:tbl>
     <w:p>
       <w:pPr>
-        <w:spacing w:after="200" w:before="0" w:line="276"/>
+        <w:spacing w:after="100" w:before="0" w:line="276"/>
       </w:pPr>
     </w:p>
     <w:tbl>
@@ -2245,62 +4718,7 @@
       <w:tr>
         <w:trPr>
           <w:cantSplit/>
-          <w:trHeight w:val="440" w:hRule="atLeast"/>
-        </w:trPr>
-        <w:tc>
-          <w:tcPr>
-            <w:tcW w:type="dxa" w:w="2200"/>
-            <w:shd w:fill="F5F4EF" w:color="auto" w:val="clear"/>
-            <w:tcMar>
-              <w:top w:type="dxa" w:w="100"/>
-              <w:left w:type="dxa" w:w="140"/>
-              <w:bottom w:type="dxa" w:w="100"/>
-              <w:right w:type="dxa" w:w="140"/>
-            </w:tcMar>
-            <w:vAlign w:val="top"/>
-          </w:tcPr>
-          <w:p>
-            <w:pPr>
-              <w:spacing w:after="0" w:before="0" w:line="276"/>
-            </w:pPr>
-            <w:r>
-              <w:rPr>
-                <w:rFonts w:ascii="Segoe UI" w:cs="Segoe UI" w:eastAsia="Segoe UI" w:hAnsi="Segoe UI"/>
-                <w:b/>
-                <w:bCs/>
-                <w:i w:val="false"/>
-                <w:iCs w:val="false"/>
-                <w:caps/>
-                <w:color w:val="68707E"/>
-                <w:spacing w:val="12"/>
-                <w:sz w:val="16"/>
-                <w:szCs w:val="16"/>
-              </w:rPr>
-              <w:t xml:space="preserve">Say it like</w:t>
-            </w:r>
-          </w:p>
-        </w:tc>
-        <w:tc>
-          <w:tcPr>
-            <w:tcW w:type="dxa" w:w="7880"/>
-            <w:tcMar>
-              <w:top w:type="dxa" w:w="100"/>
-              <w:left w:type="dxa" w:w="140"/>
-              <w:bottom w:type="dxa" w:w="100"/>
-              <w:right w:type="dxa" w:w="140"/>
-            </w:tcMar>
-          </w:tcPr>
-          <w:p>
-            <w:pPr>
-              <w:spacing w:after="0" w:before="0" w:line="276"/>
-            </w:pPr>
-          </w:p>
-        </w:tc>
-      </w:tr>
-      <w:tr>
-        <w:trPr>
-          <w:cantSplit/>
-          <w:trHeight w:val="900" w:hRule="atLeast"/>
+          <w:trHeight w:val="720" w:hRule="atLeast"/>
         </w:trPr>
         <w:tc>
           <w:tcPr>
@@ -2355,7 +4773,7 @@
       <w:tr>
         <w:trPr>
           <w:cantSplit/>
-          <w:trHeight w:val="900" w:hRule="atLeast"/>
+          <w:trHeight w:val="720" w:hRule="atLeast"/>
         </w:trPr>
         <w:tc>
           <w:tcPr>
@@ -2410,7 +4828,7 @@
       <w:tr>
         <w:trPr>
           <w:cantSplit/>
-          <w:trHeight w:val="900" w:hRule="atLeast"/>
+          <w:trHeight w:val="720" w:hRule="atLeast"/>
         </w:trPr>
         <w:tc>
           <w:tcPr>
@@ -2575,7 +4993,7 @@
     </w:tbl>
     <w:p>
       <w:pPr>
-        <w:spacing w:after="200" w:before="0" w:line="276"/>
+        <w:spacing w:after="100" w:before="0" w:line="276"/>
       </w:pPr>
     </w:p>
     <w:tbl>
@@ -2652,62 +5070,7 @@
       <w:tr>
         <w:trPr>
           <w:cantSplit/>
-          <w:trHeight w:val="440" w:hRule="atLeast"/>
-        </w:trPr>
-        <w:tc>
-          <w:tcPr>
-            <w:tcW w:type="dxa" w:w="2200"/>
-            <w:shd w:fill="F5F4EF" w:color="auto" w:val="clear"/>
-            <w:tcMar>
-              <w:top w:type="dxa" w:w="100"/>
-              <w:left w:type="dxa" w:w="140"/>
-              <w:bottom w:type="dxa" w:w="100"/>
-              <w:right w:type="dxa" w:w="140"/>
-            </w:tcMar>
-            <w:vAlign w:val="top"/>
-          </w:tcPr>
-          <w:p>
-            <w:pPr>
-              <w:spacing w:after="0" w:before="0" w:line="276"/>
-            </w:pPr>
-            <w:r>
-              <w:rPr>
-                <w:rFonts w:ascii="Segoe UI" w:cs="Segoe UI" w:eastAsia="Segoe UI" w:hAnsi="Segoe UI"/>
-                <w:b/>
-                <w:bCs/>
-                <w:i w:val="false"/>
-                <w:iCs w:val="false"/>
-                <w:caps/>
-                <w:color w:val="68707E"/>
-                <w:spacing w:val="12"/>
-                <w:sz w:val="16"/>
-                <w:szCs w:val="16"/>
-              </w:rPr>
-              <w:t xml:space="preserve">Say it like</w:t>
-            </w:r>
-          </w:p>
-        </w:tc>
-        <w:tc>
-          <w:tcPr>
-            <w:tcW w:type="dxa" w:w="7880"/>
-            <w:tcMar>
-              <w:top w:type="dxa" w:w="100"/>
-              <w:left w:type="dxa" w:w="140"/>
-              <w:bottom w:type="dxa" w:w="100"/>
-              <w:right w:type="dxa" w:w="140"/>
-            </w:tcMar>
-          </w:tcPr>
-          <w:p>
-            <w:pPr>
-              <w:spacing w:after="0" w:before="0" w:line="276"/>
-            </w:pPr>
-          </w:p>
-        </w:tc>
-      </w:tr>
-      <w:tr>
-        <w:trPr>
-          <w:cantSplit/>
-          <w:trHeight w:val="900" w:hRule="atLeast"/>
+          <w:trHeight w:val="720" w:hRule="atLeast"/>
         </w:trPr>
         <w:tc>
           <w:tcPr>
@@ -2762,7 +5125,7 @@
       <w:tr>
         <w:trPr>
           <w:cantSplit/>
-          <w:trHeight w:val="900" w:hRule="atLeast"/>
+          <w:trHeight w:val="720" w:hRule="atLeast"/>
         </w:trPr>
         <w:tc>
           <w:tcPr>
@@ -2817,7 +5180,7 @@
       <w:tr>
         <w:trPr>
           <w:cantSplit/>
-          <w:trHeight w:val="900" w:hRule="atLeast"/>
+          <w:trHeight w:val="720" w:hRule="atLeast"/>
         </w:trPr>
         <w:tc>
           <w:tcPr>
@@ -2981,8 +5344,380 @@
       </w:tr>
     </w:tbl>
     <w:p>
+      <w:r>
+        <w:br w:type="page"/>
+      </w:r>
+    </w:p>
+    <w:p>
       <w:pPr>
-        <w:spacing w:after="200" w:before="0" w:line="276"/>
+        <w:spacing w:after="80" w:before="0" w:line="276"/>
+      </w:pPr>
+      <w:r>
+        <w:rPr>
+          <w:rFonts w:ascii="Segoe UI" w:cs="Segoe UI" w:eastAsia="Segoe UI" w:hAnsi="Segoe UI"/>
+          <w:b/>
+          <w:bCs/>
+          <w:i w:val="false"/>
+          <w:iCs w:val="false"/>
+          <w:caps/>
+          <w:color w:val="B91C1C"/>
+          <w:spacing w:val="14"/>
+          <w:sz w:val="16"/>
+          <w:szCs w:val="16"/>
+        </w:rPr>
+        <w:t xml:space="preserve">New entries (continued)</w:t>
+      </w:r>
+    </w:p>
+    <w:tbl>
+      <w:tblPr>
+        <w:tblW w:type="dxa" w:w="10080"/>
+        <w:tblBorders>
+          <w:top w:val="single" w:color="D8D4C9" w:sz="4"/>
+          <w:left w:val="single" w:color="D8D4C9" w:sz="4"/>
+          <w:bottom w:val="single" w:color="D8D4C9" w:sz="4"/>
+          <w:right w:val="single" w:color="D8D4C9" w:sz="4"/>
+          <w:insideH w:val="single" w:color="E4E2DA" w:sz="4"/>
+          <w:insideV w:val="single" w:color="E4E2DA" w:sz="4"/>
+        </w:tblBorders>
+      </w:tblPr>
+      <w:tblGrid>
+        <w:gridCol w:w="2200"/>
+        <w:gridCol w:w="7880"/>
+      </w:tblGrid>
+      <w:tr>
+        <w:trPr>
+          <w:cantSplit/>
+          <w:trHeight w:val="440" w:hRule="atLeast"/>
+        </w:trPr>
+        <w:tc>
+          <w:tcPr>
+            <w:tcW w:type="dxa" w:w="2200"/>
+            <w:shd w:fill="F5F4EF" w:color="auto" w:val="clear"/>
+            <w:tcMar>
+              <w:top w:type="dxa" w:w="100"/>
+              <w:left w:type="dxa" w:w="140"/>
+              <w:bottom w:type="dxa" w:w="100"/>
+              <w:right w:type="dxa" w:w="140"/>
+            </w:tcMar>
+            <w:vAlign w:val="top"/>
+          </w:tcPr>
+          <w:p>
+            <w:pPr>
+              <w:spacing w:after="0" w:before="0" w:line="276"/>
+            </w:pPr>
+            <w:r>
+              <w:rPr>
+                <w:rFonts w:ascii="Segoe UI" w:cs="Segoe UI" w:eastAsia="Segoe UI" w:hAnsi="Segoe UI"/>
+                <w:b/>
+                <w:bCs/>
+                <w:i w:val="false"/>
+                <w:iCs w:val="false"/>
+                <w:caps/>
+                <w:color w:val="68707E"/>
+                <w:spacing w:val="12"/>
+                <w:sz w:val="16"/>
+                <w:szCs w:val="16"/>
+              </w:rPr>
+              <w:t xml:space="preserve">Term</w:t>
+            </w:r>
+          </w:p>
+        </w:tc>
+        <w:tc>
+          <w:tcPr>
+            <w:tcW w:type="dxa" w:w="7880"/>
+            <w:tcMar>
+              <w:top w:type="dxa" w:w="100"/>
+              <w:left w:type="dxa" w:w="140"/>
+              <w:bottom w:type="dxa" w:w="100"/>
+              <w:right w:type="dxa" w:w="140"/>
+            </w:tcMar>
+          </w:tcPr>
+          <w:p>
+            <w:pPr>
+              <w:spacing w:after="0" w:before="0" w:line="276"/>
+            </w:pPr>
+          </w:p>
+        </w:tc>
+      </w:tr>
+      <w:tr>
+        <w:trPr>
+          <w:cantSplit/>
+          <w:trHeight w:val="720" w:hRule="atLeast"/>
+        </w:trPr>
+        <w:tc>
+          <w:tcPr>
+            <w:tcW w:type="dxa" w:w="2200"/>
+            <w:shd w:fill="F5F4EF" w:color="auto" w:val="clear"/>
+            <w:tcMar>
+              <w:top w:type="dxa" w:w="100"/>
+              <w:left w:type="dxa" w:w="140"/>
+              <w:bottom w:type="dxa" w:w="100"/>
+              <w:right w:type="dxa" w:w="140"/>
+            </w:tcMar>
+            <w:vAlign w:val="top"/>
+          </w:tcPr>
+          <w:p>
+            <w:pPr>
+              <w:spacing w:after="0" w:before="0" w:line="276"/>
+            </w:pPr>
+            <w:r>
+              <w:rPr>
+                <w:rFonts w:ascii="Segoe UI" w:cs="Segoe UI" w:eastAsia="Segoe UI" w:hAnsi="Segoe UI"/>
+                <w:b/>
+                <w:bCs/>
+                <w:i w:val="false"/>
+                <w:iCs w:val="false"/>
+                <w:caps/>
+                <w:color w:val="68707E"/>
+                <w:spacing w:val="12"/>
+                <w:sz w:val="16"/>
+                <w:szCs w:val="16"/>
+              </w:rPr>
+              <w:t xml:space="preserve">Plain English</w:t>
+            </w:r>
+          </w:p>
+        </w:tc>
+        <w:tc>
+          <w:tcPr>
+            <w:tcW w:type="dxa" w:w="7880"/>
+            <w:tcMar>
+              <w:top w:type="dxa" w:w="100"/>
+              <w:left w:type="dxa" w:w="140"/>
+              <w:bottom w:type="dxa" w:w="100"/>
+              <w:right w:type="dxa" w:w="140"/>
+            </w:tcMar>
+          </w:tcPr>
+          <w:p>
+            <w:pPr>
+              <w:spacing w:after="0" w:before="0" w:line="276"/>
+            </w:pPr>
+          </w:p>
+        </w:tc>
+      </w:tr>
+      <w:tr>
+        <w:trPr>
+          <w:cantSplit/>
+          <w:trHeight w:val="720" w:hRule="atLeast"/>
+        </w:trPr>
+        <w:tc>
+          <w:tcPr>
+            <w:tcW w:type="dxa" w:w="2200"/>
+            <w:shd w:fill="F5F4EF" w:color="auto" w:val="clear"/>
+            <w:tcMar>
+              <w:top w:type="dxa" w:w="100"/>
+              <w:left w:type="dxa" w:w="140"/>
+              <w:bottom w:type="dxa" w:w="100"/>
+              <w:right w:type="dxa" w:w="140"/>
+            </w:tcMar>
+            <w:vAlign w:val="top"/>
+          </w:tcPr>
+          <w:p>
+            <w:pPr>
+              <w:spacing w:after="0" w:before="0" w:line="276"/>
+            </w:pPr>
+            <w:r>
+              <w:rPr>
+                <w:rFonts w:ascii="Segoe UI" w:cs="Segoe UI" w:eastAsia="Segoe UI" w:hAnsi="Segoe UI"/>
+                <w:b/>
+                <w:bCs/>
+                <w:i w:val="false"/>
+                <w:iCs w:val="false"/>
+                <w:caps/>
+                <w:color w:val="68707E"/>
+                <w:spacing w:val="12"/>
+                <w:sz w:val="16"/>
+                <w:szCs w:val="16"/>
+              </w:rPr>
+              <w:t xml:space="preserve">Why it matters</w:t>
+            </w:r>
+          </w:p>
+        </w:tc>
+        <w:tc>
+          <w:tcPr>
+            <w:tcW w:type="dxa" w:w="7880"/>
+            <w:tcMar>
+              <w:top w:type="dxa" w:w="100"/>
+              <w:left w:type="dxa" w:w="140"/>
+              <w:bottom w:type="dxa" w:w="100"/>
+              <w:right w:type="dxa" w:w="140"/>
+            </w:tcMar>
+          </w:tcPr>
+          <w:p>
+            <w:pPr>
+              <w:spacing w:after="0" w:before="0" w:line="276"/>
+            </w:pPr>
+          </w:p>
+        </w:tc>
+      </w:tr>
+      <w:tr>
+        <w:trPr>
+          <w:cantSplit/>
+          <w:trHeight w:val="720" w:hRule="atLeast"/>
+        </w:trPr>
+        <w:tc>
+          <w:tcPr>
+            <w:tcW w:type="dxa" w:w="2200"/>
+            <w:shd w:fill="F5F4EF" w:color="auto" w:val="clear"/>
+            <w:tcMar>
+              <w:top w:type="dxa" w:w="100"/>
+              <w:left w:type="dxa" w:w="140"/>
+              <w:bottom w:type="dxa" w:w="100"/>
+              <w:right w:type="dxa" w:w="140"/>
+            </w:tcMar>
+            <w:vAlign w:val="top"/>
+          </w:tcPr>
+          <w:p>
+            <w:pPr>
+              <w:spacing w:after="0" w:before="0" w:line="276"/>
+            </w:pPr>
+            <w:r>
+              <w:rPr>
+                <w:rFonts w:ascii="Segoe UI" w:cs="Segoe UI" w:eastAsia="Segoe UI" w:hAnsi="Segoe UI"/>
+                <w:b/>
+                <w:bCs/>
+                <w:i w:val="false"/>
+                <w:iCs w:val="false"/>
+                <w:caps/>
+                <w:color w:val="68707E"/>
+                <w:spacing w:val="12"/>
+                <w:sz w:val="16"/>
+                <w:szCs w:val="16"/>
+              </w:rPr>
+              <w:t xml:space="preserve">In a sentence</w:t>
+            </w:r>
+          </w:p>
+        </w:tc>
+        <w:tc>
+          <w:tcPr>
+            <w:tcW w:type="dxa" w:w="7880"/>
+            <w:tcMar>
+              <w:top w:type="dxa" w:w="100"/>
+              <w:left w:type="dxa" w:w="140"/>
+              <w:bottom w:type="dxa" w:w="100"/>
+              <w:right w:type="dxa" w:w="140"/>
+            </w:tcMar>
+          </w:tcPr>
+          <w:p>
+            <w:pPr>
+              <w:spacing w:after="0" w:before="0" w:line="276"/>
+            </w:pPr>
+          </w:p>
+        </w:tc>
+      </w:tr>
+      <w:tr>
+        <w:trPr>
+          <w:cantSplit/>
+          <w:trHeight w:val="440" w:hRule="atLeast"/>
+        </w:trPr>
+        <w:tc>
+          <w:tcPr>
+            <w:tcW w:type="dxa" w:w="2200"/>
+            <w:shd w:fill="F5F4EF" w:color="auto" w:val="clear"/>
+            <w:tcMar>
+              <w:top w:type="dxa" w:w="100"/>
+              <w:left w:type="dxa" w:w="140"/>
+              <w:bottom w:type="dxa" w:w="100"/>
+              <w:right w:type="dxa" w:w="140"/>
+            </w:tcMar>
+            <w:vAlign w:val="top"/>
+          </w:tcPr>
+          <w:p>
+            <w:pPr>
+              <w:spacing w:after="0" w:before="0" w:line="276"/>
+            </w:pPr>
+            <w:r>
+              <w:rPr>
+                <w:rFonts w:ascii="Segoe UI" w:cs="Segoe UI" w:eastAsia="Segoe UI" w:hAnsi="Segoe UI"/>
+                <w:b/>
+                <w:bCs/>
+                <w:i w:val="false"/>
+                <w:iCs w:val="false"/>
+                <w:caps/>
+                <w:color w:val="68707E"/>
+                <w:spacing w:val="12"/>
+                <w:sz w:val="16"/>
+                <w:szCs w:val="16"/>
+              </w:rPr>
+              <w:t xml:space="preserve">Related to</w:t>
+            </w:r>
+          </w:p>
+        </w:tc>
+        <w:tc>
+          <w:tcPr>
+            <w:tcW w:type="dxa" w:w="7880"/>
+            <w:tcMar>
+              <w:top w:type="dxa" w:w="100"/>
+              <w:left w:type="dxa" w:w="140"/>
+              <w:bottom w:type="dxa" w:w="100"/>
+              <w:right w:type="dxa" w:w="140"/>
+            </w:tcMar>
+          </w:tcPr>
+          <w:p>
+            <w:pPr>
+              <w:spacing w:after="0" w:before="0" w:line="276"/>
+            </w:pPr>
+          </w:p>
+        </w:tc>
+      </w:tr>
+      <w:tr>
+        <w:trPr>
+          <w:cantSplit/>
+          <w:trHeight w:val="440" w:hRule="atLeast"/>
+        </w:trPr>
+        <w:tc>
+          <w:tcPr>
+            <w:tcW w:type="dxa" w:w="2200"/>
+            <w:shd w:fill="F5F4EF" w:color="auto" w:val="clear"/>
+            <w:tcMar>
+              <w:top w:type="dxa" w:w="100"/>
+              <w:left w:type="dxa" w:w="140"/>
+              <w:bottom w:type="dxa" w:w="100"/>
+              <w:right w:type="dxa" w:w="140"/>
+            </w:tcMar>
+            <w:vAlign w:val="top"/>
+          </w:tcPr>
+          <w:p>
+            <w:pPr>
+              <w:spacing w:after="0" w:before="0" w:line="276"/>
+            </w:pPr>
+            <w:r>
+              <w:rPr>
+                <w:rFonts w:ascii="Segoe UI" w:cs="Segoe UI" w:eastAsia="Segoe UI" w:hAnsi="Segoe UI"/>
+                <w:b/>
+                <w:bCs/>
+                <w:i w:val="false"/>
+                <w:iCs w:val="false"/>
+                <w:caps/>
+                <w:color w:val="68707E"/>
+                <w:spacing w:val="12"/>
+                <w:sz w:val="16"/>
+                <w:szCs w:val="16"/>
+              </w:rPr>
+              <w:t xml:space="preserve">Where I saw it</w:t>
+            </w:r>
+          </w:p>
+        </w:tc>
+        <w:tc>
+          <w:tcPr>
+            <w:tcW w:type="dxa" w:w="7880"/>
+            <w:tcMar>
+              <w:top w:type="dxa" w:w="100"/>
+              <w:left w:type="dxa" w:w="140"/>
+              <w:bottom w:type="dxa" w:w="100"/>
+              <w:right w:type="dxa" w:w="140"/>
+            </w:tcMar>
+          </w:tcPr>
+          <w:p>
+            <w:pPr>
+              <w:spacing w:after="0" w:before="0" w:line="276"/>
+            </w:pPr>
+          </w:p>
+        </w:tc>
+      </w:tr>
+    </w:tbl>
+    <w:p>
+      <w:pPr>
+        <w:spacing w:after="100" w:before="0" w:line="276"/>
       </w:pPr>
     </w:p>
     <w:tbl>
@@ -3059,62 +5794,7 @@
       <w:tr>
         <w:trPr>
           <w:cantSplit/>
-          <w:trHeight w:val="440" w:hRule="atLeast"/>
-        </w:trPr>
-        <w:tc>
-          <w:tcPr>
-            <w:tcW w:type="dxa" w:w="2200"/>
-            <w:shd w:fill="F5F4EF" w:color="auto" w:val="clear"/>
-            <w:tcMar>
-              <w:top w:type="dxa" w:w="100"/>
-              <w:left w:type="dxa" w:w="140"/>
-              <w:bottom w:type="dxa" w:w="100"/>
-              <w:right w:type="dxa" w:w="140"/>
-            </w:tcMar>
-            <w:vAlign w:val="top"/>
-          </w:tcPr>
-          <w:p>
-            <w:pPr>
-              <w:spacing w:after="0" w:before="0" w:line="276"/>
-            </w:pPr>
-            <w:r>
-              <w:rPr>
-                <w:rFonts w:ascii="Segoe UI" w:cs="Segoe UI" w:eastAsia="Segoe UI" w:hAnsi="Segoe UI"/>
-                <w:b/>
-                <w:bCs/>
-                <w:i w:val="false"/>
-                <w:iCs w:val="false"/>
-                <w:caps/>
-                <w:color w:val="68707E"/>
-                <w:spacing w:val="12"/>
-                <w:sz w:val="16"/>
-                <w:szCs w:val="16"/>
-              </w:rPr>
-              <w:t xml:space="preserve">Say it like</w:t>
-            </w:r>
-          </w:p>
-        </w:tc>
-        <w:tc>
-          <w:tcPr>
-            <w:tcW w:type="dxa" w:w="7880"/>
-            <w:tcMar>
-              <w:top w:type="dxa" w:w="100"/>
-              <w:left w:type="dxa" w:w="140"/>
-              <w:bottom w:type="dxa" w:w="100"/>
-              <w:right w:type="dxa" w:w="140"/>
-            </w:tcMar>
-          </w:tcPr>
-          <w:p>
-            <w:pPr>
-              <w:spacing w:after="0" w:before="0" w:line="276"/>
-            </w:pPr>
-          </w:p>
-        </w:tc>
-      </w:tr>
-      <w:tr>
-        <w:trPr>
-          <w:cantSplit/>
-          <w:trHeight w:val="900" w:hRule="atLeast"/>
+          <w:trHeight w:val="720" w:hRule="atLeast"/>
         </w:trPr>
         <w:tc>
           <w:tcPr>
@@ -3169,7 +5849,7 @@
       <w:tr>
         <w:trPr>
           <w:cantSplit/>
-          <w:trHeight w:val="900" w:hRule="atLeast"/>
+          <w:trHeight w:val="720" w:hRule="atLeast"/>
         </w:trPr>
         <w:tc>
           <w:tcPr>
@@ -3224,7 +5904,7 @@
       <w:tr>
         <w:trPr>
           <w:cantSplit/>
-          <w:trHeight w:val="900" w:hRule="atLeast"/>
+          <w:trHeight w:val="720" w:hRule="atLeast"/>
         </w:trPr>
         <w:tc>
           <w:tcPr>
@@ -3389,7 +6069,7 @@
     </w:tbl>
     <w:p>
       <w:pPr>
-        <w:spacing w:after="200" w:before="0" w:line="276"/>
+        <w:spacing w:after="100" w:before="0" w:line="276"/>
       </w:pPr>
     </w:p>
     <w:tbl>
@@ -3466,62 +6146,7 @@
       <w:tr>
         <w:trPr>
           <w:cantSplit/>
-          <w:trHeight w:val="440" w:hRule="atLeast"/>
-        </w:trPr>
-        <w:tc>
-          <w:tcPr>
-            <w:tcW w:type="dxa" w:w="2200"/>
-            <w:shd w:fill="F5F4EF" w:color="auto" w:val="clear"/>
-            <w:tcMar>
-              <w:top w:type="dxa" w:w="100"/>
-              <w:left w:type="dxa" w:w="140"/>
-              <w:bottom w:type="dxa" w:w="100"/>
-              <w:right w:type="dxa" w:w="140"/>
-            </w:tcMar>
-            <w:vAlign w:val="top"/>
-          </w:tcPr>
-          <w:p>
-            <w:pPr>
-              <w:spacing w:after="0" w:before="0" w:line="276"/>
-            </w:pPr>
-            <w:r>
-              <w:rPr>
-                <w:rFonts w:ascii="Segoe UI" w:cs="Segoe UI" w:eastAsia="Segoe UI" w:hAnsi="Segoe UI"/>
-                <w:b/>
-                <w:bCs/>
-                <w:i w:val="false"/>
-                <w:iCs w:val="false"/>
-                <w:caps/>
-                <w:color w:val="68707E"/>
-                <w:spacing w:val="12"/>
-                <w:sz w:val="16"/>
-                <w:szCs w:val="16"/>
-              </w:rPr>
-              <w:t xml:space="preserve">Say it like</w:t>
-            </w:r>
-          </w:p>
-        </w:tc>
-        <w:tc>
-          <w:tcPr>
-            <w:tcW w:type="dxa" w:w="7880"/>
-            <w:tcMar>
-              <w:top w:type="dxa" w:w="100"/>
-              <w:left w:type="dxa" w:w="140"/>
-              <w:bottom w:type="dxa" w:w="100"/>
-              <w:right w:type="dxa" w:w="140"/>
-            </w:tcMar>
-          </w:tcPr>
-          <w:p>
-            <w:pPr>
-              <w:spacing w:after="0" w:before="0" w:line="276"/>
-            </w:pPr>
-          </w:p>
-        </w:tc>
-      </w:tr>
-      <w:tr>
-        <w:trPr>
-          <w:cantSplit/>
-          <w:trHeight w:val="900" w:hRule="atLeast"/>
+          <w:trHeight w:val="720" w:hRule="atLeast"/>
         </w:trPr>
         <w:tc>
           <w:tcPr>
@@ -3576,7 +6201,7 @@
       <w:tr>
         <w:trPr>
           <w:cantSplit/>
-          <w:trHeight w:val="900" w:hRule="atLeast"/>
+          <w:trHeight w:val="720" w:hRule="atLeast"/>
         </w:trPr>
         <w:tc>
           <w:tcPr>
@@ -3631,7 +6256,7 @@
       <w:tr>
         <w:trPr>
           <w:cantSplit/>
-          <w:trHeight w:val="900" w:hRule="atLeast"/>
+          <w:trHeight w:val="720" w:hRule="atLeast"/>
         </w:trPr>
         <w:tc>
           <w:tcPr>
@@ -3795,8 +6420,380 @@
       </w:tr>
     </w:tbl>
     <w:p>
+      <w:r>
+        <w:br w:type="page"/>
+      </w:r>
+    </w:p>
+    <w:p>
       <w:pPr>
-        <w:spacing w:after="200" w:before="0" w:line="276"/>
+        <w:spacing w:after="80" w:before="0" w:line="276"/>
+      </w:pPr>
+      <w:r>
+        <w:rPr>
+          <w:rFonts w:ascii="Segoe UI" w:cs="Segoe UI" w:eastAsia="Segoe UI" w:hAnsi="Segoe UI"/>
+          <w:b/>
+          <w:bCs/>
+          <w:i w:val="false"/>
+          <w:iCs w:val="false"/>
+          <w:caps/>
+          <w:color w:val="B91C1C"/>
+          <w:spacing w:val="14"/>
+          <w:sz w:val="16"/>
+          <w:szCs w:val="16"/>
+        </w:rPr>
+        <w:t xml:space="preserve">New entries (continued)</w:t>
+      </w:r>
+    </w:p>
+    <w:tbl>
+      <w:tblPr>
+        <w:tblW w:type="dxa" w:w="10080"/>
+        <w:tblBorders>
+          <w:top w:val="single" w:color="D8D4C9" w:sz="4"/>
+          <w:left w:val="single" w:color="D8D4C9" w:sz="4"/>
+          <w:bottom w:val="single" w:color="D8D4C9" w:sz="4"/>
+          <w:right w:val="single" w:color="D8D4C9" w:sz="4"/>
+          <w:insideH w:val="single" w:color="E4E2DA" w:sz="4"/>
+          <w:insideV w:val="single" w:color="E4E2DA" w:sz="4"/>
+        </w:tblBorders>
+      </w:tblPr>
+      <w:tblGrid>
+        <w:gridCol w:w="2200"/>
+        <w:gridCol w:w="7880"/>
+      </w:tblGrid>
+      <w:tr>
+        <w:trPr>
+          <w:cantSplit/>
+          <w:trHeight w:val="440" w:hRule="atLeast"/>
+        </w:trPr>
+        <w:tc>
+          <w:tcPr>
+            <w:tcW w:type="dxa" w:w="2200"/>
+            <w:shd w:fill="F5F4EF" w:color="auto" w:val="clear"/>
+            <w:tcMar>
+              <w:top w:type="dxa" w:w="100"/>
+              <w:left w:type="dxa" w:w="140"/>
+              <w:bottom w:type="dxa" w:w="100"/>
+              <w:right w:type="dxa" w:w="140"/>
+            </w:tcMar>
+            <w:vAlign w:val="top"/>
+          </w:tcPr>
+          <w:p>
+            <w:pPr>
+              <w:spacing w:after="0" w:before="0" w:line="276"/>
+            </w:pPr>
+            <w:r>
+              <w:rPr>
+                <w:rFonts w:ascii="Segoe UI" w:cs="Segoe UI" w:eastAsia="Segoe UI" w:hAnsi="Segoe UI"/>
+                <w:b/>
+                <w:bCs/>
+                <w:i w:val="false"/>
+                <w:iCs w:val="false"/>
+                <w:caps/>
+                <w:color w:val="68707E"/>
+                <w:spacing w:val="12"/>
+                <w:sz w:val="16"/>
+                <w:szCs w:val="16"/>
+              </w:rPr>
+              <w:t xml:space="preserve">Term</w:t>
+            </w:r>
+          </w:p>
+        </w:tc>
+        <w:tc>
+          <w:tcPr>
+            <w:tcW w:type="dxa" w:w="7880"/>
+            <w:tcMar>
+              <w:top w:type="dxa" w:w="100"/>
+              <w:left w:type="dxa" w:w="140"/>
+              <w:bottom w:type="dxa" w:w="100"/>
+              <w:right w:type="dxa" w:w="140"/>
+            </w:tcMar>
+          </w:tcPr>
+          <w:p>
+            <w:pPr>
+              <w:spacing w:after="0" w:before="0" w:line="276"/>
+            </w:pPr>
+          </w:p>
+        </w:tc>
+      </w:tr>
+      <w:tr>
+        <w:trPr>
+          <w:cantSplit/>
+          <w:trHeight w:val="720" w:hRule="atLeast"/>
+        </w:trPr>
+        <w:tc>
+          <w:tcPr>
+            <w:tcW w:type="dxa" w:w="2200"/>
+            <w:shd w:fill="F5F4EF" w:color="auto" w:val="clear"/>
+            <w:tcMar>
+              <w:top w:type="dxa" w:w="100"/>
+              <w:left w:type="dxa" w:w="140"/>
+              <w:bottom w:type="dxa" w:w="100"/>
+              <w:right w:type="dxa" w:w="140"/>
+            </w:tcMar>
+            <w:vAlign w:val="top"/>
+          </w:tcPr>
+          <w:p>
+            <w:pPr>
+              <w:spacing w:after="0" w:before="0" w:line="276"/>
+            </w:pPr>
+            <w:r>
+              <w:rPr>
+                <w:rFonts w:ascii="Segoe UI" w:cs="Segoe UI" w:eastAsia="Segoe UI" w:hAnsi="Segoe UI"/>
+                <w:b/>
+                <w:bCs/>
+                <w:i w:val="false"/>
+                <w:iCs w:val="false"/>
+                <w:caps/>
+                <w:color w:val="68707E"/>
+                <w:spacing w:val="12"/>
+                <w:sz w:val="16"/>
+                <w:szCs w:val="16"/>
+              </w:rPr>
+              <w:t xml:space="preserve">Plain English</w:t>
+            </w:r>
+          </w:p>
+        </w:tc>
+        <w:tc>
+          <w:tcPr>
+            <w:tcW w:type="dxa" w:w="7880"/>
+            <w:tcMar>
+              <w:top w:type="dxa" w:w="100"/>
+              <w:left w:type="dxa" w:w="140"/>
+              <w:bottom w:type="dxa" w:w="100"/>
+              <w:right w:type="dxa" w:w="140"/>
+            </w:tcMar>
+          </w:tcPr>
+          <w:p>
+            <w:pPr>
+              <w:spacing w:after="0" w:before="0" w:line="276"/>
+            </w:pPr>
+          </w:p>
+        </w:tc>
+      </w:tr>
+      <w:tr>
+        <w:trPr>
+          <w:cantSplit/>
+          <w:trHeight w:val="720" w:hRule="atLeast"/>
+        </w:trPr>
+        <w:tc>
+          <w:tcPr>
+            <w:tcW w:type="dxa" w:w="2200"/>
+            <w:shd w:fill="F5F4EF" w:color="auto" w:val="clear"/>
+            <w:tcMar>
+              <w:top w:type="dxa" w:w="100"/>
+              <w:left w:type="dxa" w:w="140"/>
+              <w:bottom w:type="dxa" w:w="100"/>
+              <w:right w:type="dxa" w:w="140"/>
+            </w:tcMar>
+            <w:vAlign w:val="top"/>
+          </w:tcPr>
+          <w:p>
+            <w:pPr>
+              <w:spacing w:after="0" w:before="0" w:line="276"/>
+            </w:pPr>
+            <w:r>
+              <w:rPr>
+                <w:rFonts w:ascii="Segoe UI" w:cs="Segoe UI" w:eastAsia="Segoe UI" w:hAnsi="Segoe UI"/>
+                <w:b/>
+                <w:bCs/>
+                <w:i w:val="false"/>
+                <w:iCs w:val="false"/>
+                <w:caps/>
+                <w:color w:val="68707E"/>
+                <w:spacing w:val="12"/>
+                <w:sz w:val="16"/>
+                <w:szCs w:val="16"/>
+              </w:rPr>
+              <w:t xml:space="preserve">Why it matters</w:t>
+            </w:r>
+          </w:p>
+        </w:tc>
+        <w:tc>
+          <w:tcPr>
+            <w:tcW w:type="dxa" w:w="7880"/>
+            <w:tcMar>
+              <w:top w:type="dxa" w:w="100"/>
+              <w:left w:type="dxa" w:w="140"/>
+              <w:bottom w:type="dxa" w:w="100"/>
+              <w:right w:type="dxa" w:w="140"/>
+            </w:tcMar>
+          </w:tcPr>
+          <w:p>
+            <w:pPr>
+              <w:spacing w:after="0" w:before="0" w:line="276"/>
+            </w:pPr>
+          </w:p>
+        </w:tc>
+      </w:tr>
+      <w:tr>
+        <w:trPr>
+          <w:cantSplit/>
+          <w:trHeight w:val="720" w:hRule="atLeast"/>
+        </w:trPr>
+        <w:tc>
+          <w:tcPr>
+            <w:tcW w:type="dxa" w:w="2200"/>
+            <w:shd w:fill="F5F4EF" w:color="auto" w:val="clear"/>
+            <w:tcMar>
+              <w:top w:type="dxa" w:w="100"/>
+              <w:left w:type="dxa" w:w="140"/>
+              <w:bottom w:type="dxa" w:w="100"/>
+              <w:right w:type="dxa" w:w="140"/>
+            </w:tcMar>
+            <w:vAlign w:val="top"/>
+          </w:tcPr>
+          <w:p>
+            <w:pPr>
+              <w:spacing w:after="0" w:before="0" w:line="276"/>
+            </w:pPr>
+            <w:r>
+              <w:rPr>
+                <w:rFonts w:ascii="Segoe UI" w:cs="Segoe UI" w:eastAsia="Segoe UI" w:hAnsi="Segoe UI"/>
+                <w:b/>
+                <w:bCs/>
+                <w:i w:val="false"/>
+                <w:iCs w:val="false"/>
+                <w:caps/>
+                <w:color w:val="68707E"/>
+                <w:spacing w:val="12"/>
+                <w:sz w:val="16"/>
+                <w:szCs w:val="16"/>
+              </w:rPr>
+              <w:t xml:space="preserve">In a sentence</w:t>
+            </w:r>
+          </w:p>
+        </w:tc>
+        <w:tc>
+          <w:tcPr>
+            <w:tcW w:type="dxa" w:w="7880"/>
+            <w:tcMar>
+              <w:top w:type="dxa" w:w="100"/>
+              <w:left w:type="dxa" w:w="140"/>
+              <w:bottom w:type="dxa" w:w="100"/>
+              <w:right w:type="dxa" w:w="140"/>
+            </w:tcMar>
+          </w:tcPr>
+          <w:p>
+            <w:pPr>
+              <w:spacing w:after="0" w:before="0" w:line="276"/>
+            </w:pPr>
+          </w:p>
+        </w:tc>
+      </w:tr>
+      <w:tr>
+        <w:trPr>
+          <w:cantSplit/>
+          <w:trHeight w:val="440" w:hRule="atLeast"/>
+        </w:trPr>
+        <w:tc>
+          <w:tcPr>
+            <w:tcW w:type="dxa" w:w="2200"/>
+            <w:shd w:fill="F5F4EF" w:color="auto" w:val="clear"/>
+            <w:tcMar>
+              <w:top w:type="dxa" w:w="100"/>
+              <w:left w:type="dxa" w:w="140"/>
+              <w:bottom w:type="dxa" w:w="100"/>
+              <w:right w:type="dxa" w:w="140"/>
+            </w:tcMar>
+            <w:vAlign w:val="top"/>
+          </w:tcPr>
+          <w:p>
+            <w:pPr>
+              <w:spacing w:after="0" w:before="0" w:line="276"/>
+            </w:pPr>
+            <w:r>
+              <w:rPr>
+                <w:rFonts w:ascii="Segoe UI" w:cs="Segoe UI" w:eastAsia="Segoe UI" w:hAnsi="Segoe UI"/>
+                <w:b/>
+                <w:bCs/>
+                <w:i w:val="false"/>
+                <w:iCs w:val="false"/>
+                <w:caps/>
+                <w:color w:val="68707E"/>
+                <w:spacing w:val="12"/>
+                <w:sz w:val="16"/>
+                <w:szCs w:val="16"/>
+              </w:rPr>
+              <w:t xml:space="preserve">Related to</w:t>
+            </w:r>
+          </w:p>
+        </w:tc>
+        <w:tc>
+          <w:tcPr>
+            <w:tcW w:type="dxa" w:w="7880"/>
+            <w:tcMar>
+              <w:top w:type="dxa" w:w="100"/>
+              <w:left w:type="dxa" w:w="140"/>
+              <w:bottom w:type="dxa" w:w="100"/>
+              <w:right w:type="dxa" w:w="140"/>
+            </w:tcMar>
+          </w:tcPr>
+          <w:p>
+            <w:pPr>
+              <w:spacing w:after="0" w:before="0" w:line="276"/>
+            </w:pPr>
+          </w:p>
+        </w:tc>
+      </w:tr>
+      <w:tr>
+        <w:trPr>
+          <w:cantSplit/>
+          <w:trHeight w:val="440" w:hRule="atLeast"/>
+        </w:trPr>
+        <w:tc>
+          <w:tcPr>
+            <w:tcW w:type="dxa" w:w="2200"/>
+            <w:shd w:fill="F5F4EF" w:color="auto" w:val="clear"/>
+            <w:tcMar>
+              <w:top w:type="dxa" w:w="100"/>
+              <w:left w:type="dxa" w:w="140"/>
+              <w:bottom w:type="dxa" w:w="100"/>
+              <w:right w:type="dxa" w:w="140"/>
+            </w:tcMar>
+            <w:vAlign w:val="top"/>
+          </w:tcPr>
+          <w:p>
+            <w:pPr>
+              <w:spacing w:after="0" w:before="0" w:line="276"/>
+            </w:pPr>
+            <w:r>
+              <w:rPr>
+                <w:rFonts w:ascii="Segoe UI" w:cs="Segoe UI" w:eastAsia="Segoe UI" w:hAnsi="Segoe UI"/>
+                <w:b/>
+                <w:bCs/>
+                <w:i w:val="false"/>
+                <w:iCs w:val="false"/>
+                <w:caps/>
+                <w:color w:val="68707E"/>
+                <w:spacing w:val="12"/>
+                <w:sz w:val="16"/>
+                <w:szCs w:val="16"/>
+              </w:rPr>
+              <w:t xml:space="preserve">Where I saw it</w:t>
+            </w:r>
+          </w:p>
+        </w:tc>
+        <w:tc>
+          <w:tcPr>
+            <w:tcW w:type="dxa" w:w="7880"/>
+            <w:tcMar>
+              <w:top w:type="dxa" w:w="100"/>
+              <w:left w:type="dxa" w:w="140"/>
+              <w:bottom w:type="dxa" w:w="100"/>
+              <w:right w:type="dxa" w:w="140"/>
+            </w:tcMar>
+          </w:tcPr>
+          <w:p>
+            <w:pPr>
+              <w:spacing w:after="0" w:before="0" w:line="276"/>
+            </w:pPr>
+          </w:p>
+        </w:tc>
+      </w:tr>
+    </w:tbl>
+    <w:p>
+      <w:pPr>
+        <w:spacing w:after="100" w:before="0" w:line="276"/>
       </w:pPr>
     </w:p>
     <w:tbl>
@@ -3873,62 +6870,7 @@
       <w:tr>
         <w:trPr>
           <w:cantSplit/>
-          <w:trHeight w:val="440" w:hRule="atLeast"/>
-        </w:trPr>
-        <w:tc>
-          <w:tcPr>
-            <w:tcW w:type="dxa" w:w="2200"/>
-            <w:shd w:fill="F5F4EF" w:color="auto" w:val="clear"/>
-            <w:tcMar>
-              <w:top w:type="dxa" w:w="100"/>
-              <w:left w:type="dxa" w:w="140"/>
-              <w:bottom w:type="dxa" w:w="100"/>
-              <w:right w:type="dxa" w:w="140"/>
-            </w:tcMar>
-            <w:vAlign w:val="top"/>
-          </w:tcPr>
-          <w:p>
-            <w:pPr>
-              <w:spacing w:after="0" w:before="0" w:line="276"/>
-            </w:pPr>
-            <w:r>
-              <w:rPr>
-                <w:rFonts w:ascii="Segoe UI" w:cs="Segoe UI" w:eastAsia="Segoe UI" w:hAnsi="Segoe UI"/>
-                <w:b/>
-                <w:bCs/>
-                <w:i w:val="false"/>
-                <w:iCs w:val="false"/>
-                <w:caps/>
-                <w:color w:val="68707E"/>
-                <w:spacing w:val="12"/>
-                <w:sz w:val="16"/>
-                <w:szCs w:val="16"/>
-              </w:rPr>
-              <w:t xml:space="preserve">Say it like</w:t>
-            </w:r>
-          </w:p>
-        </w:tc>
-        <w:tc>
-          <w:tcPr>
-            <w:tcW w:type="dxa" w:w="7880"/>
-            <w:tcMar>
-              <w:top w:type="dxa" w:w="100"/>
-              <w:left w:type="dxa" w:w="140"/>
-              <w:bottom w:type="dxa" w:w="100"/>
-              <w:right w:type="dxa" w:w="140"/>
-            </w:tcMar>
-          </w:tcPr>
-          <w:p>
-            <w:pPr>
-              <w:spacing w:after="0" w:before="0" w:line="276"/>
-            </w:pPr>
-          </w:p>
-        </w:tc>
-      </w:tr>
-      <w:tr>
-        <w:trPr>
-          <w:cantSplit/>
-          <w:trHeight w:val="900" w:hRule="atLeast"/>
+          <w:trHeight w:val="720" w:hRule="atLeast"/>
         </w:trPr>
         <w:tc>
           <w:tcPr>
@@ -3983,7 +6925,7 @@
       <w:tr>
         <w:trPr>
           <w:cantSplit/>
-          <w:trHeight w:val="900" w:hRule="atLeast"/>
+          <w:trHeight w:val="720" w:hRule="atLeast"/>
         </w:trPr>
         <w:tc>
           <w:tcPr>
@@ -4038,7 +6980,7 @@
       <w:tr>
         <w:trPr>
           <w:cantSplit/>
-          <w:trHeight w:val="900" w:hRule="atLeast"/>
+          <w:trHeight w:val="720" w:hRule="atLeast"/>
         </w:trPr>
         <w:tc>
           <w:tcPr>
@@ -4203,9 +7145,1432 @@
     </w:tbl>
     <w:p>
       <w:pPr>
-        <w:spacing w:after="240" w:before="0" w:line="276"/>
+        <w:spacing w:after="100" w:before="0" w:line="276"/>
       </w:pPr>
     </w:p>
+    <w:tbl>
+      <w:tblPr>
+        <w:tblW w:type="dxa" w:w="10080"/>
+        <w:tblBorders>
+          <w:top w:val="single" w:color="D8D4C9" w:sz="4"/>
+          <w:left w:val="single" w:color="D8D4C9" w:sz="4"/>
+          <w:bottom w:val="single" w:color="D8D4C9" w:sz="4"/>
+          <w:right w:val="single" w:color="D8D4C9" w:sz="4"/>
+          <w:insideH w:val="single" w:color="E4E2DA" w:sz="4"/>
+          <w:insideV w:val="single" w:color="E4E2DA" w:sz="4"/>
+        </w:tblBorders>
+      </w:tblPr>
+      <w:tblGrid>
+        <w:gridCol w:w="2200"/>
+        <w:gridCol w:w="7880"/>
+      </w:tblGrid>
+      <w:tr>
+        <w:trPr>
+          <w:cantSplit/>
+          <w:trHeight w:val="440" w:hRule="atLeast"/>
+        </w:trPr>
+        <w:tc>
+          <w:tcPr>
+            <w:tcW w:type="dxa" w:w="2200"/>
+            <w:shd w:fill="F5F4EF" w:color="auto" w:val="clear"/>
+            <w:tcMar>
+              <w:top w:type="dxa" w:w="100"/>
+              <w:left w:type="dxa" w:w="140"/>
+              <w:bottom w:type="dxa" w:w="100"/>
+              <w:right w:type="dxa" w:w="140"/>
+            </w:tcMar>
+            <w:vAlign w:val="top"/>
+          </w:tcPr>
+          <w:p>
+            <w:pPr>
+              <w:spacing w:after="0" w:before="0" w:line="276"/>
+            </w:pPr>
+            <w:r>
+              <w:rPr>
+                <w:rFonts w:ascii="Segoe UI" w:cs="Segoe UI" w:eastAsia="Segoe UI" w:hAnsi="Segoe UI"/>
+                <w:b/>
+                <w:bCs/>
+                <w:i w:val="false"/>
+                <w:iCs w:val="false"/>
+                <w:caps/>
+                <w:color w:val="68707E"/>
+                <w:spacing w:val="12"/>
+                <w:sz w:val="16"/>
+                <w:szCs w:val="16"/>
+              </w:rPr>
+              <w:t xml:space="preserve">Term</w:t>
+            </w:r>
+          </w:p>
+        </w:tc>
+        <w:tc>
+          <w:tcPr>
+            <w:tcW w:type="dxa" w:w="7880"/>
+            <w:tcMar>
+              <w:top w:type="dxa" w:w="100"/>
+              <w:left w:type="dxa" w:w="140"/>
+              <w:bottom w:type="dxa" w:w="100"/>
+              <w:right w:type="dxa" w:w="140"/>
+            </w:tcMar>
+          </w:tcPr>
+          <w:p>
+            <w:pPr>
+              <w:spacing w:after="0" w:before="0" w:line="276"/>
+            </w:pPr>
+          </w:p>
+        </w:tc>
+      </w:tr>
+      <w:tr>
+        <w:trPr>
+          <w:cantSplit/>
+          <w:trHeight w:val="720" w:hRule="atLeast"/>
+        </w:trPr>
+        <w:tc>
+          <w:tcPr>
+            <w:tcW w:type="dxa" w:w="2200"/>
+            <w:shd w:fill="F5F4EF" w:color="auto" w:val="clear"/>
+            <w:tcMar>
+              <w:top w:type="dxa" w:w="100"/>
+              <w:left w:type="dxa" w:w="140"/>
+              <w:bottom w:type="dxa" w:w="100"/>
+              <w:right w:type="dxa" w:w="140"/>
+            </w:tcMar>
+            <w:vAlign w:val="top"/>
+          </w:tcPr>
+          <w:p>
+            <w:pPr>
+              <w:spacing w:after="0" w:before="0" w:line="276"/>
+            </w:pPr>
+            <w:r>
+              <w:rPr>
+                <w:rFonts w:ascii="Segoe UI" w:cs="Segoe UI" w:eastAsia="Segoe UI" w:hAnsi="Segoe UI"/>
+                <w:b/>
+                <w:bCs/>
+                <w:i w:val="false"/>
+                <w:iCs w:val="false"/>
+                <w:caps/>
+                <w:color w:val="68707E"/>
+                <w:spacing w:val="12"/>
+                <w:sz w:val="16"/>
+                <w:szCs w:val="16"/>
+              </w:rPr>
+              <w:t xml:space="preserve">Plain English</w:t>
+            </w:r>
+          </w:p>
+        </w:tc>
+        <w:tc>
+          <w:tcPr>
+            <w:tcW w:type="dxa" w:w="7880"/>
+            <w:tcMar>
+              <w:top w:type="dxa" w:w="100"/>
+              <w:left w:type="dxa" w:w="140"/>
+              <w:bottom w:type="dxa" w:w="100"/>
+              <w:right w:type="dxa" w:w="140"/>
+            </w:tcMar>
+          </w:tcPr>
+          <w:p>
+            <w:pPr>
+              <w:spacing w:after="0" w:before="0" w:line="276"/>
+            </w:pPr>
+          </w:p>
+        </w:tc>
+      </w:tr>
+      <w:tr>
+        <w:trPr>
+          <w:cantSplit/>
+          <w:trHeight w:val="720" w:hRule="atLeast"/>
+        </w:trPr>
+        <w:tc>
+          <w:tcPr>
+            <w:tcW w:type="dxa" w:w="2200"/>
+            <w:shd w:fill="F5F4EF" w:color="auto" w:val="clear"/>
+            <w:tcMar>
+              <w:top w:type="dxa" w:w="100"/>
+              <w:left w:type="dxa" w:w="140"/>
+              <w:bottom w:type="dxa" w:w="100"/>
+              <w:right w:type="dxa" w:w="140"/>
+            </w:tcMar>
+            <w:vAlign w:val="top"/>
+          </w:tcPr>
+          <w:p>
+            <w:pPr>
+              <w:spacing w:after="0" w:before="0" w:line="276"/>
+            </w:pPr>
+            <w:r>
+              <w:rPr>
+                <w:rFonts w:ascii="Segoe UI" w:cs="Segoe UI" w:eastAsia="Segoe UI" w:hAnsi="Segoe UI"/>
+                <w:b/>
+                <w:bCs/>
+                <w:i w:val="false"/>
+                <w:iCs w:val="false"/>
+                <w:caps/>
+                <w:color w:val="68707E"/>
+                <w:spacing w:val="12"/>
+                <w:sz w:val="16"/>
+                <w:szCs w:val="16"/>
+              </w:rPr>
+              <w:t xml:space="preserve">Why it matters</w:t>
+            </w:r>
+          </w:p>
+        </w:tc>
+        <w:tc>
+          <w:tcPr>
+            <w:tcW w:type="dxa" w:w="7880"/>
+            <w:tcMar>
+              <w:top w:type="dxa" w:w="100"/>
+              <w:left w:type="dxa" w:w="140"/>
+              <w:bottom w:type="dxa" w:w="100"/>
+              <w:right w:type="dxa" w:w="140"/>
+            </w:tcMar>
+          </w:tcPr>
+          <w:p>
+            <w:pPr>
+              <w:spacing w:after="0" w:before="0" w:line="276"/>
+            </w:pPr>
+          </w:p>
+        </w:tc>
+      </w:tr>
+      <w:tr>
+        <w:trPr>
+          <w:cantSplit/>
+          <w:trHeight w:val="720" w:hRule="atLeast"/>
+        </w:trPr>
+        <w:tc>
+          <w:tcPr>
+            <w:tcW w:type="dxa" w:w="2200"/>
+            <w:shd w:fill="F5F4EF" w:color="auto" w:val="clear"/>
+            <w:tcMar>
+              <w:top w:type="dxa" w:w="100"/>
+              <w:left w:type="dxa" w:w="140"/>
+              <w:bottom w:type="dxa" w:w="100"/>
+              <w:right w:type="dxa" w:w="140"/>
+            </w:tcMar>
+            <w:vAlign w:val="top"/>
+          </w:tcPr>
+          <w:p>
+            <w:pPr>
+              <w:spacing w:after="0" w:before="0" w:line="276"/>
+            </w:pPr>
+            <w:r>
+              <w:rPr>
+                <w:rFonts w:ascii="Segoe UI" w:cs="Segoe UI" w:eastAsia="Segoe UI" w:hAnsi="Segoe UI"/>
+                <w:b/>
+                <w:bCs/>
+                <w:i w:val="false"/>
+                <w:iCs w:val="false"/>
+                <w:caps/>
+                <w:color w:val="68707E"/>
+                <w:spacing w:val="12"/>
+                <w:sz w:val="16"/>
+                <w:szCs w:val="16"/>
+              </w:rPr>
+              <w:t xml:space="preserve">In a sentence</w:t>
+            </w:r>
+          </w:p>
+        </w:tc>
+        <w:tc>
+          <w:tcPr>
+            <w:tcW w:type="dxa" w:w="7880"/>
+            <w:tcMar>
+              <w:top w:type="dxa" w:w="100"/>
+              <w:left w:type="dxa" w:w="140"/>
+              <w:bottom w:type="dxa" w:w="100"/>
+              <w:right w:type="dxa" w:w="140"/>
+            </w:tcMar>
+          </w:tcPr>
+          <w:p>
+            <w:pPr>
+              <w:spacing w:after="0" w:before="0" w:line="276"/>
+            </w:pPr>
+          </w:p>
+        </w:tc>
+      </w:tr>
+      <w:tr>
+        <w:trPr>
+          <w:cantSplit/>
+          <w:trHeight w:val="440" w:hRule="atLeast"/>
+        </w:trPr>
+        <w:tc>
+          <w:tcPr>
+            <w:tcW w:type="dxa" w:w="2200"/>
+            <w:shd w:fill="F5F4EF" w:color="auto" w:val="clear"/>
+            <w:tcMar>
+              <w:top w:type="dxa" w:w="100"/>
+              <w:left w:type="dxa" w:w="140"/>
+              <w:bottom w:type="dxa" w:w="100"/>
+              <w:right w:type="dxa" w:w="140"/>
+            </w:tcMar>
+            <w:vAlign w:val="top"/>
+          </w:tcPr>
+          <w:p>
+            <w:pPr>
+              <w:spacing w:after="0" w:before="0" w:line="276"/>
+            </w:pPr>
+            <w:r>
+              <w:rPr>
+                <w:rFonts w:ascii="Segoe UI" w:cs="Segoe UI" w:eastAsia="Segoe UI" w:hAnsi="Segoe UI"/>
+                <w:b/>
+                <w:bCs/>
+                <w:i w:val="false"/>
+                <w:iCs w:val="false"/>
+                <w:caps/>
+                <w:color w:val="68707E"/>
+                <w:spacing w:val="12"/>
+                <w:sz w:val="16"/>
+                <w:szCs w:val="16"/>
+              </w:rPr>
+              <w:t xml:space="preserve">Related to</w:t>
+            </w:r>
+          </w:p>
+        </w:tc>
+        <w:tc>
+          <w:tcPr>
+            <w:tcW w:type="dxa" w:w="7880"/>
+            <w:tcMar>
+              <w:top w:type="dxa" w:w="100"/>
+              <w:left w:type="dxa" w:w="140"/>
+              <w:bottom w:type="dxa" w:w="100"/>
+              <w:right w:type="dxa" w:w="140"/>
+            </w:tcMar>
+          </w:tcPr>
+          <w:p>
+            <w:pPr>
+              <w:spacing w:after="0" w:before="0" w:line="276"/>
+            </w:pPr>
+          </w:p>
+        </w:tc>
+      </w:tr>
+      <w:tr>
+        <w:trPr>
+          <w:cantSplit/>
+          <w:trHeight w:val="440" w:hRule="atLeast"/>
+        </w:trPr>
+        <w:tc>
+          <w:tcPr>
+            <w:tcW w:type="dxa" w:w="2200"/>
+            <w:shd w:fill="F5F4EF" w:color="auto" w:val="clear"/>
+            <w:tcMar>
+              <w:top w:type="dxa" w:w="100"/>
+              <w:left w:type="dxa" w:w="140"/>
+              <w:bottom w:type="dxa" w:w="100"/>
+              <w:right w:type="dxa" w:w="140"/>
+            </w:tcMar>
+            <w:vAlign w:val="top"/>
+          </w:tcPr>
+          <w:p>
+            <w:pPr>
+              <w:spacing w:after="0" w:before="0" w:line="276"/>
+            </w:pPr>
+            <w:r>
+              <w:rPr>
+                <w:rFonts w:ascii="Segoe UI" w:cs="Segoe UI" w:eastAsia="Segoe UI" w:hAnsi="Segoe UI"/>
+                <w:b/>
+                <w:bCs/>
+                <w:i w:val="false"/>
+                <w:iCs w:val="false"/>
+                <w:caps/>
+                <w:color w:val="68707E"/>
+                <w:spacing w:val="12"/>
+                <w:sz w:val="16"/>
+                <w:szCs w:val="16"/>
+              </w:rPr>
+              <w:t xml:space="preserve">Where I saw it</w:t>
+            </w:r>
+          </w:p>
+        </w:tc>
+        <w:tc>
+          <w:tcPr>
+            <w:tcW w:type="dxa" w:w="7880"/>
+            <w:tcMar>
+              <w:top w:type="dxa" w:w="100"/>
+              <w:left w:type="dxa" w:w="140"/>
+              <w:bottom w:type="dxa" w:w="100"/>
+              <w:right w:type="dxa" w:w="140"/>
+            </w:tcMar>
+          </w:tcPr>
+          <w:p>
+            <w:pPr>
+              <w:spacing w:after="0" w:before="0" w:line="276"/>
+            </w:pPr>
+          </w:p>
+        </w:tc>
+      </w:tr>
+    </w:tbl>
+    <w:p>
+      <w:r>
+        <w:br w:type="page"/>
+      </w:r>
+    </w:p>
+    <w:p>
+      <w:pPr>
+        <w:spacing w:after="80" w:before="0" w:line="276"/>
+      </w:pPr>
+      <w:r>
+        <w:rPr>
+          <w:rFonts w:ascii="Segoe UI" w:cs="Segoe UI" w:eastAsia="Segoe UI" w:hAnsi="Segoe UI"/>
+          <w:b/>
+          <w:bCs/>
+          <w:i w:val="false"/>
+          <w:iCs w:val="false"/>
+          <w:caps/>
+          <w:color w:val="B91C1C"/>
+          <w:spacing w:val="14"/>
+          <w:sz w:val="16"/>
+          <w:szCs w:val="16"/>
+        </w:rPr>
+        <w:t xml:space="preserve">New entries (continued)</w:t>
+      </w:r>
+    </w:p>
+    <w:tbl>
+      <w:tblPr>
+        <w:tblW w:type="dxa" w:w="10080"/>
+        <w:tblBorders>
+          <w:top w:val="single" w:color="D8D4C9" w:sz="4"/>
+          <w:left w:val="single" w:color="D8D4C9" w:sz="4"/>
+          <w:bottom w:val="single" w:color="D8D4C9" w:sz="4"/>
+          <w:right w:val="single" w:color="D8D4C9" w:sz="4"/>
+          <w:insideH w:val="single" w:color="E4E2DA" w:sz="4"/>
+          <w:insideV w:val="single" w:color="E4E2DA" w:sz="4"/>
+        </w:tblBorders>
+      </w:tblPr>
+      <w:tblGrid>
+        <w:gridCol w:w="2200"/>
+        <w:gridCol w:w="7880"/>
+      </w:tblGrid>
+      <w:tr>
+        <w:trPr>
+          <w:cantSplit/>
+          <w:trHeight w:val="440" w:hRule="atLeast"/>
+        </w:trPr>
+        <w:tc>
+          <w:tcPr>
+            <w:tcW w:type="dxa" w:w="2200"/>
+            <w:shd w:fill="F5F4EF" w:color="auto" w:val="clear"/>
+            <w:tcMar>
+              <w:top w:type="dxa" w:w="100"/>
+              <w:left w:type="dxa" w:w="140"/>
+              <w:bottom w:type="dxa" w:w="100"/>
+              <w:right w:type="dxa" w:w="140"/>
+            </w:tcMar>
+            <w:vAlign w:val="top"/>
+          </w:tcPr>
+          <w:p>
+            <w:pPr>
+              <w:spacing w:after="0" w:before="0" w:line="276"/>
+            </w:pPr>
+            <w:r>
+              <w:rPr>
+                <w:rFonts w:ascii="Segoe UI" w:cs="Segoe UI" w:eastAsia="Segoe UI" w:hAnsi="Segoe UI"/>
+                <w:b/>
+                <w:bCs/>
+                <w:i w:val="false"/>
+                <w:iCs w:val="false"/>
+                <w:caps/>
+                <w:color w:val="68707E"/>
+                <w:spacing w:val="12"/>
+                <w:sz w:val="16"/>
+                <w:szCs w:val="16"/>
+              </w:rPr>
+              <w:t xml:space="preserve">Term</w:t>
+            </w:r>
+          </w:p>
+        </w:tc>
+        <w:tc>
+          <w:tcPr>
+            <w:tcW w:type="dxa" w:w="7880"/>
+            <w:tcMar>
+              <w:top w:type="dxa" w:w="100"/>
+              <w:left w:type="dxa" w:w="140"/>
+              <w:bottom w:type="dxa" w:w="100"/>
+              <w:right w:type="dxa" w:w="140"/>
+            </w:tcMar>
+          </w:tcPr>
+          <w:p>
+            <w:pPr>
+              <w:spacing w:after="0" w:before="0" w:line="276"/>
+            </w:pPr>
+          </w:p>
+        </w:tc>
+      </w:tr>
+      <w:tr>
+        <w:trPr>
+          <w:cantSplit/>
+          <w:trHeight w:val="720" w:hRule="atLeast"/>
+        </w:trPr>
+        <w:tc>
+          <w:tcPr>
+            <w:tcW w:type="dxa" w:w="2200"/>
+            <w:shd w:fill="F5F4EF" w:color="auto" w:val="clear"/>
+            <w:tcMar>
+              <w:top w:type="dxa" w:w="100"/>
+              <w:left w:type="dxa" w:w="140"/>
+              <w:bottom w:type="dxa" w:w="100"/>
+              <w:right w:type="dxa" w:w="140"/>
+            </w:tcMar>
+            <w:vAlign w:val="top"/>
+          </w:tcPr>
+          <w:p>
+            <w:pPr>
+              <w:spacing w:after="0" w:before="0" w:line="276"/>
+            </w:pPr>
+            <w:r>
+              <w:rPr>
+                <w:rFonts w:ascii="Segoe UI" w:cs="Segoe UI" w:eastAsia="Segoe UI" w:hAnsi="Segoe UI"/>
+                <w:b/>
+                <w:bCs/>
+                <w:i w:val="false"/>
+                <w:iCs w:val="false"/>
+                <w:caps/>
+                <w:color w:val="68707E"/>
+                <w:spacing w:val="12"/>
+                <w:sz w:val="16"/>
+                <w:szCs w:val="16"/>
+              </w:rPr>
+              <w:t xml:space="preserve">Plain English</w:t>
+            </w:r>
+          </w:p>
+        </w:tc>
+        <w:tc>
+          <w:tcPr>
+            <w:tcW w:type="dxa" w:w="7880"/>
+            <w:tcMar>
+              <w:top w:type="dxa" w:w="100"/>
+              <w:left w:type="dxa" w:w="140"/>
+              <w:bottom w:type="dxa" w:w="100"/>
+              <w:right w:type="dxa" w:w="140"/>
+            </w:tcMar>
+          </w:tcPr>
+          <w:p>
+            <w:pPr>
+              <w:spacing w:after="0" w:before="0" w:line="276"/>
+            </w:pPr>
+          </w:p>
+        </w:tc>
+      </w:tr>
+      <w:tr>
+        <w:trPr>
+          <w:cantSplit/>
+          <w:trHeight w:val="720" w:hRule="atLeast"/>
+        </w:trPr>
+        <w:tc>
+          <w:tcPr>
+            <w:tcW w:type="dxa" w:w="2200"/>
+            <w:shd w:fill="F5F4EF" w:color="auto" w:val="clear"/>
+            <w:tcMar>
+              <w:top w:type="dxa" w:w="100"/>
+              <w:left w:type="dxa" w:w="140"/>
+              <w:bottom w:type="dxa" w:w="100"/>
+              <w:right w:type="dxa" w:w="140"/>
+            </w:tcMar>
+            <w:vAlign w:val="top"/>
+          </w:tcPr>
+          <w:p>
+            <w:pPr>
+              <w:spacing w:after="0" w:before="0" w:line="276"/>
+            </w:pPr>
+            <w:r>
+              <w:rPr>
+                <w:rFonts w:ascii="Segoe UI" w:cs="Segoe UI" w:eastAsia="Segoe UI" w:hAnsi="Segoe UI"/>
+                <w:b/>
+                <w:bCs/>
+                <w:i w:val="false"/>
+                <w:iCs w:val="false"/>
+                <w:caps/>
+                <w:color w:val="68707E"/>
+                <w:spacing w:val="12"/>
+                <w:sz w:val="16"/>
+                <w:szCs w:val="16"/>
+              </w:rPr>
+              <w:t xml:space="preserve">Why it matters</w:t>
+            </w:r>
+          </w:p>
+        </w:tc>
+        <w:tc>
+          <w:tcPr>
+            <w:tcW w:type="dxa" w:w="7880"/>
+            <w:tcMar>
+              <w:top w:type="dxa" w:w="100"/>
+              <w:left w:type="dxa" w:w="140"/>
+              <w:bottom w:type="dxa" w:w="100"/>
+              <w:right w:type="dxa" w:w="140"/>
+            </w:tcMar>
+          </w:tcPr>
+          <w:p>
+            <w:pPr>
+              <w:spacing w:after="0" w:before="0" w:line="276"/>
+            </w:pPr>
+          </w:p>
+        </w:tc>
+      </w:tr>
+      <w:tr>
+        <w:trPr>
+          <w:cantSplit/>
+          <w:trHeight w:val="720" w:hRule="atLeast"/>
+        </w:trPr>
+        <w:tc>
+          <w:tcPr>
+            <w:tcW w:type="dxa" w:w="2200"/>
+            <w:shd w:fill="F5F4EF" w:color="auto" w:val="clear"/>
+            <w:tcMar>
+              <w:top w:type="dxa" w:w="100"/>
+              <w:left w:type="dxa" w:w="140"/>
+              <w:bottom w:type="dxa" w:w="100"/>
+              <w:right w:type="dxa" w:w="140"/>
+            </w:tcMar>
+            <w:vAlign w:val="top"/>
+          </w:tcPr>
+          <w:p>
+            <w:pPr>
+              <w:spacing w:after="0" w:before="0" w:line="276"/>
+            </w:pPr>
+            <w:r>
+              <w:rPr>
+                <w:rFonts w:ascii="Segoe UI" w:cs="Segoe UI" w:eastAsia="Segoe UI" w:hAnsi="Segoe UI"/>
+                <w:b/>
+                <w:bCs/>
+                <w:i w:val="false"/>
+                <w:iCs w:val="false"/>
+                <w:caps/>
+                <w:color w:val="68707E"/>
+                <w:spacing w:val="12"/>
+                <w:sz w:val="16"/>
+                <w:szCs w:val="16"/>
+              </w:rPr>
+              <w:t xml:space="preserve">In a sentence</w:t>
+            </w:r>
+          </w:p>
+        </w:tc>
+        <w:tc>
+          <w:tcPr>
+            <w:tcW w:type="dxa" w:w="7880"/>
+            <w:tcMar>
+              <w:top w:type="dxa" w:w="100"/>
+              <w:left w:type="dxa" w:w="140"/>
+              <w:bottom w:type="dxa" w:w="100"/>
+              <w:right w:type="dxa" w:w="140"/>
+            </w:tcMar>
+          </w:tcPr>
+          <w:p>
+            <w:pPr>
+              <w:spacing w:after="0" w:before="0" w:line="276"/>
+            </w:pPr>
+          </w:p>
+        </w:tc>
+      </w:tr>
+      <w:tr>
+        <w:trPr>
+          <w:cantSplit/>
+          <w:trHeight w:val="440" w:hRule="atLeast"/>
+        </w:trPr>
+        <w:tc>
+          <w:tcPr>
+            <w:tcW w:type="dxa" w:w="2200"/>
+            <w:shd w:fill="F5F4EF" w:color="auto" w:val="clear"/>
+            <w:tcMar>
+              <w:top w:type="dxa" w:w="100"/>
+              <w:left w:type="dxa" w:w="140"/>
+              <w:bottom w:type="dxa" w:w="100"/>
+              <w:right w:type="dxa" w:w="140"/>
+            </w:tcMar>
+            <w:vAlign w:val="top"/>
+          </w:tcPr>
+          <w:p>
+            <w:pPr>
+              <w:spacing w:after="0" w:before="0" w:line="276"/>
+            </w:pPr>
+            <w:r>
+              <w:rPr>
+                <w:rFonts w:ascii="Segoe UI" w:cs="Segoe UI" w:eastAsia="Segoe UI" w:hAnsi="Segoe UI"/>
+                <w:b/>
+                <w:bCs/>
+                <w:i w:val="false"/>
+                <w:iCs w:val="false"/>
+                <w:caps/>
+                <w:color w:val="68707E"/>
+                <w:spacing w:val="12"/>
+                <w:sz w:val="16"/>
+                <w:szCs w:val="16"/>
+              </w:rPr>
+              <w:t xml:space="preserve">Related to</w:t>
+            </w:r>
+          </w:p>
+        </w:tc>
+        <w:tc>
+          <w:tcPr>
+            <w:tcW w:type="dxa" w:w="7880"/>
+            <w:tcMar>
+              <w:top w:type="dxa" w:w="100"/>
+              <w:left w:type="dxa" w:w="140"/>
+              <w:bottom w:type="dxa" w:w="100"/>
+              <w:right w:type="dxa" w:w="140"/>
+            </w:tcMar>
+          </w:tcPr>
+          <w:p>
+            <w:pPr>
+              <w:spacing w:after="0" w:before="0" w:line="276"/>
+            </w:pPr>
+          </w:p>
+        </w:tc>
+      </w:tr>
+      <w:tr>
+        <w:trPr>
+          <w:cantSplit/>
+          <w:trHeight w:val="440" w:hRule="atLeast"/>
+        </w:trPr>
+        <w:tc>
+          <w:tcPr>
+            <w:tcW w:type="dxa" w:w="2200"/>
+            <w:shd w:fill="F5F4EF" w:color="auto" w:val="clear"/>
+            <w:tcMar>
+              <w:top w:type="dxa" w:w="100"/>
+              <w:left w:type="dxa" w:w="140"/>
+              <w:bottom w:type="dxa" w:w="100"/>
+              <w:right w:type="dxa" w:w="140"/>
+            </w:tcMar>
+            <w:vAlign w:val="top"/>
+          </w:tcPr>
+          <w:p>
+            <w:pPr>
+              <w:spacing w:after="0" w:before="0" w:line="276"/>
+            </w:pPr>
+            <w:r>
+              <w:rPr>
+                <w:rFonts w:ascii="Segoe UI" w:cs="Segoe UI" w:eastAsia="Segoe UI" w:hAnsi="Segoe UI"/>
+                <w:b/>
+                <w:bCs/>
+                <w:i w:val="false"/>
+                <w:iCs w:val="false"/>
+                <w:caps/>
+                <w:color w:val="68707E"/>
+                <w:spacing w:val="12"/>
+                <w:sz w:val="16"/>
+                <w:szCs w:val="16"/>
+              </w:rPr>
+              <w:t xml:space="preserve">Where I saw it</w:t>
+            </w:r>
+          </w:p>
+        </w:tc>
+        <w:tc>
+          <w:tcPr>
+            <w:tcW w:type="dxa" w:w="7880"/>
+            <w:tcMar>
+              <w:top w:type="dxa" w:w="100"/>
+              <w:left w:type="dxa" w:w="140"/>
+              <w:bottom w:type="dxa" w:w="100"/>
+              <w:right w:type="dxa" w:w="140"/>
+            </w:tcMar>
+          </w:tcPr>
+          <w:p>
+            <w:pPr>
+              <w:spacing w:after="0" w:before="0" w:line="276"/>
+            </w:pPr>
+          </w:p>
+        </w:tc>
+      </w:tr>
+    </w:tbl>
+    <w:p>
+      <w:pPr>
+        <w:spacing w:after="100" w:before="0" w:line="276"/>
+      </w:pPr>
+    </w:p>
+    <w:tbl>
+      <w:tblPr>
+        <w:tblW w:type="dxa" w:w="10080"/>
+        <w:tblBorders>
+          <w:top w:val="single" w:color="D8D4C9" w:sz="4"/>
+          <w:left w:val="single" w:color="D8D4C9" w:sz="4"/>
+          <w:bottom w:val="single" w:color="D8D4C9" w:sz="4"/>
+          <w:right w:val="single" w:color="D8D4C9" w:sz="4"/>
+          <w:insideH w:val="single" w:color="E4E2DA" w:sz="4"/>
+          <w:insideV w:val="single" w:color="E4E2DA" w:sz="4"/>
+        </w:tblBorders>
+      </w:tblPr>
+      <w:tblGrid>
+        <w:gridCol w:w="2200"/>
+        <w:gridCol w:w="7880"/>
+      </w:tblGrid>
+      <w:tr>
+        <w:trPr>
+          <w:cantSplit/>
+          <w:trHeight w:val="440" w:hRule="atLeast"/>
+        </w:trPr>
+        <w:tc>
+          <w:tcPr>
+            <w:tcW w:type="dxa" w:w="2200"/>
+            <w:shd w:fill="F5F4EF" w:color="auto" w:val="clear"/>
+            <w:tcMar>
+              <w:top w:type="dxa" w:w="100"/>
+              <w:left w:type="dxa" w:w="140"/>
+              <w:bottom w:type="dxa" w:w="100"/>
+              <w:right w:type="dxa" w:w="140"/>
+            </w:tcMar>
+            <w:vAlign w:val="top"/>
+          </w:tcPr>
+          <w:p>
+            <w:pPr>
+              <w:spacing w:after="0" w:before="0" w:line="276"/>
+            </w:pPr>
+            <w:r>
+              <w:rPr>
+                <w:rFonts w:ascii="Segoe UI" w:cs="Segoe UI" w:eastAsia="Segoe UI" w:hAnsi="Segoe UI"/>
+                <w:b/>
+                <w:bCs/>
+                <w:i w:val="false"/>
+                <w:iCs w:val="false"/>
+                <w:caps/>
+                <w:color w:val="68707E"/>
+                <w:spacing w:val="12"/>
+                <w:sz w:val="16"/>
+                <w:szCs w:val="16"/>
+              </w:rPr>
+              <w:t xml:space="preserve">Term</w:t>
+            </w:r>
+          </w:p>
+        </w:tc>
+        <w:tc>
+          <w:tcPr>
+            <w:tcW w:type="dxa" w:w="7880"/>
+            <w:tcMar>
+              <w:top w:type="dxa" w:w="100"/>
+              <w:left w:type="dxa" w:w="140"/>
+              <w:bottom w:type="dxa" w:w="100"/>
+              <w:right w:type="dxa" w:w="140"/>
+            </w:tcMar>
+          </w:tcPr>
+          <w:p>
+            <w:pPr>
+              <w:spacing w:after="0" w:before="0" w:line="276"/>
+            </w:pPr>
+          </w:p>
+        </w:tc>
+      </w:tr>
+      <w:tr>
+        <w:trPr>
+          <w:cantSplit/>
+          <w:trHeight w:val="720" w:hRule="atLeast"/>
+        </w:trPr>
+        <w:tc>
+          <w:tcPr>
+            <w:tcW w:type="dxa" w:w="2200"/>
+            <w:shd w:fill="F5F4EF" w:color="auto" w:val="clear"/>
+            <w:tcMar>
+              <w:top w:type="dxa" w:w="100"/>
+              <w:left w:type="dxa" w:w="140"/>
+              <w:bottom w:type="dxa" w:w="100"/>
+              <w:right w:type="dxa" w:w="140"/>
+            </w:tcMar>
+            <w:vAlign w:val="top"/>
+          </w:tcPr>
+          <w:p>
+            <w:pPr>
+              <w:spacing w:after="0" w:before="0" w:line="276"/>
+            </w:pPr>
+            <w:r>
+              <w:rPr>
+                <w:rFonts w:ascii="Segoe UI" w:cs="Segoe UI" w:eastAsia="Segoe UI" w:hAnsi="Segoe UI"/>
+                <w:b/>
+                <w:bCs/>
+                <w:i w:val="false"/>
+                <w:iCs w:val="false"/>
+                <w:caps/>
+                <w:color w:val="68707E"/>
+                <w:spacing w:val="12"/>
+                <w:sz w:val="16"/>
+                <w:szCs w:val="16"/>
+              </w:rPr>
+              <w:t xml:space="preserve">Plain English</w:t>
+            </w:r>
+          </w:p>
+        </w:tc>
+        <w:tc>
+          <w:tcPr>
+            <w:tcW w:type="dxa" w:w="7880"/>
+            <w:tcMar>
+              <w:top w:type="dxa" w:w="100"/>
+              <w:left w:type="dxa" w:w="140"/>
+              <w:bottom w:type="dxa" w:w="100"/>
+              <w:right w:type="dxa" w:w="140"/>
+            </w:tcMar>
+          </w:tcPr>
+          <w:p>
+            <w:pPr>
+              <w:spacing w:after="0" w:before="0" w:line="276"/>
+            </w:pPr>
+          </w:p>
+        </w:tc>
+      </w:tr>
+      <w:tr>
+        <w:trPr>
+          <w:cantSplit/>
+          <w:trHeight w:val="720" w:hRule="atLeast"/>
+        </w:trPr>
+        <w:tc>
+          <w:tcPr>
+            <w:tcW w:type="dxa" w:w="2200"/>
+            <w:shd w:fill="F5F4EF" w:color="auto" w:val="clear"/>
+            <w:tcMar>
+              <w:top w:type="dxa" w:w="100"/>
+              <w:left w:type="dxa" w:w="140"/>
+              <w:bottom w:type="dxa" w:w="100"/>
+              <w:right w:type="dxa" w:w="140"/>
+            </w:tcMar>
+            <w:vAlign w:val="top"/>
+          </w:tcPr>
+          <w:p>
+            <w:pPr>
+              <w:spacing w:after="0" w:before="0" w:line="276"/>
+            </w:pPr>
+            <w:r>
+              <w:rPr>
+                <w:rFonts w:ascii="Segoe UI" w:cs="Segoe UI" w:eastAsia="Segoe UI" w:hAnsi="Segoe UI"/>
+                <w:b/>
+                <w:bCs/>
+                <w:i w:val="false"/>
+                <w:iCs w:val="false"/>
+                <w:caps/>
+                <w:color w:val="68707E"/>
+                <w:spacing w:val="12"/>
+                <w:sz w:val="16"/>
+                <w:szCs w:val="16"/>
+              </w:rPr>
+              <w:t xml:space="preserve">Why it matters</w:t>
+            </w:r>
+          </w:p>
+        </w:tc>
+        <w:tc>
+          <w:tcPr>
+            <w:tcW w:type="dxa" w:w="7880"/>
+            <w:tcMar>
+              <w:top w:type="dxa" w:w="100"/>
+              <w:left w:type="dxa" w:w="140"/>
+              <w:bottom w:type="dxa" w:w="100"/>
+              <w:right w:type="dxa" w:w="140"/>
+            </w:tcMar>
+          </w:tcPr>
+          <w:p>
+            <w:pPr>
+              <w:spacing w:after="0" w:before="0" w:line="276"/>
+            </w:pPr>
+          </w:p>
+        </w:tc>
+      </w:tr>
+      <w:tr>
+        <w:trPr>
+          <w:cantSplit/>
+          <w:trHeight w:val="720" w:hRule="atLeast"/>
+        </w:trPr>
+        <w:tc>
+          <w:tcPr>
+            <w:tcW w:type="dxa" w:w="2200"/>
+            <w:shd w:fill="F5F4EF" w:color="auto" w:val="clear"/>
+            <w:tcMar>
+              <w:top w:type="dxa" w:w="100"/>
+              <w:left w:type="dxa" w:w="140"/>
+              <w:bottom w:type="dxa" w:w="100"/>
+              <w:right w:type="dxa" w:w="140"/>
+            </w:tcMar>
+            <w:vAlign w:val="top"/>
+          </w:tcPr>
+          <w:p>
+            <w:pPr>
+              <w:spacing w:after="0" w:before="0" w:line="276"/>
+            </w:pPr>
+            <w:r>
+              <w:rPr>
+                <w:rFonts w:ascii="Segoe UI" w:cs="Segoe UI" w:eastAsia="Segoe UI" w:hAnsi="Segoe UI"/>
+                <w:b/>
+                <w:bCs/>
+                <w:i w:val="false"/>
+                <w:iCs w:val="false"/>
+                <w:caps/>
+                <w:color w:val="68707E"/>
+                <w:spacing w:val="12"/>
+                <w:sz w:val="16"/>
+                <w:szCs w:val="16"/>
+              </w:rPr>
+              <w:t xml:space="preserve">In a sentence</w:t>
+            </w:r>
+          </w:p>
+        </w:tc>
+        <w:tc>
+          <w:tcPr>
+            <w:tcW w:type="dxa" w:w="7880"/>
+            <w:tcMar>
+              <w:top w:type="dxa" w:w="100"/>
+              <w:left w:type="dxa" w:w="140"/>
+              <w:bottom w:type="dxa" w:w="100"/>
+              <w:right w:type="dxa" w:w="140"/>
+            </w:tcMar>
+          </w:tcPr>
+          <w:p>
+            <w:pPr>
+              <w:spacing w:after="0" w:before="0" w:line="276"/>
+            </w:pPr>
+          </w:p>
+        </w:tc>
+      </w:tr>
+      <w:tr>
+        <w:trPr>
+          <w:cantSplit/>
+          <w:trHeight w:val="440" w:hRule="atLeast"/>
+        </w:trPr>
+        <w:tc>
+          <w:tcPr>
+            <w:tcW w:type="dxa" w:w="2200"/>
+            <w:shd w:fill="F5F4EF" w:color="auto" w:val="clear"/>
+            <w:tcMar>
+              <w:top w:type="dxa" w:w="100"/>
+              <w:left w:type="dxa" w:w="140"/>
+              <w:bottom w:type="dxa" w:w="100"/>
+              <w:right w:type="dxa" w:w="140"/>
+            </w:tcMar>
+            <w:vAlign w:val="top"/>
+          </w:tcPr>
+          <w:p>
+            <w:pPr>
+              <w:spacing w:after="0" w:before="0" w:line="276"/>
+            </w:pPr>
+            <w:r>
+              <w:rPr>
+                <w:rFonts w:ascii="Segoe UI" w:cs="Segoe UI" w:eastAsia="Segoe UI" w:hAnsi="Segoe UI"/>
+                <w:b/>
+                <w:bCs/>
+                <w:i w:val="false"/>
+                <w:iCs w:val="false"/>
+                <w:caps/>
+                <w:color w:val="68707E"/>
+                <w:spacing w:val="12"/>
+                <w:sz w:val="16"/>
+                <w:szCs w:val="16"/>
+              </w:rPr>
+              <w:t xml:space="preserve">Related to</w:t>
+            </w:r>
+          </w:p>
+        </w:tc>
+        <w:tc>
+          <w:tcPr>
+            <w:tcW w:type="dxa" w:w="7880"/>
+            <w:tcMar>
+              <w:top w:type="dxa" w:w="100"/>
+              <w:left w:type="dxa" w:w="140"/>
+              <w:bottom w:type="dxa" w:w="100"/>
+              <w:right w:type="dxa" w:w="140"/>
+            </w:tcMar>
+          </w:tcPr>
+          <w:p>
+            <w:pPr>
+              <w:spacing w:after="0" w:before="0" w:line="276"/>
+            </w:pPr>
+          </w:p>
+        </w:tc>
+      </w:tr>
+      <w:tr>
+        <w:trPr>
+          <w:cantSplit/>
+          <w:trHeight w:val="440" w:hRule="atLeast"/>
+        </w:trPr>
+        <w:tc>
+          <w:tcPr>
+            <w:tcW w:type="dxa" w:w="2200"/>
+            <w:shd w:fill="F5F4EF" w:color="auto" w:val="clear"/>
+            <w:tcMar>
+              <w:top w:type="dxa" w:w="100"/>
+              <w:left w:type="dxa" w:w="140"/>
+              <w:bottom w:type="dxa" w:w="100"/>
+              <w:right w:type="dxa" w:w="140"/>
+            </w:tcMar>
+            <w:vAlign w:val="top"/>
+          </w:tcPr>
+          <w:p>
+            <w:pPr>
+              <w:spacing w:after="0" w:before="0" w:line="276"/>
+            </w:pPr>
+            <w:r>
+              <w:rPr>
+                <w:rFonts w:ascii="Segoe UI" w:cs="Segoe UI" w:eastAsia="Segoe UI" w:hAnsi="Segoe UI"/>
+                <w:b/>
+                <w:bCs/>
+                <w:i w:val="false"/>
+                <w:iCs w:val="false"/>
+                <w:caps/>
+                <w:color w:val="68707E"/>
+                <w:spacing w:val="12"/>
+                <w:sz w:val="16"/>
+                <w:szCs w:val="16"/>
+              </w:rPr>
+              <w:t xml:space="preserve">Where I saw it</w:t>
+            </w:r>
+          </w:p>
+        </w:tc>
+        <w:tc>
+          <w:tcPr>
+            <w:tcW w:type="dxa" w:w="7880"/>
+            <w:tcMar>
+              <w:top w:type="dxa" w:w="100"/>
+              <w:left w:type="dxa" w:w="140"/>
+              <w:bottom w:type="dxa" w:w="100"/>
+              <w:right w:type="dxa" w:w="140"/>
+            </w:tcMar>
+          </w:tcPr>
+          <w:p>
+            <w:pPr>
+              <w:spacing w:after="0" w:before="0" w:line="276"/>
+            </w:pPr>
+          </w:p>
+        </w:tc>
+      </w:tr>
+    </w:tbl>
+    <w:p>
+      <w:pPr>
+        <w:spacing w:after="100" w:before="0" w:line="276"/>
+      </w:pPr>
+    </w:p>
+    <w:tbl>
+      <w:tblPr>
+        <w:tblW w:type="dxa" w:w="10080"/>
+        <w:tblBorders>
+          <w:top w:val="single" w:color="D8D4C9" w:sz="4"/>
+          <w:left w:val="single" w:color="D8D4C9" w:sz="4"/>
+          <w:bottom w:val="single" w:color="D8D4C9" w:sz="4"/>
+          <w:right w:val="single" w:color="D8D4C9" w:sz="4"/>
+          <w:insideH w:val="single" w:color="E4E2DA" w:sz="4"/>
+          <w:insideV w:val="single" w:color="E4E2DA" w:sz="4"/>
+        </w:tblBorders>
+      </w:tblPr>
+      <w:tblGrid>
+        <w:gridCol w:w="2200"/>
+        <w:gridCol w:w="7880"/>
+      </w:tblGrid>
+      <w:tr>
+        <w:trPr>
+          <w:cantSplit/>
+          <w:trHeight w:val="440" w:hRule="atLeast"/>
+        </w:trPr>
+        <w:tc>
+          <w:tcPr>
+            <w:tcW w:type="dxa" w:w="2200"/>
+            <w:shd w:fill="F5F4EF" w:color="auto" w:val="clear"/>
+            <w:tcMar>
+              <w:top w:type="dxa" w:w="100"/>
+              <w:left w:type="dxa" w:w="140"/>
+              <w:bottom w:type="dxa" w:w="100"/>
+              <w:right w:type="dxa" w:w="140"/>
+            </w:tcMar>
+            <w:vAlign w:val="top"/>
+          </w:tcPr>
+          <w:p>
+            <w:pPr>
+              <w:spacing w:after="0" w:before="0" w:line="276"/>
+            </w:pPr>
+            <w:r>
+              <w:rPr>
+                <w:rFonts w:ascii="Segoe UI" w:cs="Segoe UI" w:eastAsia="Segoe UI" w:hAnsi="Segoe UI"/>
+                <w:b/>
+                <w:bCs/>
+                <w:i w:val="false"/>
+                <w:iCs w:val="false"/>
+                <w:caps/>
+                <w:color w:val="68707E"/>
+                <w:spacing w:val="12"/>
+                <w:sz w:val="16"/>
+                <w:szCs w:val="16"/>
+              </w:rPr>
+              <w:t xml:space="preserve">Term</w:t>
+            </w:r>
+          </w:p>
+        </w:tc>
+        <w:tc>
+          <w:tcPr>
+            <w:tcW w:type="dxa" w:w="7880"/>
+            <w:tcMar>
+              <w:top w:type="dxa" w:w="100"/>
+              <w:left w:type="dxa" w:w="140"/>
+              <w:bottom w:type="dxa" w:w="100"/>
+              <w:right w:type="dxa" w:w="140"/>
+            </w:tcMar>
+          </w:tcPr>
+          <w:p>
+            <w:pPr>
+              <w:spacing w:after="0" w:before="0" w:line="276"/>
+            </w:pPr>
+          </w:p>
+        </w:tc>
+      </w:tr>
+      <w:tr>
+        <w:trPr>
+          <w:cantSplit/>
+          <w:trHeight w:val="720" w:hRule="atLeast"/>
+        </w:trPr>
+        <w:tc>
+          <w:tcPr>
+            <w:tcW w:type="dxa" w:w="2200"/>
+            <w:shd w:fill="F5F4EF" w:color="auto" w:val="clear"/>
+            <w:tcMar>
+              <w:top w:type="dxa" w:w="100"/>
+              <w:left w:type="dxa" w:w="140"/>
+              <w:bottom w:type="dxa" w:w="100"/>
+              <w:right w:type="dxa" w:w="140"/>
+            </w:tcMar>
+            <w:vAlign w:val="top"/>
+          </w:tcPr>
+          <w:p>
+            <w:pPr>
+              <w:spacing w:after="0" w:before="0" w:line="276"/>
+            </w:pPr>
+            <w:r>
+              <w:rPr>
+                <w:rFonts w:ascii="Segoe UI" w:cs="Segoe UI" w:eastAsia="Segoe UI" w:hAnsi="Segoe UI"/>
+                <w:b/>
+                <w:bCs/>
+                <w:i w:val="false"/>
+                <w:iCs w:val="false"/>
+                <w:caps/>
+                <w:color w:val="68707E"/>
+                <w:spacing w:val="12"/>
+                <w:sz w:val="16"/>
+                <w:szCs w:val="16"/>
+              </w:rPr>
+              <w:t xml:space="preserve">Plain English</w:t>
+            </w:r>
+          </w:p>
+        </w:tc>
+        <w:tc>
+          <w:tcPr>
+            <w:tcW w:type="dxa" w:w="7880"/>
+            <w:tcMar>
+              <w:top w:type="dxa" w:w="100"/>
+              <w:left w:type="dxa" w:w="140"/>
+              <w:bottom w:type="dxa" w:w="100"/>
+              <w:right w:type="dxa" w:w="140"/>
+            </w:tcMar>
+          </w:tcPr>
+          <w:p>
+            <w:pPr>
+              <w:spacing w:after="0" w:before="0" w:line="276"/>
+            </w:pPr>
+          </w:p>
+        </w:tc>
+      </w:tr>
+      <w:tr>
+        <w:trPr>
+          <w:cantSplit/>
+          <w:trHeight w:val="720" w:hRule="atLeast"/>
+        </w:trPr>
+        <w:tc>
+          <w:tcPr>
+            <w:tcW w:type="dxa" w:w="2200"/>
+            <w:shd w:fill="F5F4EF" w:color="auto" w:val="clear"/>
+            <w:tcMar>
+              <w:top w:type="dxa" w:w="100"/>
+              <w:left w:type="dxa" w:w="140"/>
+              <w:bottom w:type="dxa" w:w="100"/>
+              <w:right w:type="dxa" w:w="140"/>
+            </w:tcMar>
+            <w:vAlign w:val="top"/>
+          </w:tcPr>
+          <w:p>
+            <w:pPr>
+              <w:spacing w:after="0" w:before="0" w:line="276"/>
+            </w:pPr>
+            <w:r>
+              <w:rPr>
+                <w:rFonts w:ascii="Segoe UI" w:cs="Segoe UI" w:eastAsia="Segoe UI" w:hAnsi="Segoe UI"/>
+                <w:b/>
+                <w:bCs/>
+                <w:i w:val="false"/>
+                <w:iCs w:val="false"/>
+                <w:caps/>
+                <w:color w:val="68707E"/>
+                <w:spacing w:val="12"/>
+                <w:sz w:val="16"/>
+                <w:szCs w:val="16"/>
+              </w:rPr>
+              <w:t xml:space="preserve">Why it matters</w:t>
+            </w:r>
+          </w:p>
+        </w:tc>
+        <w:tc>
+          <w:tcPr>
+            <w:tcW w:type="dxa" w:w="7880"/>
+            <w:tcMar>
+              <w:top w:type="dxa" w:w="100"/>
+              <w:left w:type="dxa" w:w="140"/>
+              <w:bottom w:type="dxa" w:w="100"/>
+              <w:right w:type="dxa" w:w="140"/>
+            </w:tcMar>
+          </w:tcPr>
+          <w:p>
+            <w:pPr>
+              <w:spacing w:after="0" w:before="0" w:line="276"/>
+            </w:pPr>
+          </w:p>
+        </w:tc>
+      </w:tr>
+      <w:tr>
+        <w:trPr>
+          <w:cantSplit/>
+          <w:trHeight w:val="720" w:hRule="atLeast"/>
+        </w:trPr>
+        <w:tc>
+          <w:tcPr>
+            <w:tcW w:type="dxa" w:w="2200"/>
+            <w:shd w:fill="F5F4EF" w:color="auto" w:val="clear"/>
+            <w:tcMar>
+              <w:top w:type="dxa" w:w="100"/>
+              <w:left w:type="dxa" w:w="140"/>
+              <w:bottom w:type="dxa" w:w="100"/>
+              <w:right w:type="dxa" w:w="140"/>
+            </w:tcMar>
+            <w:vAlign w:val="top"/>
+          </w:tcPr>
+          <w:p>
+            <w:pPr>
+              <w:spacing w:after="0" w:before="0" w:line="276"/>
+            </w:pPr>
+            <w:r>
+              <w:rPr>
+                <w:rFonts w:ascii="Segoe UI" w:cs="Segoe UI" w:eastAsia="Segoe UI" w:hAnsi="Segoe UI"/>
+                <w:b/>
+                <w:bCs/>
+                <w:i w:val="false"/>
+                <w:iCs w:val="false"/>
+                <w:caps/>
+                <w:color w:val="68707E"/>
+                <w:spacing w:val="12"/>
+                <w:sz w:val="16"/>
+                <w:szCs w:val="16"/>
+              </w:rPr>
+              <w:t xml:space="preserve">In a sentence</w:t>
+            </w:r>
+          </w:p>
+        </w:tc>
+        <w:tc>
+          <w:tcPr>
+            <w:tcW w:type="dxa" w:w="7880"/>
+            <w:tcMar>
+              <w:top w:type="dxa" w:w="100"/>
+              <w:left w:type="dxa" w:w="140"/>
+              <w:bottom w:type="dxa" w:w="100"/>
+              <w:right w:type="dxa" w:w="140"/>
+            </w:tcMar>
+          </w:tcPr>
+          <w:p>
+            <w:pPr>
+              <w:spacing w:after="0" w:before="0" w:line="276"/>
+            </w:pPr>
+          </w:p>
+        </w:tc>
+      </w:tr>
+      <w:tr>
+        <w:trPr>
+          <w:cantSplit/>
+          <w:trHeight w:val="440" w:hRule="atLeast"/>
+        </w:trPr>
+        <w:tc>
+          <w:tcPr>
+            <w:tcW w:type="dxa" w:w="2200"/>
+            <w:shd w:fill="F5F4EF" w:color="auto" w:val="clear"/>
+            <w:tcMar>
+              <w:top w:type="dxa" w:w="100"/>
+              <w:left w:type="dxa" w:w="140"/>
+              <w:bottom w:type="dxa" w:w="100"/>
+              <w:right w:type="dxa" w:w="140"/>
+            </w:tcMar>
+            <w:vAlign w:val="top"/>
+          </w:tcPr>
+          <w:p>
+            <w:pPr>
+              <w:spacing w:after="0" w:before="0" w:line="276"/>
+            </w:pPr>
+            <w:r>
+              <w:rPr>
+                <w:rFonts w:ascii="Segoe UI" w:cs="Segoe UI" w:eastAsia="Segoe UI" w:hAnsi="Segoe UI"/>
+                <w:b/>
+                <w:bCs/>
+                <w:i w:val="false"/>
+                <w:iCs w:val="false"/>
+                <w:caps/>
+                <w:color w:val="68707E"/>
+                <w:spacing w:val="12"/>
+                <w:sz w:val="16"/>
+                <w:szCs w:val="16"/>
+              </w:rPr>
+              <w:t xml:space="preserve">Related to</w:t>
+            </w:r>
+          </w:p>
+        </w:tc>
+        <w:tc>
+          <w:tcPr>
+            <w:tcW w:type="dxa" w:w="7880"/>
+            <w:tcMar>
+              <w:top w:type="dxa" w:w="100"/>
+              <w:left w:type="dxa" w:w="140"/>
+              <w:bottom w:type="dxa" w:w="100"/>
+              <w:right w:type="dxa" w:w="140"/>
+            </w:tcMar>
+          </w:tcPr>
+          <w:p>
+            <w:pPr>
+              <w:spacing w:after="0" w:before="0" w:line="276"/>
+            </w:pPr>
+          </w:p>
+        </w:tc>
+      </w:tr>
+      <w:tr>
+        <w:trPr>
+          <w:cantSplit/>
+          <w:trHeight w:val="440" w:hRule="atLeast"/>
+        </w:trPr>
+        <w:tc>
+          <w:tcPr>
+            <w:tcW w:type="dxa" w:w="2200"/>
+            <w:shd w:fill="F5F4EF" w:color="auto" w:val="clear"/>
+            <w:tcMar>
+              <w:top w:type="dxa" w:w="100"/>
+              <w:left w:type="dxa" w:w="140"/>
+              <w:bottom w:type="dxa" w:w="100"/>
+              <w:right w:type="dxa" w:w="140"/>
+            </w:tcMar>
+            <w:vAlign w:val="top"/>
+          </w:tcPr>
+          <w:p>
+            <w:pPr>
+              <w:spacing w:after="0" w:before="0" w:line="276"/>
+            </w:pPr>
+            <w:r>
+              <w:rPr>
+                <w:rFonts w:ascii="Segoe UI" w:cs="Segoe UI" w:eastAsia="Segoe UI" w:hAnsi="Segoe UI"/>
+                <w:b/>
+                <w:bCs/>
+                <w:i w:val="false"/>
+                <w:iCs w:val="false"/>
+                <w:caps/>
+                <w:color w:val="68707E"/>
+                <w:spacing w:val="12"/>
+                <w:sz w:val="16"/>
+                <w:szCs w:val="16"/>
+              </w:rPr>
+              <w:t xml:space="preserve">Where I saw it</w:t>
+            </w:r>
+          </w:p>
+        </w:tc>
+        <w:tc>
+          <w:tcPr>
+            <w:tcW w:type="dxa" w:w="7880"/>
+            <w:tcMar>
+              <w:top w:type="dxa" w:w="100"/>
+              <w:left w:type="dxa" w:w="140"/>
+              <w:bottom w:type="dxa" w:w="100"/>
+              <w:right w:type="dxa" w:w="140"/>
+            </w:tcMar>
+          </w:tcPr>
+          <w:p>
+            <w:pPr>
+              <w:spacing w:after="0" w:before="0" w:line="276"/>
+            </w:pPr>
+          </w:p>
+        </w:tc>
+      </w:tr>
+    </w:tbl>
     <w:p>
       <w:pPr>
         <w:pBdr>
